--- a/生物信息学实验(Bioinformatics Lab.)/Week6/report/实验五 变异注释.docx
+++ b/生物信息学实验(Bioinformatics Lab.)/Week6/report/实验五 变异注释.docx
@@ -81,6 +81,7 @@
           <w:bCs/>
           <w:sz w:val="24"/>
           <w:szCs w:val="32"/>
+          <w:lang w:val="en-US"/>
         </w:rPr>
       </w:pPr>
       <w:r>
@@ -119,9 +120,149 @@
     </w:p>
     <w:p>
       <w:pPr>
+        <w:pStyle w:val="ListParagraph"/>
+        <w:numPr>
+          <w:ilvl w:val="0"/>
+          <w:numId w:val="19"/>
+        </w:numPr>
         <w:spacing w:line="360" w:lineRule="auto"/>
-        <w:rPr>
-          <w:rFonts w:ascii="Times New Roman" w:eastAsia="SimSun" w:hAnsi="Times New Roman" w:cs="Times New Roman" w:hint="eastAsia"/>
+        <w:ind w:firstLineChars="0"/>
+        <w:rPr>
+          <w:rFonts w:ascii="Times New Roman" w:eastAsia="SimSun" w:hAnsi="Times New Roman" w:cs="Times New Roman"/>
+        </w:rPr>
+      </w:pPr>
+      <w:r>
+        <w:rPr>
+          <w:rFonts w:ascii="Times New Roman" w:eastAsia="SimSun" w:hAnsi="Times New Roman" w:cs="Times New Roman" w:hint="eastAsia"/>
+        </w:rPr>
+        <w:t>了解变异注释的基本概念与</w:t>
+      </w:r>
+      <w:r>
+        <w:rPr>
+          <w:rFonts w:ascii="Times New Roman" w:eastAsia="SimSun" w:hAnsi="Times New Roman" w:cs="Times New Roman" w:hint="eastAsia"/>
+        </w:rPr>
+        <w:t>其</w:t>
+      </w:r>
+      <w:r>
+        <w:rPr>
+          <w:rFonts w:ascii="Times New Roman" w:eastAsia="SimSun" w:hAnsi="Times New Roman" w:cs="Times New Roman" w:hint="eastAsia"/>
+        </w:rPr>
+        <w:t>在基因组学分析中的作用</w:t>
+      </w:r>
+    </w:p>
+    <w:p>
+      <w:pPr>
+        <w:pStyle w:val="ListParagraph"/>
+        <w:numPr>
+          <w:ilvl w:val="0"/>
+          <w:numId w:val="19"/>
+        </w:numPr>
+        <w:spacing w:line="360" w:lineRule="auto"/>
+        <w:ind w:firstLineChars="0"/>
+        <w:rPr>
+          <w:rFonts w:ascii="Times New Roman" w:eastAsia="SimSun" w:hAnsi="Times New Roman" w:cs="Times New Roman"/>
+        </w:rPr>
+      </w:pPr>
+      <w:r>
+        <w:rPr>
+          <w:rFonts w:ascii="Calibri" w:eastAsia="SimSun" w:hAnsi="Calibri" w:cs="Calibri"/>
+        </w:rPr>
+        <w:t>﻿</w:t>
+      </w:r>
+      <w:r>
+        <w:rPr>
+          <w:rFonts w:ascii="Times New Roman" w:eastAsia="SimSun" w:hAnsi="Times New Roman" w:cs="Times New Roman" w:hint="eastAsia"/>
+        </w:rPr>
+        <w:t>掌握</w:t>
+      </w:r>
+      <w:r>
+        <w:rPr>
+          <w:rFonts w:ascii="Times New Roman" w:eastAsia="SimSun" w:hAnsi="Times New Roman" w:cs="Times New Roman"/>
+        </w:rPr>
+        <w:t>ANNOVAR</w:t>
+      </w:r>
+      <w:r>
+        <w:rPr>
+          <w:rFonts w:ascii="Times New Roman" w:eastAsia="SimSun" w:hAnsi="Times New Roman" w:cs="Times New Roman" w:hint="eastAsia"/>
+        </w:rPr>
+        <w:t>的</w:t>
+      </w:r>
+      <w:r>
+        <w:rPr>
+          <w:rFonts w:ascii="Times New Roman" w:eastAsia="SimSun" w:hAnsi="Times New Roman" w:cs="Times New Roman" w:hint="eastAsia"/>
+        </w:rPr>
+        <w:t>基本原理与使用方法</w:t>
+      </w:r>
+    </w:p>
+    <w:p>
+      <w:pPr>
+        <w:pStyle w:val="ListParagraph"/>
+        <w:numPr>
+          <w:ilvl w:val="0"/>
+          <w:numId w:val="19"/>
+        </w:numPr>
+        <w:spacing w:line="360" w:lineRule="auto"/>
+        <w:ind w:firstLineChars="0"/>
+        <w:rPr>
+          <w:rFonts w:ascii="Times New Roman" w:eastAsia="SimSun" w:hAnsi="Times New Roman" w:cs="Times New Roman"/>
+        </w:rPr>
+      </w:pPr>
+      <w:r>
+        <w:rPr>
+          <w:rFonts w:ascii="Calibri" w:eastAsia="SimSun" w:hAnsi="Calibri" w:cs="Calibri"/>
+        </w:rPr>
+        <w:t>﻿</w:t>
+      </w:r>
+      <w:r>
+        <w:rPr>
+          <w:rFonts w:ascii="Times New Roman" w:eastAsia="SimSun" w:hAnsi="Times New Roman" w:cs="Times New Roman" w:hint="eastAsia"/>
+        </w:rPr>
+        <w:t>完成从原始</w:t>
+      </w:r>
+      <w:r>
+        <w:rPr>
+          <w:rFonts w:ascii="Times New Roman" w:eastAsia="SimSun" w:hAnsi="Times New Roman" w:cs="Times New Roman"/>
+        </w:rPr>
+        <w:t>VCF</w:t>
+      </w:r>
+      <w:r>
+        <w:rPr>
+          <w:rFonts w:ascii="Times New Roman" w:eastAsia="SimSun" w:hAnsi="Times New Roman" w:cs="Times New Roman" w:hint="eastAsia"/>
+        </w:rPr>
+        <w:t>文件到注释报告的全流程分析</w:t>
+      </w:r>
+    </w:p>
+    <w:p>
+      <w:pPr>
+        <w:pStyle w:val="ListParagraph"/>
+        <w:numPr>
+          <w:ilvl w:val="0"/>
+          <w:numId w:val="19"/>
+        </w:numPr>
+        <w:spacing w:line="360" w:lineRule="auto"/>
+        <w:ind w:firstLineChars="0"/>
+        <w:rPr>
+          <w:rFonts w:ascii="Times New Roman" w:eastAsia="SimSun" w:hAnsi="Times New Roman" w:cs="Times New Roman" w:hint="eastAsia"/>
+        </w:rPr>
+      </w:pPr>
+      <w:r>
+        <w:rPr>
+          <w:rFonts w:ascii="Calibri" w:eastAsia="SimSun" w:hAnsi="Calibri" w:cs="Calibri"/>
+        </w:rPr>
+        <w:t>﻿</w:t>
+      </w:r>
+      <w:r>
+        <w:rPr>
+          <w:rFonts w:ascii="Times New Roman" w:eastAsia="SimSun" w:hAnsi="Times New Roman" w:cs="Times New Roman" w:hint="eastAsia"/>
+        </w:rPr>
+        <w:t>解读注释结果中的重要生物信息学指标</w:t>
+      </w:r>
+    </w:p>
+    <w:p>
+      <w:pPr>
+        <w:spacing w:line="360" w:lineRule="auto"/>
+        <w:rPr>
+          <w:rFonts w:ascii="Times New Roman" w:eastAsia="SimSun" w:hAnsi="Times New Roman" w:cs="Times New Roman"/>
           <w:b/>
           <w:bCs/>
           <w:sz w:val="24"/>
@@ -167,6 +308,266 @@
       <w:pPr>
         <w:spacing w:line="360" w:lineRule="auto"/>
         <w:rPr>
+          <w:rFonts w:ascii="Times New Roman" w:eastAsia="SimSun" w:hAnsi="Times New Roman" w:cs="Times New Roman" w:hint="eastAsia"/>
+        </w:rPr>
+      </w:pPr>
+      <w:r>
+        <w:rPr>
+          <w:rFonts w:ascii="Times New Roman" w:eastAsia="SimSun" w:hAnsi="Times New Roman" w:cs="Times New Roman"/>
+          <w:lang w:val="en-US"/>
+        </w:rPr>
+        <w:tab/>
+      </w:r>
+      <w:r>
+        <w:rPr>
+          <w:rFonts w:ascii="Times New Roman" w:eastAsia="SimSun" w:hAnsi="Times New Roman" w:cs="Times New Roman" w:hint="eastAsia"/>
+          <w:lang w:val="en-US"/>
+        </w:rPr>
+        <w:t>变</w:t>
+      </w:r>
+      <w:r>
+        <w:rPr>
+          <w:rFonts w:ascii="Times New Roman" w:eastAsia="SimSun" w:hAnsi="Times New Roman" w:cs="Times New Roman" w:hint="eastAsia"/>
+          <w:lang w:val="en-US"/>
+        </w:rPr>
+        <w:t>异注释在生物信息学中具有重要意义，</w:t>
+      </w:r>
+      <w:r>
+        <w:rPr>
+          <w:rFonts w:ascii="Times New Roman" w:eastAsia="SimSun" w:hAnsi="Times New Roman" w:cs="Times New Roman" w:hint="eastAsia"/>
+          <w:lang w:val="en-US"/>
+        </w:rPr>
+        <w:t>其</w:t>
+      </w:r>
+      <w:r>
+        <w:rPr>
+          <w:rFonts w:ascii="Times New Roman" w:eastAsia="SimSun" w:hAnsi="Times New Roman" w:cs="Times New Roman" w:hint="eastAsia"/>
+          <w:lang w:val="en-US"/>
+        </w:rPr>
+        <w:t>能</w:t>
+      </w:r>
+      <w:r>
+        <w:rPr>
+          <w:rFonts w:ascii="Times New Roman" w:eastAsia="SimSun" w:hAnsi="Times New Roman" w:cs="Times New Roman" w:hint="eastAsia"/>
+          <w:lang w:val="en-US"/>
+        </w:rPr>
+        <w:t>够</w:t>
+      </w:r>
+      <w:r>
+        <w:rPr>
+          <w:rFonts w:ascii="Times New Roman" w:eastAsia="SimSun" w:hAnsi="Times New Roman" w:cs="Times New Roman" w:hint="eastAsia"/>
+          <w:lang w:val="en-US"/>
+        </w:rPr>
+        <w:t>帮助研究者理解变异对</w:t>
+      </w:r>
+      <w:r>
+        <w:rPr>
+          <w:rFonts w:ascii="Times New Roman" w:eastAsia="SimSun" w:hAnsi="Times New Roman" w:cs="Times New Roman" w:hint="eastAsia"/>
+          <w:lang w:val="en-US"/>
+        </w:rPr>
+        <w:t>性状</w:t>
+      </w:r>
+      <w:r>
+        <w:rPr>
+          <w:rFonts w:ascii="Times New Roman" w:eastAsia="SimSun" w:hAnsi="Times New Roman" w:cs="Times New Roman" w:hint="eastAsia"/>
+          <w:lang w:val="en-US"/>
+        </w:rPr>
+        <w:t>的潜在影响。基因组测序技术的</w:t>
+      </w:r>
+      <w:r>
+        <w:rPr>
+          <w:rFonts w:ascii="Times New Roman" w:eastAsia="SimSun" w:hAnsi="Times New Roman" w:cs="Times New Roman" w:hint="eastAsia"/>
+          <w:lang w:val="en-US"/>
+        </w:rPr>
+        <w:t>迅猛</w:t>
+      </w:r>
+      <w:r>
+        <w:rPr>
+          <w:rFonts w:ascii="Times New Roman" w:eastAsia="SimSun" w:hAnsi="Times New Roman" w:cs="Times New Roman" w:hint="eastAsia"/>
+          <w:lang w:val="en-US"/>
+        </w:rPr>
+        <w:t>发展使得我们</w:t>
+      </w:r>
+      <w:r>
+        <w:rPr>
+          <w:rFonts w:ascii="Times New Roman" w:eastAsia="SimSun" w:hAnsi="Times New Roman" w:cs="Times New Roman" w:hint="eastAsia"/>
+          <w:lang w:val="en-US"/>
+        </w:rPr>
+        <w:t>可以在不同生物中</w:t>
+      </w:r>
+      <w:r>
+        <w:rPr>
+          <w:rFonts w:ascii="Times New Roman" w:eastAsia="SimSun" w:hAnsi="Times New Roman" w:cs="Times New Roman" w:hint="eastAsia"/>
+          <w:lang w:val="en-US"/>
+        </w:rPr>
+        <w:t>识别</w:t>
+      </w:r>
+      <w:r>
+        <w:rPr>
+          <w:rFonts w:ascii="Times New Roman" w:eastAsia="SimSun" w:hAnsi="Times New Roman" w:cs="Times New Roman" w:hint="eastAsia"/>
+          <w:lang w:val="en-US"/>
+        </w:rPr>
+        <w:t>出多种类型的</w:t>
+      </w:r>
+      <w:r>
+        <w:rPr>
+          <w:rFonts w:ascii="Times New Roman" w:eastAsia="SimSun" w:hAnsi="Times New Roman" w:cs="Times New Roman" w:hint="eastAsia"/>
+          <w:lang w:val="en-US"/>
+        </w:rPr>
+        <w:t>基因变异，包括单核苷酸突变（</w:t>
+      </w:r>
+      <w:r>
+        <w:rPr>
+          <w:rFonts w:ascii="Times New Roman" w:eastAsia="SimSun" w:hAnsi="Times New Roman" w:cs="Times New Roman" w:hint="eastAsia"/>
+          <w:lang w:val="en-US"/>
+        </w:rPr>
+        <w:t>单核苷酸多态性，</w:t>
+      </w:r>
+      <w:r>
+        <w:rPr>
+          <w:rFonts w:ascii="Times New Roman" w:eastAsia="SimSun" w:hAnsi="Times New Roman" w:cs="Times New Roman" w:hint="eastAsia"/>
+          <w:lang w:val="en-US"/>
+        </w:rPr>
+        <w:t>SNP</w:t>
+      </w:r>
+      <w:r>
+        <w:rPr>
+          <w:rFonts w:ascii="Times New Roman" w:eastAsia="SimSun" w:hAnsi="Times New Roman" w:cs="Times New Roman" w:hint="eastAsia"/>
+          <w:lang w:val="en-US"/>
+        </w:rPr>
+        <w:t>）、小片段插入和缺失（</w:t>
+      </w:r>
+      <w:r>
+        <w:rPr>
+          <w:rFonts w:ascii="Times New Roman" w:eastAsia="SimSun" w:hAnsi="Times New Roman" w:cs="Times New Roman" w:hint="eastAsia"/>
+          <w:lang w:val="en-US"/>
+        </w:rPr>
+        <w:t>i</w:t>
+      </w:r>
+      <w:r>
+        <w:rPr>
+          <w:rFonts w:ascii="Times New Roman" w:eastAsia="SimSun" w:hAnsi="Times New Roman" w:cs="Times New Roman" w:hint="eastAsia"/>
+          <w:lang w:val="en-US"/>
+        </w:rPr>
+        <w:t>ndels</w:t>
+      </w:r>
+      <w:r>
+        <w:rPr>
+          <w:rFonts w:ascii="Times New Roman" w:eastAsia="SimSun" w:hAnsi="Times New Roman" w:cs="Times New Roman" w:hint="eastAsia"/>
+          <w:lang w:val="en-US"/>
+        </w:rPr>
+        <w:t>）、以及更大规模的</w:t>
+      </w:r>
+      <w:r>
+        <w:rPr>
+          <w:rFonts w:ascii="Times New Roman" w:eastAsia="SimSun" w:hAnsi="Times New Roman" w:cs="Times New Roman" w:hint="eastAsia"/>
+          <w:lang w:val="en-US"/>
+        </w:rPr>
+        <w:t>染色体水平上的</w:t>
+      </w:r>
+      <w:r>
+        <w:rPr>
+          <w:rFonts w:ascii="Times New Roman" w:eastAsia="SimSun" w:hAnsi="Times New Roman" w:cs="Times New Roman" w:hint="eastAsia"/>
+          <w:lang w:val="en-US"/>
+        </w:rPr>
+        <w:t>变异（如染色体移位、缺失和替换等）。通过变异注释，可以</w:t>
+      </w:r>
+      <w:r>
+        <w:rPr>
+          <w:rFonts w:ascii="Times New Roman" w:eastAsia="SimSun" w:hAnsi="Times New Roman" w:cs="Times New Roman" w:hint="eastAsia"/>
+          <w:lang w:val="en-US"/>
+        </w:rPr>
+        <w:t>明确</w:t>
+      </w:r>
+      <w:r>
+        <w:rPr>
+          <w:rFonts w:ascii="Times New Roman" w:eastAsia="SimSun" w:hAnsi="Times New Roman" w:cs="Times New Roman" w:hint="eastAsia"/>
+          <w:lang w:val="en-US"/>
+        </w:rPr>
+        <w:t>这些变异</w:t>
+      </w:r>
+      <w:r>
+        <w:rPr>
+          <w:rFonts w:ascii="Times New Roman" w:eastAsia="SimSun" w:hAnsi="Times New Roman" w:cs="Times New Roman" w:hint="eastAsia"/>
+          <w:lang w:val="en-US"/>
+        </w:rPr>
+        <w:t>对功能的潜在影响，并</w:t>
+      </w:r>
+      <w:r>
+        <w:rPr>
+          <w:rFonts w:ascii="Times New Roman" w:eastAsia="SimSun" w:hAnsi="Times New Roman" w:cs="Times New Roman" w:hint="eastAsia"/>
+          <w:lang w:val="en-US"/>
+        </w:rPr>
+        <w:t>进行功能预测，</w:t>
+      </w:r>
+      <w:r>
+        <w:rPr>
+          <w:rFonts w:ascii="Times New Roman" w:eastAsia="SimSun" w:hAnsi="Times New Roman" w:cs="Times New Roman" w:hint="eastAsia"/>
+          <w:lang w:val="en-US"/>
+        </w:rPr>
+        <w:t>从而</w:t>
+      </w:r>
+      <w:r>
+        <w:rPr>
+          <w:rFonts w:ascii="Times New Roman" w:eastAsia="SimSun" w:hAnsi="Times New Roman" w:cs="Times New Roman" w:hint="eastAsia"/>
+          <w:lang w:val="en-US"/>
+        </w:rPr>
+        <w:t>评估其是否与</w:t>
+      </w:r>
+      <w:r>
+        <w:rPr>
+          <w:rFonts w:ascii="Times New Roman" w:eastAsia="SimSun" w:hAnsi="Times New Roman" w:cs="Times New Roman" w:hint="eastAsia"/>
+          <w:lang w:val="en-US"/>
+        </w:rPr>
+        <w:t>特定</w:t>
+      </w:r>
+      <w:r>
+        <w:rPr>
+          <w:rFonts w:ascii="Times New Roman" w:eastAsia="SimSun" w:hAnsi="Times New Roman" w:cs="Times New Roman" w:hint="eastAsia"/>
+          <w:lang w:val="en-US"/>
+        </w:rPr>
+        <w:t>疾病</w:t>
+      </w:r>
+      <w:r>
+        <w:rPr>
+          <w:rFonts w:ascii="Times New Roman" w:eastAsia="SimSun" w:hAnsi="Times New Roman" w:cs="Times New Roman" w:hint="eastAsia"/>
+          <w:lang w:val="en-US"/>
+        </w:rPr>
+        <w:t>、</w:t>
+      </w:r>
+      <w:r>
+        <w:rPr>
+          <w:rFonts w:ascii="Times New Roman" w:eastAsia="SimSun" w:hAnsi="Times New Roman" w:cs="Times New Roman" w:hint="eastAsia"/>
+          <w:lang w:val="en-US"/>
+        </w:rPr>
+        <w:t>生物学过程</w:t>
+      </w:r>
+      <w:r>
+        <w:rPr>
+          <w:rFonts w:ascii="Times New Roman" w:eastAsia="SimSun" w:hAnsi="Times New Roman" w:cs="Times New Roman" w:hint="eastAsia"/>
+          <w:lang w:val="en-US"/>
+        </w:rPr>
+        <w:t>或</w:t>
+      </w:r>
+      <w:r>
+        <w:rPr>
+          <w:rFonts w:ascii="Times New Roman" w:eastAsia="SimSun" w:hAnsi="Times New Roman" w:cs="Times New Roman" w:hint="eastAsia"/>
+          <w:lang w:val="en-US"/>
+        </w:rPr>
+        <w:t>表型特征相关</w:t>
+      </w:r>
+      <w:r>
+        <w:rPr>
+          <w:rFonts w:ascii="Times New Roman" w:eastAsia="SimSun" w:hAnsi="Times New Roman" w:cs="Times New Roman" w:hint="eastAsia"/>
+          <w:lang w:val="en-US"/>
+        </w:rPr>
+        <w:t>。</w:t>
+      </w:r>
+    </w:p>
+    <w:p>
+      <w:pPr>
+        <w:spacing w:line="360" w:lineRule="auto"/>
+        <w:rPr>
           <w:rFonts w:ascii="Times New Roman" w:eastAsia="SimSun" w:hAnsi="Times New Roman" w:cs="Times New Roman"/>
           <w:b/>
           <w:bCs/>
@@ -207,99 +608,365 @@
     </w:p>
     <w:p>
       <w:pPr>
-        <w:pStyle w:val="ListParagraph"/>
-        <w:numPr>
-          <w:ilvl w:val="0"/>
-          <w:numId w:val="3"/>
-        </w:numPr>
         <w:spacing w:line="360" w:lineRule="auto"/>
-        <w:ind w:firstLineChars="0"/>
+        <w:rPr>
+          <w:rFonts w:ascii="Times New Roman" w:eastAsia="SimSun" w:hAnsi="Times New Roman" w:cs="Times New Roman"/>
+          <w:szCs w:val="21"/>
+          <w:lang w:val="en-US"/>
+        </w:rPr>
+      </w:pPr>
+      <w:r>
         <w:rPr>
           <w:rFonts w:ascii="Times New Roman" w:eastAsia="SimSun" w:hAnsi="Times New Roman" w:cs="Times New Roman"/>
           <w:b/>
           <w:bCs/>
-          <w:szCs w:val="21"/>
-          <w:lang w:val="en-US"/>
-        </w:rPr>
-      </w:pPr>
-      <w:r>
-        <w:rPr>
-          <w:rFonts w:ascii="Times New Roman" w:eastAsia="SimSun" w:hAnsi="Times New Roman" w:cs="Times New Roman" w:hint="eastAsia"/>
-          <w:b/>
-          <w:bCs/>
-          <w:szCs w:val="21"/>
-          <w:lang w:val="en-US"/>
-        </w:rPr>
-        <w:t>基本信息</w:t>
-      </w:r>
-    </w:p>
-    <w:p>
-      <w:pPr>
-        <w:pStyle w:val="ListParagraph"/>
-        <w:numPr>
-          <w:ilvl w:val="0"/>
-          <w:numId w:val="3"/>
-        </w:numPr>
+          <w:sz w:val="24"/>
+          <w:lang w:val="en-US"/>
+        </w:rPr>
+        <w:tab/>
+      </w:r>
+      <w:r>
+        <w:rPr>
+          <w:rFonts w:ascii="Times New Roman" w:eastAsia="SimSun" w:hAnsi="Times New Roman" w:cs="Times New Roman" w:hint="eastAsia"/>
+          <w:szCs w:val="21"/>
+          <w:lang w:val="en-US"/>
+        </w:rPr>
+        <w:t>首先对已有的</w:t>
+      </w:r>
+      <w:r>
+        <w:rPr>
+          <w:rFonts w:ascii="Times New Roman" w:eastAsia="SimSun" w:hAnsi="Times New Roman" w:cs="Times New Roman"/>
+          <w:szCs w:val="21"/>
+          <w:lang w:val="en-US"/>
+        </w:rPr>
+        <w:t>.</w:t>
+      </w:r>
+      <w:proofErr w:type="spellStart"/>
+      <w:r>
+        <w:rPr>
+          <w:rFonts w:ascii="Times New Roman" w:eastAsia="SimSun" w:hAnsi="Times New Roman" w:cs="Times New Roman"/>
+          <w:szCs w:val="21"/>
+          <w:lang w:val="en-US"/>
+        </w:rPr>
+        <w:t>vcf</w:t>
+      </w:r>
+      <w:proofErr w:type="spellEnd"/>
+      <w:r>
+        <w:rPr>
+          <w:rFonts w:ascii="Times New Roman" w:eastAsia="SimSun" w:hAnsi="Times New Roman" w:cs="Times New Roman" w:hint="eastAsia"/>
+          <w:szCs w:val="21"/>
+          <w:lang w:val="en-US"/>
+        </w:rPr>
+        <w:t>文件整理得到输入文件，步骤包括将发生在同一位点的不同变异拆分为</w:t>
+      </w:r>
+      <w:r>
+        <w:rPr>
+          <w:rFonts w:ascii="Times New Roman" w:eastAsia="SimSun" w:hAnsi="Times New Roman" w:cs="Times New Roman" w:hint="eastAsia"/>
+          <w:szCs w:val="21"/>
+          <w:lang w:val="en-US"/>
+        </w:rPr>
+        <w:t>多</w:t>
+      </w:r>
+      <w:r>
+        <w:rPr>
+          <w:rFonts w:ascii="Times New Roman" w:eastAsia="SimSun" w:hAnsi="Times New Roman" w:cs="Times New Roman" w:hint="eastAsia"/>
+          <w:szCs w:val="21"/>
+          <w:lang w:val="en-US"/>
+        </w:rPr>
+        <w:t>行</w:t>
+      </w:r>
+      <w:r>
+        <w:rPr>
+          <w:rFonts w:ascii="Times New Roman" w:eastAsia="SimSun" w:hAnsi="Times New Roman" w:cs="Times New Roman" w:hint="eastAsia"/>
+          <w:szCs w:val="21"/>
+          <w:lang w:val="en-US"/>
+        </w:rPr>
+        <w:t>、</w:t>
+      </w:r>
+      <w:r>
+        <w:rPr>
+          <w:rFonts w:ascii="Times New Roman" w:eastAsia="SimSun" w:hAnsi="Times New Roman" w:cs="Times New Roman" w:hint="eastAsia"/>
+          <w:szCs w:val="21"/>
+          <w:lang w:val="en-US"/>
+        </w:rPr>
+        <w:t>统一突变位点位置的计算方式</w:t>
+      </w:r>
+      <w:r>
+        <w:rPr>
+          <w:rFonts w:ascii="Times New Roman" w:eastAsia="SimSun" w:hAnsi="Times New Roman" w:cs="Times New Roman" w:hint="eastAsia"/>
+          <w:szCs w:val="21"/>
+          <w:lang w:val="en-US"/>
+        </w:rPr>
+        <w:t>和</w:t>
+      </w:r>
+      <w:r>
+        <w:rPr>
+          <w:rFonts w:ascii="Times New Roman" w:eastAsia="SimSun" w:hAnsi="Times New Roman" w:cs="Times New Roman" w:hint="eastAsia"/>
+          <w:szCs w:val="21"/>
+          <w:lang w:val="en-US"/>
+        </w:rPr>
+        <w:t>将</w:t>
+      </w:r>
+      <w:r>
+        <w:rPr>
+          <w:rFonts w:ascii="Times New Roman" w:eastAsia="SimSun" w:hAnsi="Times New Roman" w:cs="Times New Roman"/>
+          <w:szCs w:val="21"/>
+          <w:lang w:val="en-US"/>
+        </w:rPr>
+        <w:t>.</w:t>
+      </w:r>
+      <w:proofErr w:type="spellStart"/>
+      <w:r>
+        <w:rPr>
+          <w:rFonts w:ascii="Times New Roman" w:eastAsia="SimSun" w:hAnsi="Times New Roman" w:cs="Times New Roman"/>
+          <w:szCs w:val="21"/>
+          <w:lang w:val="en-US"/>
+        </w:rPr>
+        <w:t>vcf</w:t>
+      </w:r>
+      <w:proofErr w:type="spellEnd"/>
+      <w:r>
+        <w:rPr>
+          <w:rFonts w:ascii="Times New Roman" w:eastAsia="SimSun" w:hAnsi="Times New Roman" w:cs="Times New Roman" w:hint="eastAsia"/>
+          <w:szCs w:val="21"/>
+          <w:lang w:val="en-US"/>
+        </w:rPr>
+        <w:t>转换为</w:t>
+      </w:r>
+      <w:r>
+        <w:rPr>
+          <w:rFonts w:ascii="Times New Roman" w:eastAsia="SimSun" w:hAnsi="Times New Roman" w:cs="Times New Roman"/>
+          <w:szCs w:val="21"/>
+          <w:lang w:val="en-US"/>
+        </w:rPr>
+        <w:t>ANNOVAR</w:t>
+      </w:r>
+      <w:r>
+        <w:rPr>
+          <w:rFonts w:ascii="Times New Roman" w:eastAsia="SimSun" w:hAnsi="Times New Roman" w:cs="Times New Roman" w:hint="eastAsia"/>
+          <w:szCs w:val="21"/>
+          <w:lang w:val="en-US"/>
+        </w:rPr>
+        <w:t>支持的输入文件格式。</w:t>
+      </w:r>
+      <w:r>
+        <w:rPr>
+          <w:rFonts w:ascii="Times New Roman" w:eastAsia="SimSun" w:hAnsi="Times New Roman" w:cs="Times New Roman" w:hint="eastAsia"/>
+          <w:szCs w:val="21"/>
+          <w:lang w:val="en-US"/>
+        </w:rPr>
+        <w:t>之后使用</w:t>
+      </w:r>
+      <w:r>
+        <w:rPr>
+          <w:rFonts w:ascii="Times New Roman" w:eastAsia="SimSun" w:hAnsi="Times New Roman" w:cs="Times New Roman" w:hint="eastAsia"/>
+          <w:szCs w:val="21"/>
+          <w:lang w:val="en-US"/>
+        </w:rPr>
+        <w:t>ANNOVAR</w:t>
+      </w:r>
+      <w:r>
+        <w:rPr>
+          <w:rFonts w:ascii="Times New Roman" w:eastAsia="SimSun" w:hAnsi="Times New Roman" w:cs="Times New Roman" w:hint="eastAsia"/>
+          <w:szCs w:val="21"/>
+          <w:lang w:val="en-US"/>
+        </w:rPr>
+        <w:t>进行两次注释。第一次为基因注释：</w:t>
+      </w:r>
+      <w:r>
+        <w:rPr>
+          <w:rFonts w:ascii="Times New Roman" w:eastAsia="SimSun" w:hAnsi="Times New Roman" w:cs="Times New Roman" w:hint="eastAsia"/>
+          <w:szCs w:val="21"/>
+          <w:lang w:val="en-US"/>
+        </w:rPr>
+        <w:t>根据参考基因组将所有突变与特定基因关联起来，确定突变</w:t>
+      </w:r>
+      <w:r>
+        <w:rPr>
+          <w:rFonts w:ascii="Times New Roman" w:eastAsia="SimSun" w:hAnsi="Times New Roman" w:cs="Times New Roman" w:hint="eastAsia"/>
+          <w:szCs w:val="21"/>
+          <w:lang w:val="en-US"/>
+        </w:rPr>
+        <w:t>的类型（内含子突变、外显子突变或基因间突变）</w:t>
+      </w:r>
+      <w:r>
+        <w:rPr>
+          <w:rFonts w:ascii="Times New Roman" w:eastAsia="SimSun" w:hAnsi="Times New Roman" w:cs="Times New Roman" w:hint="eastAsia"/>
+          <w:szCs w:val="21"/>
+          <w:lang w:val="en-US"/>
+        </w:rPr>
+        <w:t>，并根据结果统计每个基因的变异次数</w:t>
+      </w:r>
+      <w:r>
+        <w:rPr>
+          <w:rFonts w:ascii="Times New Roman" w:eastAsia="SimSun" w:hAnsi="Times New Roman" w:cs="Times New Roman" w:hint="eastAsia"/>
+          <w:szCs w:val="21"/>
+          <w:lang w:val="en-US"/>
+        </w:rPr>
+        <w:t>（</w:t>
+      </w:r>
+      <w:r>
+        <w:rPr>
+          <w:rFonts w:ascii="Times New Roman" w:eastAsia="SimSun" w:hAnsi="Times New Roman" w:cs="Times New Roman" w:hint="eastAsia"/>
+          <w:szCs w:val="21"/>
+          <w:lang w:val="en-US"/>
+        </w:rPr>
+        <w:t>这里</w:t>
+      </w:r>
+      <w:r>
+        <w:rPr>
+          <w:rFonts w:ascii="Times New Roman" w:eastAsia="SimSun" w:hAnsi="Times New Roman" w:cs="Times New Roman" w:hint="eastAsia"/>
+          <w:szCs w:val="21"/>
+          <w:lang w:val="en-US"/>
+        </w:rPr>
+        <w:t>需要排除</w:t>
+      </w:r>
+      <w:r>
+        <w:rPr>
+          <w:rFonts w:ascii="Times New Roman" w:eastAsia="SimSun" w:hAnsi="Times New Roman" w:cs="Times New Roman" w:hint="eastAsia"/>
+          <w:szCs w:val="21"/>
+          <w:lang w:val="en-US"/>
+        </w:rPr>
+        <w:t>基因间突变</w:t>
+      </w:r>
+      <w:r>
+        <w:rPr>
+          <w:rFonts w:ascii="Times New Roman" w:eastAsia="SimSun" w:hAnsi="Times New Roman" w:cs="Times New Roman" w:hint="eastAsia"/>
+          <w:szCs w:val="21"/>
+          <w:lang w:val="en-US"/>
+        </w:rPr>
+        <w:t>）</w:t>
+      </w:r>
+      <w:r>
+        <w:rPr>
+          <w:rFonts w:ascii="Times New Roman" w:eastAsia="SimSun" w:hAnsi="Times New Roman" w:cs="Times New Roman" w:hint="eastAsia"/>
+          <w:szCs w:val="21"/>
+          <w:lang w:val="en-US"/>
+        </w:rPr>
+        <w:t>，找到变异次数最多的基因。</w:t>
+      </w:r>
+      <w:r>
+        <w:rPr>
+          <w:rFonts w:ascii="Times New Roman" w:eastAsia="SimSun" w:hAnsi="Times New Roman" w:cs="Times New Roman" w:hint="eastAsia"/>
+          <w:szCs w:val="21"/>
+          <w:lang w:val="en-US"/>
+        </w:rPr>
+        <w:t>第二次为功能注释：</w:t>
+      </w:r>
+      <w:r>
+        <w:rPr>
+          <w:rFonts w:ascii="Times New Roman" w:eastAsia="SimSun" w:hAnsi="Times New Roman" w:cs="Times New Roman" w:hint="eastAsia"/>
+          <w:szCs w:val="21"/>
+          <w:lang w:val="en-US"/>
+        </w:rPr>
+        <w:t>根据参考数据得到每个</w:t>
+      </w:r>
+      <w:r>
+        <w:rPr>
+          <w:rFonts w:ascii="Times New Roman" w:eastAsia="SimSun" w:hAnsi="Times New Roman" w:cs="Times New Roman" w:hint="eastAsia"/>
+          <w:szCs w:val="21"/>
+          <w:lang w:val="en-US"/>
+        </w:rPr>
+        <w:t>变异</w:t>
+      </w:r>
+      <w:r>
+        <w:rPr>
+          <w:rFonts w:ascii="Times New Roman" w:eastAsia="SimSun" w:hAnsi="Times New Roman" w:cs="Times New Roman" w:hint="eastAsia"/>
+          <w:szCs w:val="21"/>
+          <w:lang w:val="en-US"/>
+        </w:rPr>
+        <w:t>对基因功能的潜在影响。</w:t>
+      </w:r>
+    </w:p>
+    <w:p>
+      <w:pPr>
         <w:spacing w:line="360" w:lineRule="auto"/>
-        <w:ind w:firstLineChars="0"/>
-        <w:rPr>
-          <w:rFonts w:ascii="Times New Roman" w:eastAsia="SimSun" w:hAnsi="Times New Roman" w:cs="Times New Roman"/>
-          <w:b/>
-          <w:bCs/>
-          <w:szCs w:val="21"/>
-          <w:lang w:val="en-US"/>
-        </w:rPr>
-      </w:pPr>
-      <w:r>
-        <w:rPr>
-          <w:rFonts w:ascii="Times New Roman" w:eastAsia="SimSun" w:hAnsi="Times New Roman" w:cs="Times New Roman" w:hint="eastAsia"/>
-          <w:b/>
-          <w:bCs/>
-          <w:szCs w:val="21"/>
-          <w:lang w:val="en-US"/>
-        </w:rPr>
-        <w:t>分析流程（具体代码及结果见</w:t>
-      </w:r>
-      <w:r>
-        <w:rPr>
-          <w:rFonts w:ascii="Times New Roman" w:eastAsia="SimSun" w:hAnsi="Times New Roman" w:cs="Times New Roman"/>
-          <w:b/>
-          <w:bCs/>
-          <w:szCs w:val="21"/>
-          <w:lang w:val="en-US"/>
-        </w:rPr>
-        <w:t>[</w:t>
-      </w:r>
-      <w:r>
-        <w:rPr>
-          <w:rFonts w:ascii="Times New Roman" w:eastAsia="SimSun" w:hAnsi="Times New Roman" w:cs="Times New Roman" w:hint="eastAsia"/>
-          <w:b/>
-          <w:bCs/>
-          <w:szCs w:val="21"/>
-          <w:lang w:val="en-US"/>
-        </w:rPr>
-        <w:t>实验结果</w:t>
-      </w:r>
-      <w:r>
-        <w:rPr>
-          <w:rFonts w:ascii="Times New Roman" w:eastAsia="SimSun" w:hAnsi="Times New Roman" w:cs="Times New Roman" w:hint="eastAsia"/>
-          <w:b/>
-          <w:bCs/>
-          <w:szCs w:val="21"/>
-          <w:lang w:val="en-US"/>
-        </w:rPr>
-        <w:t>]</w:t>
-      </w:r>
-      <w:r>
-        <w:rPr>
-          <w:rFonts w:ascii="Times New Roman" w:eastAsia="SimSun" w:hAnsi="Times New Roman" w:cs="Times New Roman" w:hint="eastAsia"/>
-          <w:b/>
-          <w:bCs/>
-          <w:szCs w:val="21"/>
-          <w:lang w:val="en-US"/>
-        </w:rPr>
-        <w:t>部分）</w:t>
-      </w:r>
+        <w:rPr>
+          <w:rFonts w:ascii="Times New Roman" w:eastAsia="SimSun" w:hAnsi="Times New Roman" w:cs="Times New Roman"/>
+          <w:szCs w:val="21"/>
+          <w:lang w:val="en-US"/>
+        </w:rPr>
+      </w:pPr>
+    </w:p>
+    <w:p>
+      <w:pPr>
+        <w:spacing w:line="360" w:lineRule="auto"/>
+        <w:rPr>
+          <w:rFonts w:ascii="Times New Roman" w:eastAsia="SimSun" w:hAnsi="Times New Roman" w:cs="Times New Roman"/>
+          <w:szCs w:val="21"/>
+          <w:lang w:val="en-US"/>
+        </w:rPr>
+      </w:pPr>
+    </w:p>
+    <w:p>
+      <w:pPr>
+        <w:spacing w:line="360" w:lineRule="auto"/>
+        <w:rPr>
+          <w:rFonts w:ascii="Times New Roman" w:eastAsia="SimSun" w:hAnsi="Times New Roman" w:cs="Times New Roman"/>
+          <w:szCs w:val="21"/>
+          <w:lang w:val="en-US"/>
+        </w:rPr>
+      </w:pPr>
+    </w:p>
+    <w:p>
+      <w:pPr>
+        <w:spacing w:line="360" w:lineRule="auto"/>
+        <w:rPr>
+          <w:rFonts w:ascii="Times New Roman" w:eastAsia="SimSun" w:hAnsi="Times New Roman" w:cs="Times New Roman"/>
+          <w:szCs w:val="21"/>
+          <w:lang w:val="en-US"/>
+        </w:rPr>
+      </w:pPr>
+    </w:p>
+    <w:p>
+      <w:pPr>
+        <w:spacing w:line="360" w:lineRule="auto"/>
+        <w:rPr>
+          <w:rFonts w:ascii="Times New Roman" w:eastAsia="SimSun" w:hAnsi="Times New Roman" w:cs="Times New Roman"/>
+          <w:szCs w:val="21"/>
+          <w:lang w:val="en-US"/>
+        </w:rPr>
+      </w:pPr>
+    </w:p>
+    <w:p>
+      <w:pPr>
+        <w:spacing w:line="360" w:lineRule="auto"/>
+        <w:rPr>
+          <w:rFonts w:ascii="Times New Roman" w:eastAsia="SimSun" w:hAnsi="Times New Roman" w:cs="Times New Roman"/>
+          <w:szCs w:val="21"/>
+          <w:lang w:val="en-US"/>
+        </w:rPr>
+      </w:pPr>
+    </w:p>
+    <w:p>
+      <w:pPr>
+        <w:spacing w:line="360" w:lineRule="auto"/>
+        <w:rPr>
+          <w:rFonts w:ascii="Times New Roman" w:eastAsia="SimSun" w:hAnsi="Times New Roman" w:cs="Times New Roman"/>
+          <w:szCs w:val="21"/>
+          <w:lang w:val="en-US"/>
+        </w:rPr>
+      </w:pPr>
+    </w:p>
+    <w:p>
+      <w:pPr>
+        <w:spacing w:line="360" w:lineRule="auto"/>
+        <w:rPr>
+          <w:rFonts w:ascii="Times New Roman" w:eastAsia="SimSun" w:hAnsi="Times New Roman" w:cs="Times New Roman"/>
+          <w:szCs w:val="21"/>
+          <w:lang w:val="en-US"/>
+        </w:rPr>
+      </w:pPr>
+    </w:p>
+    <w:p>
+      <w:pPr>
+        <w:spacing w:line="360" w:lineRule="auto"/>
+        <w:rPr>
+          <w:rFonts w:ascii="Times New Roman" w:eastAsia="SimSun" w:hAnsi="Times New Roman" w:cs="Times New Roman" w:hint="eastAsia"/>
+          <w:szCs w:val="21"/>
+          <w:lang w:val="en-US"/>
+        </w:rPr>
+      </w:pPr>
     </w:p>
     <w:p>
       <w:pPr>
@@ -322,6 +989,7 @@
           <w:szCs w:val="32"/>
           <w:lang w:val="en-US"/>
         </w:rPr>
+        <w:lastRenderedPageBreak/>
         <w:t>[</w:t>
       </w:r>
       <w:r>
@@ -358,312 +1026,93 @@
         <w:ind w:firstLineChars="0"/>
         <w:rPr>
           <w:rFonts w:ascii="Times New Roman" w:eastAsia="SimSun" w:hAnsi="Times New Roman" w:cs="Times New Roman"/>
-          <w:lang w:val="en-US"/>
-        </w:rPr>
-      </w:pPr>
-      <w:r>
-        <w:rPr>
-          <w:rFonts w:ascii="Times New Roman" w:eastAsia="SimSun" w:hAnsi="Times New Roman" w:cs="Times New Roman" w:hint="eastAsia"/>
           <w:b/>
           <w:bCs/>
           <w:lang w:val="en-US"/>
         </w:rPr>
-        <w:t>安装并加载所需软件包</w:t>
-      </w:r>
-      <w:r>
-        <w:rPr>
-          <w:rFonts w:ascii="Times New Roman" w:eastAsia="SimSun" w:hAnsi="Times New Roman" w:cs="Times New Roman" w:hint="eastAsia"/>
-          <w:lang w:val="en-US"/>
-        </w:rPr>
-        <w:t>（补全代码计</w:t>
-      </w:r>
-      <w:r>
-        <w:rPr>
-          <w:rFonts w:ascii="Times New Roman" w:eastAsia="SimSun" w:hAnsi="Times New Roman" w:cs="Times New Roman" w:hint="eastAsia"/>
-          <w:lang w:val="en-US"/>
-        </w:rPr>
-        <w:t>1</w:t>
-      </w:r>
-      <w:r>
-        <w:rPr>
-          <w:rFonts w:ascii="Times New Roman" w:eastAsia="SimSun" w:hAnsi="Times New Roman" w:cs="Times New Roman" w:hint="eastAsia"/>
-          <w:lang w:val="en-US"/>
-        </w:rPr>
-        <w:t>分）</w:t>
-      </w:r>
-    </w:p>
-    <w:p>
-      <w:pPr>
-        <w:pStyle w:val="ListParagraph"/>
-        <w:numPr>
-          <w:ilvl w:val="0"/>
-          <w:numId w:val="6"/>
-        </w:numPr>
-        <w:spacing w:line="360" w:lineRule="auto"/>
-        <w:ind w:firstLineChars="0"/>
-        <w:rPr>
-          <w:rFonts w:ascii="Times New Roman" w:eastAsia="SimSun" w:hAnsi="Times New Roman" w:cs="Times New Roman"/>
+      </w:pPr>
+      <w:r>
+        <w:rPr>
+          <w:rFonts w:ascii="Calibri" w:eastAsia="SimSun" w:hAnsi="Calibri" w:cs="Calibri"/>
+          <w:lang w:val="en-US"/>
+        </w:rPr>
+        <w:t>﻿</w:t>
+      </w:r>
+      <w:r>
+        <w:rPr>
+          <w:rFonts w:ascii="Times New Roman" w:eastAsia="SimSun" w:hAnsi="Times New Roman" w:cs="Times New Roman" w:hint="eastAsia"/>
           <w:b/>
           <w:bCs/>
           <w:lang w:val="en-US"/>
         </w:rPr>
-      </w:pPr>
-      <w:r>
-        <w:rPr>
-          <w:rFonts w:ascii="Times New Roman" w:eastAsia="SimSun" w:hAnsi="Times New Roman" w:cs="Times New Roman" w:hint="eastAsia"/>
+        <w:t>选用一种在线工具对文件中前</w:t>
+      </w:r>
+      <w:r>
+        <w:rPr>
+          <w:rFonts w:ascii="Times New Roman" w:eastAsia="SimSun" w:hAnsi="Times New Roman" w:cs="Times New Roman"/>
           <w:b/>
           <w:bCs/>
           <w:lang w:val="en-US"/>
         </w:rPr>
-        <w:t>导入并转换数据</w:t>
-      </w:r>
-    </w:p>
-    <w:p>
-      <w:pPr>
-        <w:pStyle w:val="ListParagraph"/>
-        <w:numPr>
-          <w:ilvl w:val="0"/>
-          <w:numId w:val="7"/>
-        </w:numPr>
+        <w:t>10</w:t>
+      </w:r>
+      <w:r>
+        <w:rPr>
+          <w:rFonts w:ascii="Times New Roman" w:eastAsia="SimSun" w:hAnsi="Times New Roman" w:cs="Times New Roman" w:hint="eastAsia"/>
+          <w:b/>
+          <w:bCs/>
+          <w:lang w:val="en-US"/>
+        </w:rPr>
+        <w:t>条变异进行注释</w:t>
+      </w:r>
+      <w:r>
+        <w:rPr>
+          <w:rFonts w:ascii="Times New Roman" w:eastAsia="SimSun" w:hAnsi="Times New Roman" w:cs="Times New Roman" w:hint="eastAsia"/>
+          <w:lang w:val="en-US"/>
+        </w:rPr>
+        <w:t>（计</w:t>
+      </w:r>
+      <w:r>
+        <w:rPr>
+          <w:rFonts w:ascii="Times New Roman" w:eastAsia="SimSun" w:hAnsi="Times New Roman" w:cs="Times New Roman"/>
+          <w:lang w:val="en-US"/>
+        </w:rPr>
+        <w:t>1</w:t>
+      </w:r>
+      <w:r>
+        <w:rPr>
+          <w:rFonts w:ascii="Times New Roman" w:eastAsia="SimSun" w:hAnsi="Times New Roman" w:cs="Times New Roman" w:hint="eastAsia"/>
+          <w:lang w:val="en-US"/>
+        </w:rPr>
+        <w:t>分）</w:t>
+      </w:r>
+    </w:p>
+    <w:p>
+      <w:pPr>
         <w:spacing w:line="360" w:lineRule="auto"/>
-        <w:ind w:firstLineChars="0"/>
-        <w:rPr>
-          <w:rFonts w:ascii="Times New Roman" w:eastAsia="SimSun" w:hAnsi="Times New Roman" w:cs="Times New Roman"/>
-          <w:lang w:val="en-US"/>
-        </w:rPr>
-      </w:pPr>
-      <w:r>
-        <w:rPr>
-          <w:rFonts w:ascii="Times New Roman" w:eastAsia="SimSun" w:hAnsi="Times New Roman" w:cs="Times New Roman"/>
-          <w:noProof/>
+        <w:rPr>
+          <w:rFonts w:ascii="Times New Roman" w:eastAsia="SimSun" w:hAnsi="Times New Roman" w:cs="Times New Roman"/>
+          <w:lang w:val="en-US"/>
+        </w:rPr>
+      </w:pPr>
+      <w:r>
+        <w:rPr>
+          <w:rFonts w:ascii="Times New Roman" w:eastAsia="SimSun" w:hAnsi="Times New Roman" w:cs="Times New Roman"/>
           <w:lang w:val="en-US"/>
         </w:rPr>
         <w:drawing>
-          <wp:anchor distT="0" distB="0" distL="114300" distR="114300" simplePos="0" relativeHeight="251660288" behindDoc="0" locked="0" layoutInCell="1" allowOverlap="1" wp14:anchorId="461EC4EA" wp14:editId="25752BE3">
+          <wp:anchor distT="0" distB="0" distL="114300" distR="114300" simplePos="0" relativeHeight="251674624" behindDoc="0" locked="0" layoutInCell="1" allowOverlap="1" wp14:anchorId="53921CA0" wp14:editId="3962F6EA">
             <wp:simplePos x="0" y="0"/>
             <wp:positionH relativeFrom="column">
-              <wp:posOffset>1031240</wp:posOffset>
-            </wp:positionH>
-            <wp:positionV relativeFrom="page">
-              <wp:posOffset>8328314</wp:posOffset>
-            </wp:positionV>
-            <wp:extent cx="3481070" cy="1562735"/>
-            <wp:effectExtent l="0" t="0" r="0" b="0"/>
-            <wp:wrapTopAndBottom/>
-            <wp:docPr id="1" name="Picture 1"/>
-            <wp:cNvGraphicFramePr>
-              <a:graphicFrameLocks xmlns:a="http://schemas.openxmlformats.org/drawingml/2006/main" noChangeAspect="1"/>
-            </wp:cNvGraphicFramePr>
-            <a:graphic xmlns:a="http://schemas.openxmlformats.org/drawingml/2006/main">
-              <a:graphicData uri="http://schemas.openxmlformats.org/drawingml/2006/picture">
-                <pic:pic xmlns:pic="http://schemas.openxmlformats.org/drawingml/2006/picture">
-                  <pic:nvPicPr>
-                    <pic:cNvPr id="1" name=""/>
-                    <pic:cNvPicPr/>
-                  </pic:nvPicPr>
-                  <pic:blipFill>
-                    <a:blip r:embed="rId5" cstate="print">
-                      <a:extLst>
-                        <a:ext uri="{28A0092B-C50C-407E-A947-70E740481C1C}">
-                          <a14:useLocalDpi xmlns:a14="http://schemas.microsoft.com/office/drawing/2010/main" val="0"/>
-                        </a:ext>
-                      </a:extLst>
-                    </a:blip>
-                    <a:stretch>
-                      <a:fillRect/>
-                    </a:stretch>
-                  </pic:blipFill>
-                  <pic:spPr>
-                    <a:xfrm>
-                      <a:off x="0" y="0"/>
-                      <a:ext cx="3481070" cy="1562735"/>
-                    </a:xfrm>
-                    <a:prstGeom prst="rect">
-                      <a:avLst/>
-                    </a:prstGeom>
-                  </pic:spPr>
-                </pic:pic>
-              </a:graphicData>
-            </a:graphic>
-            <wp14:sizeRelH relativeFrom="page">
-              <wp14:pctWidth>0</wp14:pctWidth>
-            </wp14:sizeRelH>
-            <wp14:sizeRelV relativeFrom="page">
-              <wp14:pctHeight>0</wp14:pctHeight>
-            </wp14:sizeRelV>
-          </wp:anchor>
-        </w:drawing>
-      </w:r>
-      <w:r>
-        <w:rPr>
-          <w:rFonts w:ascii="Times New Roman" w:eastAsia="SimSun" w:hAnsi="Times New Roman" w:cs="Times New Roman" w:hint="eastAsia"/>
-          <w:lang w:val="en-US"/>
-        </w:rPr>
-        <w:t>将表达量数据读入</w:t>
-      </w:r>
-      <w:r>
-        <w:rPr>
-          <w:rFonts w:ascii="Times New Roman" w:eastAsia="SimSun" w:hAnsi="Times New Roman" w:cs="Times New Roman"/>
-          <w:lang w:val="en-US"/>
-        </w:rPr>
-        <w:t>R</w:t>
-      </w:r>
-      <w:r>
-        <w:rPr>
-          <w:rFonts w:ascii="Times New Roman" w:eastAsia="SimSun" w:hAnsi="Times New Roman" w:cs="Times New Roman" w:hint="eastAsia"/>
-          <w:lang w:val="en-US"/>
-        </w:rPr>
-        <w:t>，数据框命名为</w:t>
-      </w:r>
-      <w:r>
-        <w:rPr>
-          <w:rFonts w:ascii="Times New Roman" w:eastAsia="SimSun" w:hAnsi="Times New Roman" w:cs="Times New Roman"/>
-          <w:lang w:val="en-US"/>
-        </w:rPr>
-        <w:t>raw</w:t>
-      </w:r>
-      <w:r>
-        <w:rPr>
-          <w:rFonts w:ascii="Times New Roman" w:eastAsia="SimSun" w:hAnsi="Times New Roman" w:cs="Times New Roman" w:hint="eastAsia"/>
-          <w:lang w:val="en-US"/>
-        </w:rPr>
-        <w:t>（计</w:t>
-      </w:r>
-      <w:r>
-        <w:rPr>
-          <w:rFonts w:ascii="Times New Roman" w:eastAsia="SimSun" w:hAnsi="Times New Roman" w:cs="Times New Roman"/>
-          <w:lang w:val="en-US"/>
-        </w:rPr>
-        <w:t>1</w:t>
-      </w:r>
-      <w:r>
-        <w:rPr>
-          <w:rFonts w:ascii="Times New Roman" w:eastAsia="SimSun" w:hAnsi="Times New Roman" w:cs="Times New Roman" w:hint="eastAsia"/>
-          <w:lang w:val="en-US"/>
-        </w:rPr>
-        <w:t>分）</w:t>
-      </w:r>
-    </w:p>
-    <w:p>
-      <w:pPr>
-        <w:spacing w:line="360" w:lineRule="auto"/>
-        <w:rPr>
-          <w:rFonts w:ascii="SimSun" w:eastAsia="SimSun" w:hAnsi="SimSun" w:cs="Consolas"/>
-          <w:sz w:val="24"/>
-          <w:szCs w:val="32"/>
-          <w:lang w:val="en-US"/>
-        </w:rPr>
-      </w:pPr>
-      <w:r>
-        <w:rPr>
-          <w:rFonts w:ascii="Consolas" w:hAnsi="Consolas" w:cs="Consolas"/>
-          <w:lang w:val="en-US"/>
-        </w:rPr>
-        <w:tab/>
-      </w:r>
-      <w:r>
-        <w:rPr>
-          <w:rFonts w:ascii="SimSun" w:eastAsia="SimSun" w:hAnsi="SimSun" w:cs="Consolas" w:hint="eastAsia"/>
-          <w:lang w:val="en-US"/>
-        </w:rPr>
-        <w:t>数据中包含了基因的标识符，并且表达量数据以对数形式呈现，因此需要转换数据。</w:t>
-      </w:r>
-    </w:p>
-    <w:p>
-      <w:pPr>
-        <w:pStyle w:val="ListParagraph"/>
-        <w:numPr>
-          <w:ilvl w:val="0"/>
-          <w:numId w:val="7"/>
-        </w:numPr>
-        <w:spacing w:line="360" w:lineRule="auto"/>
-        <w:ind w:firstLineChars="0"/>
-        <w:rPr>
-          <w:rFonts w:ascii="Times New Roman" w:eastAsia="SimSun" w:hAnsi="Times New Roman" w:cs="Times New Roman"/>
-          <w:lang w:val="en-US"/>
-        </w:rPr>
-      </w:pPr>
-      <w:r>
-        <w:rPr>
-          <w:rFonts w:ascii="Consolas" w:eastAsia="SimSun" w:hAnsi="Consolas" w:cs="Consolas"/>
-          <w:noProof/>
-          <w:lang w:val="en-US"/>
-        </w:rPr>
-        <w:drawing>
-          <wp:anchor distT="0" distB="0" distL="114300" distR="114300" simplePos="0" relativeHeight="251662336" behindDoc="0" locked="0" layoutInCell="1" allowOverlap="1" wp14:anchorId="1B216601" wp14:editId="6B52F33A">
-            <wp:simplePos x="0" y="0"/>
-            <wp:positionH relativeFrom="column">
-              <wp:posOffset>884555</wp:posOffset>
+              <wp:posOffset>1576070</wp:posOffset>
             </wp:positionH>
             <wp:positionV relativeFrom="paragraph">
-              <wp:posOffset>929005</wp:posOffset>
+              <wp:posOffset>557076</wp:posOffset>
             </wp:positionV>
-            <wp:extent cx="3984625" cy="796290"/>
-            <wp:effectExtent l="0" t="0" r="3175" b="3810"/>
+            <wp:extent cx="2677795" cy="1637665"/>
+            <wp:effectExtent l="0" t="0" r="1905" b="635"/>
             <wp:wrapTopAndBottom/>
-            <wp:docPr id="6" name="Picture 6"/>
-            <wp:cNvGraphicFramePr>
-              <a:graphicFrameLocks xmlns:a="http://schemas.openxmlformats.org/drawingml/2006/main" noChangeAspect="1"/>
-            </wp:cNvGraphicFramePr>
-            <a:graphic xmlns:a="http://schemas.openxmlformats.org/drawingml/2006/main">
-              <a:graphicData uri="http://schemas.openxmlformats.org/drawingml/2006/picture">
-                <pic:pic xmlns:pic="http://schemas.openxmlformats.org/drawingml/2006/picture">
-                  <pic:nvPicPr>
-                    <pic:cNvPr id="1" name=""/>
-                    <pic:cNvPicPr/>
-                  </pic:nvPicPr>
-                  <pic:blipFill>
-                    <a:blip r:embed="rId6" cstate="print">
-                      <a:extLst>
-                        <a:ext uri="{28A0092B-C50C-407E-A947-70E740481C1C}">
-                          <a14:useLocalDpi xmlns:a14="http://schemas.microsoft.com/office/drawing/2010/main" val="0"/>
-                        </a:ext>
-                      </a:extLst>
-                    </a:blip>
-                    <a:stretch>
-                      <a:fillRect/>
-                    </a:stretch>
-                  </pic:blipFill>
-                  <pic:spPr>
-                    <a:xfrm>
-                      <a:off x="0" y="0"/>
-                      <a:ext cx="3984625" cy="796290"/>
-                    </a:xfrm>
-                    <a:prstGeom prst="rect">
-                      <a:avLst/>
-                    </a:prstGeom>
-                  </pic:spPr>
-                </pic:pic>
-              </a:graphicData>
-            </a:graphic>
-            <wp14:sizeRelH relativeFrom="page">
-              <wp14:pctWidth>0</wp14:pctWidth>
-            </wp14:sizeRelH>
-            <wp14:sizeRelV relativeFrom="page">
-              <wp14:pctHeight>0</wp14:pctHeight>
-            </wp14:sizeRelV>
-          </wp:anchor>
-        </w:drawing>
-      </w:r>
-      <w:r>
-        <w:rPr>
-          <w:rFonts w:ascii="Consolas" w:eastAsia="SimSun" w:hAnsi="Consolas" w:cs="Consolas"/>
-          <w:noProof/>
-          <w:lang w:val="en-US"/>
-        </w:rPr>
-        <w:drawing>
-          <wp:anchor distT="0" distB="0" distL="114300" distR="114300" simplePos="0" relativeHeight="251661312" behindDoc="0" locked="0" layoutInCell="1" allowOverlap="1" wp14:anchorId="6849E11E" wp14:editId="754E2F36">
-            <wp:simplePos x="0" y="0"/>
-            <wp:positionH relativeFrom="column">
-              <wp:posOffset>911225</wp:posOffset>
-            </wp:positionH>
-            <wp:positionV relativeFrom="paragraph">
-              <wp:posOffset>324485</wp:posOffset>
-            </wp:positionV>
-            <wp:extent cx="3925570" cy="548005"/>
-            <wp:effectExtent l="0" t="0" r="0" b="0"/>
-            <wp:wrapTopAndBottom/>
-            <wp:docPr id="5" name="Picture 5"/>
+            <wp:docPr id="2" name="Picture 2"/>
             <wp:cNvGraphicFramePr>
               <a:graphicFrameLocks xmlns:a="http://schemas.openxmlformats.org/drawingml/2006/main" noChangeAspect="1"/>
             </wp:cNvGraphicFramePr>
@@ -689,7 +1138,7 @@
                   <pic:spPr>
                     <a:xfrm>
                       <a:off x="0" y="0"/>
-                      <a:ext cx="3925570" cy="548005"/>
+                      <a:ext cx="2677795" cy="1637665"/>
                     </a:xfrm>
                     <a:prstGeom prst="rect">
                       <a:avLst/>
@@ -709,10 +1158,75 @@
       </w:r>
       <w:r>
         <w:rPr>
-          <w:rFonts w:ascii="Times New Roman" w:eastAsia="SimSun" w:hAnsi="Times New Roman" w:cs="Times New Roman" w:hint="eastAsia"/>
-          <w:lang w:val="en-US"/>
-        </w:rPr>
-        <w:t>数据转换（代码注释计</w:t>
+          <w:rFonts w:ascii="Times New Roman" w:eastAsia="SimSun" w:hAnsi="Times New Roman" w:cs="Times New Roman"/>
+          <w:lang w:val="en-US"/>
+        </w:rPr>
+        <w:tab/>
+      </w:r>
+      <w:r>
+        <w:rPr>
+          <w:rFonts w:ascii="Times New Roman" w:eastAsia="SimSun" w:hAnsi="Times New Roman" w:cs="Times New Roman" w:hint="eastAsia"/>
+          <w:lang w:val="en-US"/>
+        </w:rPr>
+        <w:t>这里选择使用</w:t>
+      </w:r>
+      <w:r>
+        <w:rPr>
+          <w:rFonts w:ascii="Calibri" w:eastAsia="SimSun" w:hAnsi="Calibri" w:cs="Calibri"/>
+          <w:lang w:val="en-US"/>
+        </w:rPr>
+        <w:t>﻿</w:t>
+      </w:r>
+      <w:r>
+        <w:rPr>
+          <w:rFonts w:ascii="Times New Roman" w:eastAsia="SimSun" w:hAnsi="Times New Roman" w:cs="Times New Roman"/>
+          <w:lang w:val="en-US"/>
+        </w:rPr>
+        <w:t>SIFT</w:t>
+      </w:r>
+      <w:r>
+        <w:rPr>
+          <w:rFonts w:ascii="Times New Roman" w:eastAsia="SimSun" w:hAnsi="Times New Roman" w:cs="Times New Roman" w:hint="eastAsia"/>
+          <w:lang w:val="en-US"/>
+        </w:rPr>
+        <w:t>注释变异可能的危害性</w:t>
+      </w:r>
+      <w:r>
+        <w:rPr>
+          <w:rFonts w:ascii="Times New Roman" w:eastAsia="SimSun" w:hAnsi="Times New Roman" w:cs="Times New Roman" w:hint="eastAsia"/>
+          <w:lang w:val="en-US"/>
+        </w:rPr>
+        <w:t>，</w:t>
+      </w:r>
+      <w:r>
+        <w:rPr>
+          <w:rFonts w:ascii="Times New Roman" w:eastAsia="SimSun" w:hAnsi="Times New Roman" w:cs="Times New Roman" w:hint="eastAsia"/>
+          <w:lang w:val="en-US"/>
+        </w:rPr>
+        <w:t>输入</w:t>
+      </w:r>
+      <w:proofErr w:type="spellStart"/>
+      <w:r>
+        <w:rPr>
+          <w:rFonts w:ascii="Times New Roman" w:eastAsia="SimSun" w:hAnsi="Times New Roman" w:cs="Times New Roman" w:hint="eastAsia"/>
+          <w:lang w:val="en-US"/>
+        </w:rPr>
+        <w:t>vcf</w:t>
+      </w:r>
+      <w:proofErr w:type="spellEnd"/>
+      <w:r>
+        <w:rPr>
+          <w:rFonts w:ascii="Times New Roman" w:eastAsia="SimSun" w:hAnsi="Times New Roman" w:cs="Times New Roman" w:hint="eastAsia"/>
+          <w:lang w:val="en-US"/>
+        </w:rPr>
+        <w:t>文件中</w:t>
+      </w:r>
+      <w:r>
+        <w:rPr>
+          <w:rFonts w:ascii="Times New Roman" w:eastAsia="SimSun" w:hAnsi="Times New Roman" w:cs="Times New Roman" w:hint="eastAsia"/>
+          <w:lang w:val="en-US"/>
+        </w:rPr>
+        <w:t>前</w:t>
       </w:r>
       <w:r>
         <w:rPr>
@@ -723,134 +1237,85 @@
       </w:r>
       <w:r>
         <w:rPr>
-          <w:rFonts w:ascii="Times New Roman" w:eastAsia="SimSun" w:hAnsi="Times New Roman" w:cs="Times New Roman" w:hint="eastAsia"/>
-          <w:lang w:val="en-US"/>
-        </w:rPr>
-        <w:t>分）</w:t>
-      </w:r>
-    </w:p>
-    <w:p>
-      <w:pPr>
-        <w:spacing w:line="276" w:lineRule="auto"/>
-        <w:rPr>
-          <w:rFonts w:ascii="Consolas" w:eastAsia="SimSun" w:hAnsi="Consolas" w:cs="Consolas"/>
-          <w:sz w:val="18"/>
-          <w:szCs w:val="21"/>
-          <w:lang w:val="en-US"/>
-        </w:rPr>
-      </w:pPr>
-      <w:r>
-        <w:rPr>
-          <w:rFonts w:ascii="Consolas" w:eastAsia="SimSun" w:hAnsi="Consolas" w:cs="Consolas"/>
-          <w:sz w:val="24"/>
-          <w:szCs w:val="32"/>
-          <w:lang w:val="en-US"/>
-        </w:rPr>
-        <w:tab/>
-      </w:r>
-      <w:r>
-        <w:rPr>
-          <w:rFonts w:ascii="Consolas" w:eastAsia="SimSun" w:hAnsi="Consolas" w:cs="Consolas" w:hint="eastAsia"/>
-          <w:lang w:val="en-US"/>
-        </w:rPr>
-        <w:t>转换后得到的</w:t>
-      </w:r>
-      <w:proofErr w:type="spellStart"/>
-      <w:r>
-        <w:rPr>
-          <w:rFonts w:ascii="Consolas" w:eastAsia="SimSun" w:hAnsi="Consolas" w:cs="Consolas"/>
-          <w:lang w:val="en-US"/>
-        </w:rPr>
-        <w:t>cts</w:t>
-      </w:r>
-      <w:proofErr w:type="spellEnd"/>
-      <w:r>
-        <w:rPr>
-          <w:rFonts w:ascii="Consolas" w:eastAsia="SimSun" w:hAnsi="Consolas" w:cs="Consolas" w:hint="eastAsia"/>
-          <w:lang w:val="en-US"/>
-        </w:rPr>
-        <w:t>中基因的标识符成为行名且表达量均转换为整数。</w:t>
-      </w:r>
-    </w:p>
-    <w:p>
-      <w:pPr>
-        <w:pStyle w:val="ListParagraph"/>
-        <w:numPr>
-          <w:ilvl w:val="0"/>
-          <w:numId w:val="6"/>
-        </w:numPr>
+          <w:rFonts w:ascii="Times New Roman" w:eastAsia="SimSun" w:hAnsi="Times New Roman" w:cs="Times New Roman"/>
+          <w:lang w:val="en-US"/>
+        </w:rPr>
+        <w:t>0</w:t>
+      </w:r>
+      <w:r>
+        <w:rPr>
+          <w:rFonts w:ascii="Times New Roman" w:eastAsia="SimSun" w:hAnsi="Times New Roman" w:cs="Times New Roman" w:hint="eastAsia"/>
+          <w:lang w:val="en-US"/>
+        </w:rPr>
+        <w:t>条变异（如图</w:t>
+      </w:r>
+      <w:r>
+        <w:rPr>
+          <w:rFonts w:ascii="Times New Roman" w:eastAsia="SimSun" w:hAnsi="Times New Roman" w:cs="Times New Roman" w:hint="eastAsia"/>
+          <w:lang w:val="en-US"/>
+        </w:rPr>
+        <w:t>1</w:t>
+      </w:r>
+      <w:r>
+        <w:rPr>
+          <w:rFonts w:ascii="Times New Roman" w:eastAsia="SimSun" w:hAnsi="Times New Roman" w:cs="Times New Roman" w:hint="eastAsia"/>
+          <w:lang w:val="en-US"/>
+        </w:rPr>
+        <w:t>所示）</w:t>
+      </w:r>
+      <w:r>
+        <w:rPr>
+          <w:rFonts w:ascii="Times New Roman" w:eastAsia="SimSun" w:hAnsi="Times New Roman" w:cs="Times New Roman" w:hint="eastAsia"/>
+          <w:lang w:val="en-US"/>
+        </w:rPr>
+        <w:t>，输出结果如图</w:t>
+      </w:r>
+      <w:r>
+        <w:rPr>
+          <w:rFonts w:ascii="Times New Roman" w:eastAsia="SimSun" w:hAnsi="Times New Roman" w:cs="Times New Roman" w:hint="eastAsia"/>
+          <w:lang w:val="en-US"/>
+        </w:rPr>
+        <w:t>2</w:t>
+      </w:r>
+      <w:r>
+        <w:rPr>
+          <w:rFonts w:ascii="Times New Roman" w:eastAsia="SimSun" w:hAnsi="Times New Roman" w:cs="Times New Roman" w:hint="eastAsia"/>
+          <w:lang w:val="en-US"/>
+        </w:rPr>
+        <w:t>所示。</w:t>
+      </w:r>
+    </w:p>
+    <w:p>
+      <w:pPr>
         <w:spacing w:line="360" w:lineRule="auto"/>
-        <w:ind w:firstLineChars="0"/>
-        <w:rPr>
-          <w:rFonts w:ascii="Times New Roman" w:eastAsia="SimSun" w:hAnsi="Times New Roman" w:cs="Times New Roman"/>
-          <w:b/>
-          <w:bCs/>
-          <w:lang w:val="en-US"/>
-        </w:rPr>
-      </w:pPr>
-      <w:r>
-        <w:rPr>
-          <w:rFonts w:ascii="Times New Roman" w:eastAsia="SimSun" w:hAnsi="Times New Roman" w:cs="Times New Roman" w:hint="eastAsia"/>
-          <w:b/>
-          <w:bCs/>
-          <w:lang w:val="en-US"/>
-        </w:rPr>
-        <w:t>构建</w:t>
-      </w:r>
-      <w:proofErr w:type="spellStart"/>
-      <w:r>
-        <w:rPr>
-          <w:rFonts w:ascii="Times New Roman" w:eastAsia="SimSun" w:hAnsi="Times New Roman" w:cs="Times New Roman" w:hint="eastAsia"/>
-          <w:b/>
-          <w:bCs/>
-          <w:lang w:val="en-US"/>
-        </w:rPr>
-        <w:t>DESeq</w:t>
-      </w:r>
-      <w:r>
-        <w:rPr>
-          <w:rFonts w:ascii="Times New Roman" w:eastAsia="SimSun" w:hAnsi="Times New Roman" w:cs="Times New Roman"/>
-          <w:b/>
-          <w:bCs/>
-          <w:lang w:val="en-US"/>
-        </w:rPr>
-        <w:t>DataSet</w:t>
-      </w:r>
-      <w:proofErr w:type="spellEnd"/>
-    </w:p>
-    <w:p>
-      <w:pPr>
-        <w:pStyle w:val="ListParagraph"/>
-        <w:numPr>
-          <w:ilvl w:val="0"/>
-          <w:numId w:val="8"/>
-        </w:numPr>
-        <w:spacing w:line="360" w:lineRule="auto"/>
-        <w:ind w:firstLineChars="0"/>
-        <w:rPr>
-          <w:rFonts w:ascii="Times New Roman" w:eastAsia="SimSun" w:hAnsi="Times New Roman" w:cs="Times New Roman"/>
-          <w:lang w:val="en-US"/>
-        </w:rPr>
-      </w:pPr>
-      <w:r>
-        <w:rPr>
-          <w:rFonts w:ascii="Times New Roman" w:eastAsia="SimSun" w:hAnsi="Times New Roman" w:cs="Times New Roman"/>
-          <w:noProof/>
+        <w:jc w:val="center"/>
+        <w:rPr>
+          <w:rFonts w:ascii="Times New Roman" w:eastAsia="SimSun" w:hAnsi="Times New Roman" w:cs="Times New Roman" w:hint="eastAsia"/>
+          <w:sz w:val="18"/>
+          <w:szCs w:val="21"/>
+          <w:lang w:val="en-US"/>
+        </w:rPr>
+      </w:pPr>
+      <w:r>
+        <w:rPr>
+          <w:rFonts w:ascii="Times New Roman" w:eastAsia="SimSun" w:hAnsi="Times New Roman" w:cs="Times New Roman"/>
+          <w:sz w:val="18"/>
+          <w:szCs w:val="21"/>
           <w:lang w:val="en-US"/>
         </w:rPr>
         <w:drawing>
-          <wp:anchor distT="0" distB="0" distL="114300" distR="114300" simplePos="0" relativeHeight="251663360" behindDoc="0" locked="0" layoutInCell="1" allowOverlap="1" wp14:anchorId="5376195C" wp14:editId="74B7CA3E">
+          <wp:anchor distT="0" distB="0" distL="114300" distR="114300" simplePos="0" relativeHeight="251676672" behindDoc="0" locked="0" layoutInCell="1" allowOverlap="1" wp14:anchorId="6D0D40EA" wp14:editId="7865B3A5">
             <wp:simplePos x="0" y="0"/>
             <wp:positionH relativeFrom="column">
-              <wp:posOffset>955675</wp:posOffset>
+              <wp:posOffset>486410</wp:posOffset>
             </wp:positionH>
             <wp:positionV relativeFrom="paragraph">
-              <wp:posOffset>304165</wp:posOffset>
+              <wp:posOffset>1957070</wp:posOffset>
             </wp:positionV>
-            <wp:extent cx="3674110" cy="1981835"/>
+            <wp:extent cx="4860000" cy="869883"/>
             <wp:effectExtent l="0" t="0" r="0" b="0"/>
             <wp:wrapTopAndBottom/>
-            <wp:docPr id="7" name="Picture 7"/>
+            <wp:docPr id="4" name="Picture 4"/>
             <wp:cNvGraphicFramePr>
               <a:graphicFrameLocks xmlns:a="http://schemas.openxmlformats.org/drawingml/2006/main" noChangeAspect="1"/>
             </wp:cNvGraphicFramePr>
@@ -876,7 +1341,7 @@
                   <pic:spPr>
                     <a:xfrm>
                       <a:off x="0" y="0"/>
-                      <a:ext cx="3674110" cy="1981835"/>
+                      <a:ext cx="4860000" cy="869883"/>
                     </a:xfrm>
                     <a:prstGeom prst="rect">
                       <a:avLst/>
@@ -896,113 +1361,24 @@
       </w:r>
       <w:r>
         <w:rPr>
-          <w:rFonts w:ascii="Times New Roman" w:eastAsia="SimSun" w:hAnsi="Times New Roman" w:cs="Times New Roman" w:hint="eastAsia"/>
-          <w:lang w:val="en-US"/>
-        </w:rPr>
-        <w:t>生成样本数据框（代码注释计</w:t>
-      </w:r>
-      <w:r>
-        <w:rPr>
-          <w:rFonts w:ascii="Times New Roman" w:eastAsia="SimSun" w:hAnsi="Times New Roman" w:cs="Times New Roman" w:hint="eastAsia"/>
-          <w:lang w:val="en-US"/>
-        </w:rPr>
-        <w:t>1</w:t>
-      </w:r>
-      <w:r>
-        <w:rPr>
-          <w:rFonts w:ascii="Times New Roman" w:eastAsia="SimSun" w:hAnsi="Times New Roman" w:cs="Times New Roman" w:hint="eastAsia"/>
-          <w:lang w:val="en-US"/>
-        </w:rPr>
-        <w:t>分）</w:t>
-      </w:r>
-    </w:p>
-    <w:p>
-      <w:pPr>
-        <w:pStyle w:val="ListParagraph"/>
-        <w:numPr>
-          <w:ilvl w:val="0"/>
-          <w:numId w:val="8"/>
-        </w:numPr>
-        <w:spacing w:line="360" w:lineRule="auto"/>
-        <w:ind w:firstLineChars="0"/>
-        <w:rPr>
-          <w:rFonts w:ascii="Times New Roman" w:eastAsia="SimSun" w:hAnsi="Times New Roman" w:cs="Times New Roman"/>
-          <w:lang w:val="en-US"/>
-        </w:rPr>
-      </w:pPr>
-      <w:r>
-        <w:rPr>
-          <w:rFonts w:ascii="Times New Roman" w:eastAsia="SimSun" w:hAnsi="Times New Roman" w:cs="Times New Roman" w:hint="eastAsia"/>
-          <w:lang w:val="en-US"/>
-        </w:rPr>
-        <w:lastRenderedPageBreak/>
-        <w:t>构建</w:t>
-      </w:r>
-      <w:proofErr w:type="spellStart"/>
-      <w:r>
-        <w:rPr>
-          <w:rFonts w:ascii="Times New Roman" w:eastAsia="SimSun" w:hAnsi="Times New Roman" w:cs="Times New Roman" w:hint="eastAsia"/>
-          <w:lang w:val="en-US"/>
-        </w:rPr>
-        <w:t>DESeq</w:t>
-      </w:r>
-      <w:r>
-        <w:rPr>
-          <w:rFonts w:ascii="Times New Roman" w:eastAsia="SimSun" w:hAnsi="Times New Roman" w:cs="Times New Roman"/>
-          <w:lang w:val="en-US"/>
-        </w:rPr>
-        <w:t>DataSet</w:t>
-      </w:r>
-      <w:proofErr w:type="spellEnd"/>
-      <w:r>
-        <w:rPr>
-          <w:rFonts w:ascii="Times New Roman" w:eastAsia="SimSun" w:hAnsi="Times New Roman" w:cs="Times New Roman" w:hint="eastAsia"/>
-          <w:lang w:val="en-US"/>
-        </w:rPr>
-        <w:t>（计</w:t>
-      </w:r>
-      <w:r>
-        <w:rPr>
-          <w:rFonts w:ascii="Times New Roman" w:eastAsia="SimSun" w:hAnsi="Times New Roman" w:cs="Times New Roman" w:hint="eastAsia"/>
-          <w:lang w:val="en-US"/>
-        </w:rPr>
-        <w:t>1</w:t>
-      </w:r>
-      <w:r>
-        <w:rPr>
-          <w:rFonts w:ascii="Times New Roman" w:eastAsia="SimSun" w:hAnsi="Times New Roman" w:cs="Times New Roman" w:hint="eastAsia"/>
-          <w:lang w:val="en-US"/>
-        </w:rPr>
-        <w:t>分）</w:t>
-      </w:r>
-    </w:p>
-    <w:p>
-      <w:pPr>
-        <w:spacing w:line="360" w:lineRule="auto"/>
-        <w:rPr>
-          <w:rFonts w:ascii="Consolas" w:eastAsia="SimSun" w:hAnsi="Consolas" w:cs="Consolas"/>
-          <w:lang w:val="en-US"/>
-        </w:rPr>
-      </w:pPr>
-      <w:r>
-        <w:rPr>
-          <w:rFonts w:ascii="Times New Roman" w:eastAsia="SimSun" w:hAnsi="Times New Roman" w:cs="Times New Roman"/>
-          <w:noProof/>
+          <w:rFonts w:ascii="Times New Roman" w:eastAsia="SimSun" w:hAnsi="Times New Roman" w:cs="Times New Roman"/>
+          <w:sz w:val="18"/>
+          <w:szCs w:val="21"/>
           <w:lang w:val="en-US"/>
         </w:rPr>
         <w:drawing>
-          <wp:anchor distT="0" distB="0" distL="114300" distR="114300" simplePos="0" relativeHeight="251664384" behindDoc="0" locked="0" layoutInCell="1" allowOverlap="1" wp14:anchorId="49D694F9" wp14:editId="481DF663">
+          <wp:anchor distT="0" distB="0" distL="114300" distR="114300" simplePos="0" relativeHeight="251675648" behindDoc="0" locked="0" layoutInCell="1" allowOverlap="1" wp14:anchorId="04DE7734" wp14:editId="606406CC">
             <wp:simplePos x="0" y="0"/>
             <wp:positionH relativeFrom="column">
-              <wp:posOffset>956310</wp:posOffset>
+              <wp:posOffset>462280</wp:posOffset>
             </wp:positionH>
             <wp:positionV relativeFrom="paragraph">
-              <wp:posOffset>313055</wp:posOffset>
+              <wp:posOffset>2833261</wp:posOffset>
             </wp:positionV>
-            <wp:extent cx="3548380" cy="1463040"/>
-            <wp:effectExtent l="0" t="0" r="0" b="0"/>
+            <wp:extent cx="4906645" cy="1571625"/>
+            <wp:effectExtent l="0" t="0" r="0" b="3175"/>
             <wp:wrapTopAndBottom/>
-            <wp:docPr id="8" name="Picture 8"/>
+            <wp:docPr id="3" name="Picture 3"/>
             <wp:cNvGraphicFramePr>
               <a:graphicFrameLocks xmlns:a="http://schemas.openxmlformats.org/drawingml/2006/main" noChangeAspect="1"/>
             </wp:cNvGraphicFramePr>
@@ -1028,7 +1404,7 @@
                   <pic:spPr>
                     <a:xfrm>
                       <a:off x="0" y="0"/>
-                      <a:ext cx="3548380" cy="1463040"/>
+                      <a:ext cx="4906645" cy="1571625"/>
                     </a:xfrm>
                     <a:prstGeom prst="rect">
                       <a:avLst/>
@@ -1048,6 +1424,84 @@
       </w:r>
       <w:r>
         <w:rPr>
+          <w:rFonts w:ascii="Times New Roman" w:eastAsia="SimSun" w:hAnsi="Times New Roman" w:cs="Times New Roman" w:hint="eastAsia"/>
+          <w:sz w:val="18"/>
+          <w:szCs w:val="21"/>
+          <w:lang w:val="en-US"/>
+        </w:rPr>
+        <w:t>图</w:t>
+      </w:r>
+      <w:r>
+        <w:rPr>
+          <w:rFonts w:ascii="Times New Roman" w:eastAsia="SimSun" w:hAnsi="Times New Roman" w:cs="Times New Roman"/>
+          <w:sz w:val="18"/>
+          <w:szCs w:val="21"/>
+          <w:lang w:val="en-US"/>
+        </w:rPr>
+        <w:t>1</w:t>
+      </w:r>
+      <w:r>
+        <w:rPr>
+          <w:rFonts w:ascii="Times New Roman" w:eastAsia="SimSun" w:hAnsi="Times New Roman" w:cs="Times New Roman" w:hint="eastAsia"/>
+          <w:sz w:val="18"/>
+          <w:szCs w:val="21"/>
+          <w:lang w:val="en-US"/>
+        </w:rPr>
+        <w:t>：手动输入突变信息</w:t>
+      </w:r>
+    </w:p>
+    <w:p>
+      <w:pPr>
+        <w:spacing w:line="360" w:lineRule="auto"/>
+        <w:jc w:val="center"/>
+        <w:rPr>
+          <w:rFonts w:ascii="Times New Roman" w:eastAsia="SimSun" w:hAnsi="Times New Roman" w:cs="Times New Roman" w:hint="eastAsia"/>
+          <w:sz w:val="18"/>
+          <w:szCs w:val="21"/>
+          <w:lang w:val="en-US"/>
+        </w:rPr>
+      </w:pPr>
+      <w:r>
+        <w:rPr>
+          <w:rFonts w:ascii="Times New Roman" w:eastAsia="SimSun" w:hAnsi="Times New Roman" w:cs="Times New Roman" w:hint="eastAsia"/>
+          <w:sz w:val="18"/>
+          <w:szCs w:val="21"/>
+          <w:lang w:val="en-US"/>
+        </w:rPr>
+        <w:t>图</w:t>
+      </w:r>
+      <w:r>
+        <w:rPr>
+          <w:rFonts w:ascii="Times New Roman" w:eastAsia="SimSun" w:hAnsi="Times New Roman" w:cs="Times New Roman" w:hint="eastAsia"/>
+          <w:sz w:val="18"/>
+          <w:szCs w:val="21"/>
+          <w:lang w:val="en-US"/>
+        </w:rPr>
+        <w:t>2</w:t>
+      </w:r>
+      <w:r>
+        <w:rPr>
+          <w:rFonts w:ascii="Times New Roman" w:eastAsia="SimSun" w:hAnsi="Times New Roman" w:cs="Times New Roman" w:hint="eastAsia"/>
+          <w:sz w:val="18"/>
+          <w:szCs w:val="21"/>
+          <w:lang w:val="en-US"/>
+        </w:rPr>
+        <w:t>：注释结果</w:t>
+      </w:r>
+    </w:p>
+    <w:p>
+      <w:pPr>
+        <w:spacing w:line="360" w:lineRule="auto"/>
+        <w:jc w:val="left"/>
+        <w:rPr>
+          <w:rFonts w:ascii="Times New Roman" w:eastAsia="SimSun" w:hAnsi="Times New Roman" w:cs="Times New Roman" w:hint="eastAsia"/>
+          <w:sz w:val="24"/>
+          <w:szCs w:val="32"/>
+          <w:lang w:val="en-US"/>
+        </w:rPr>
+      </w:pPr>
+      <w:r>
+        <w:rPr>
           <w:rFonts w:ascii="Times New Roman" w:eastAsia="SimSun" w:hAnsi="Times New Roman" w:cs="Times New Roman"/>
           <w:lang w:val="en-US"/>
         </w:rPr>
@@ -1055,31 +1509,233 @@
       </w:r>
       <w:r>
         <w:rPr>
-          <w:rFonts w:ascii="Consolas" w:eastAsia="SimSun" w:hAnsi="Consolas" w:cs="Consolas"/>
-          <w:lang w:val="en-US"/>
-        </w:rPr>
-        <w:t>~ condition</w:t>
-      </w:r>
-      <w:r>
-        <w:rPr>
-          <w:rFonts w:ascii="Times New Roman" w:eastAsia="SimSun" w:hAnsi="Times New Roman" w:cs="Times New Roman" w:hint="eastAsia"/>
-          <w:lang w:val="en-US"/>
-        </w:rPr>
-        <w:t>表示使用</w:t>
-      </w:r>
-      <w:r>
-        <w:rPr>
-          <w:rFonts w:ascii="Consolas" w:eastAsia="SimSun" w:hAnsi="Consolas" w:cs="Consolas"/>
-          <w:lang w:val="en-US"/>
-        </w:rPr>
-        <w:t>condition</w:t>
-      </w:r>
-      <w:r>
-        <w:rPr>
-          <w:rFonts w:ascii="Consolas" w:eastAsia="SimSun" w:hAnsi="Consolas" w:cs="Consolas" w:hint="eastAsia"/>
-          <w:lang w:val="en-US"/>
-        </w:rPr>
-        <w:t>对样本进行分组，用于后续对比。</w:t>
+          <w:rFonts w:ascii="Times New Roman" w:eastAsia="SimSun" w:hAnsi="Times New Roman" w:cs="Times New Roman" w:hint="eastAsia"/>
+          <w:lang w:val="en-US"/>
+        </w:rPr>
+        <w:t>S</w:t>
+      </w:r>
+      <w:r>
+        <w:rPr>
+          <w:rFonts w:ascii="Times New Roman" w:eastAsia="SimSun" w:hAnsi="Times New Roman" w:cs="Times New Roman"/>
+          <w:lang w:val="en-US"/>
+        </w:rPr>
+        <w:t>IFT</w:t>
+      </w:r>
+      <w:r>
+        <w:rPr>
+          <w:rFonts w:ascii="Times New Roman" w:eastAsia="SimSun" w:hAnsi="Times New Roman" w:cs="Times New Roman" w:hint="eastAsia"/>
+          <w:lang w:val="en-US"/>
+        </w:rPr>
+        <w:t>结果表明这</w:t>
+      </w:r>
+      <w:r>
+        <w:rPr>
+          <w:rFonts w:ascii="Times New Roman" w:eastAsia="SimSun" w:hAnsi="Times New Roman" w:cs="Times New Roman" w:hint="eastAsia"/>
+          <w:lang w:val="en-US"/>
+        </w:rPr>
+        <w:t>1</w:t>
+      </w:r>
+      <w:r>
+        <w:rPr>
+          <w:rFonts w:ascii="Times New Roman" w:eastAsia="SimSun" w:hAnsi="Times New Roman" w:cs="Times New Roman"/>
+          <w:lang w:val="en-US"/>
+        </w:rPr>
+        <w:t>0</w:t>
+      </w:r>
+      <w:r>
+        <w:rPr>
+          <w:rFonts w:ascii="Times New Roman" w:eastAsia="SimSun" w:hAnsi="Times New Roman" w:cs="Times New Roman" w:hint="eastAsia"/>
+          <w:lang w:val="en-US"/>
+        </w:rPr>
+        <w:t>条变异发生的位置均不编码蛋白，在</w:t>
+      </w:r>
+      <w:r>
+        <w:rPr>
+          <w:rFonts w:ascii="Times New Roman" w:eastAsia="SimSun" w:hAnsi="Times New Roman" w:cs="Times New Roman" w:hint="eastAsia"/>
+          <w:lang w:val="en-US"/>
+        </w:rPr>
+        <w:t>SIFT</w:t>
+      </w:r>
+      <w:r>
+        <w:rPr>
+          <w:rFonts w:ascii="Times New Roman" w:eastAsia="SimSun" w:hAnsi="Times New Roman" w:cs="Times New Roman" w:hint="eastAsia"/>
+          <w:lang w:val="en-US"/>
+        </w:rPr>
+        <w:t>中无法进行注释。在</w:t>
+      </w:r>
+      <w:proofErr w:type="spellStart"/>
+      <w:r>
+        <w:rPr>
+          <w:rFonts w:ascii="Times New Roman" w:eastAsia="SimSun" w:hAnsi="Times New Roman" w:cs="Times New Roman"/>
+          <w:lang w:val="en-US"/>
+        </w:rPr>
+        <w:t>dbSNP</w:t>
+      </w:r>
+      <w:proofErr w:type="spellEnd"/>
+      <w:r>
+        <w:rPr>
+          <w:rFonts w:ascii="Times New Roman" w:eastAsia="SimSun" w:hAnsi="Times New Roman" w:cs="Times New Roman" w:hint="eastAsia"/>
+          <w:lang w:val="en-US"/>
+        </w:rPr>
+        <w:t>数据库中查询以上</w:t>
+      </w:r>
+      <w:r>
+        <w:rPr>
+          <w:rFonts w:ascii="Times New Roman" w:eastAsia="SimSun" w:hAnsi="Times New Roman" w:cs="Times New Roman" w:hint="eastAsia"/>
+          <w:lang w:val="en-US"/>
+        </w:rPr>
+        <w:t>1</w:t>
+      </w:r>
+      <w:r>
+        <w:rPr>
+          <w:rFonts w:ascii="Times New Roman" w:eastAsia="SimSun" w:hAnsi="Times New Roman" w:cs="Times New Roman"/>
+          <w:lang w:val="en-US"/>
+        </w:rPr>
+        <w:t>0</w:t>
+      </w:r>
+      <w:r>
+        <w:rPr>
+          <w:rFonts w:ascii="Times New Roman" w:eastAsia="SimSun" w:hAnsi="Times New Roman" w:cs="Times New Roman" w:hint="eastAsia"/>
+          <w:lang w:val="en-US"/>
+        </w:rPr>
+        <w:t>条变异，发现</w:t>
+      </w:r>
+      <w:r>
+        <w:rPr>
+          <w:rFonts w:ascii="Times New Roman" w:eastAsia="SimSun" w:hAnsi="Times New Roman" w:cs="Times New Roman" w:hint="eastAsia"/>
+          <w:lang w:val="en-US"/>
+        </w:rPr>
+        <w:t>这些变异</w:t>
+      </w:r>
+      <w:r>
+        <w:rPr>
+          <w:rFonts w:ascii="Times New Roman" w:eastAsia="SimSun" w:hAnsi="Times New Roman" w:cs="Times New Roman" w:hint="eastAsia"/>
+          <w:lang w:val="en-US"/>
+        </w:rPr>
+        <w:t>大多发生在</w:t>
+      </w:r>
+      <w:r>
+        <w:rPr>
+          <w:rFonts w:ascii="Times New Roman" w:eastAsia="SimSun" w:hAnsi="Times New Roman" w:cs="Times New Roman" w:hint="eastAsia"/>
+          <w:lang w:val="en-US"/>
+        </w:rPr>
+        <w:t>内含子</w:t>
+      </w:r>
+      <w:r>
+        <w:rPr>
+          <w:rFonts w:ascii="Times New Roman" w:eastAsia="SimSun" w:hAnsi="Times New Roman" w:cs="Times New Roman" w:hint="eastAsia"/>
+          <w:lang w:val="en-US"/>
+        </w:rPr>
+        <w:t>或</w:t>
+      </w:r>
+      <w:r>
+        <w:rPr>
+          <w:rFonts w:ascii="Times New Roman" w:eastAsia="SimSun" w:hAnsi="Times New Roman" w:cs="Times New Roman" w:hint="eastAsia"/>
+          <w:lang w:val="en-US"/>
+        </w:rPr>
+        <w:t>两个</w:t>
+      </w:r>
+      <w:r>
+        <w:rPr>
+          <w:rFonts w:ascii="Times New Roman" w:eastAsia="SimSun" w:hAnsi="Times New Roman" w:cs="Times New Roman" w:hint="eastAsia"/>
+          <w:lang w:val="en-US"/>
+        </w:rPr>
+        <w:t>基因之间</w:t>
+      </w:r>
+      <w:r>
+        <w:rPr>
+          <w:rFonts w:ascii="Times New Roman" w:eastAsia="SimSun" w:hAnsi="Times New Roman" w:cs="Times New Roman" w:hint="eastAsia"/>
+          <w:lang w:val="en-US"/>
+        </w:rPr>
+        <w:t>。</w:t>
+      </w:r>
+      <w:r>
+        <w:rPr>
+          <w:rFonts w:ascii="Times New Roman" w:eastAsia="SimSun" w:hAnsi="Times New Roman" w:cs="Times New Roman" w:hint="eastAsia"/>
+          <w:lang w:val="en-US"/>
+        </w:rPr>
+        <w:t>除此之外，</w:t>
+      </w:r>
+      <w:r>
+        <w:rPr>
+          <w:rFonts w:ascii="Times New Roman" w:eastAsia="SimSun" w:hAnsi="Times New Roman" w:cs="Times New Roman" w:hint="eastAsia"/>
+          <w:lang w:val="en-US"/>
+        </w:rPr>
+        <w:t>SIFT</w:t>
+      </w:r>
+      <w:r>
+        <w:rPr>
+          <w:rFonts w:ascii="Times New Roman" w:eastAsia="SimSun" w:hAnsi="Times New Roman" w:cs="Times New Roman" w:hint="eastAsia"/>
+          <w:lang w:val="en-US"/>
+        </w:rPr>
+        <w:t>结果中给出的</w:t>
+      </w:r>
+      <w:proofErr w:type="spellStart"/>
+      <w:r>
+        <w:rPr>
+          <w:rFonts w:ascii="Times New Roman" w:eastAsia="SimSun" w:hAnsi="Times New Roman" w:cs="Times New Roman"/>
+          <w:lang w:val="en-US"/>
+        </w:rPr>
+        <w:t>dbSNP</w:t>
+      </w:r>
+      <w:proofErr w:type="spellEnd"/>
+      <w:r>
+        <w:rPr>
+          <w:rFonts w:ascii="Times New Roman" w:eastAsia="SimSun" w:hAnsi="Times New Roman" w:cs="Times New Roman"/>
+          <w:lang w:val="en-US"/>
+        </w:rPr>
+        <w:t xml:space="preserve"> ID</w:t>
+      </w:r>
+      <w:r>
+        <w:rPr>
+          <w:rFonts w:ascii="Times New Roman" w:eastAsia="SimSun" w:hAnsi="Times New Roman" w:cs="Times New Roman" w:hint="eastAsia"/>
+          <w:lang w:val="en-US"/>
+        </w:rPr>
+        <w:t>和</w:t>
+      </w:r>
+      <w:r>
+        <w:rPr>
+          <w:rFonts w:ascii="Times New Roman" w:eastAsia="SimSun" w:hAnsi="Times New Roman" w:cs="Times New Roman"/>
+          <w:lang w:val="en-US"/>
+        </w:rPr>
+        <w:t>.</w:t>
+      </w:r>
+      <w:proofErr w:type="spellStart"/>
+      <w:r>
+        <w:rPr>
+          <w:rFonts w:ascii="Times New Roman" w:eastAsia="SimSun" w:hAnsi="Times New Roman" w:cs="Times New Roman"/>
+          <w:lang w:val="en-US"/>
+        </w:rPr>
+        <w:t>vcf</w:t>
+      </w:r>
+      <w:proofErr w:type="spellEnd"/>
+      <w:r>
+        <w:rPr>
+          <w:rFonts w:ascii="Times New Roman" w:eastAsia="SimSun" w:hAnsi="Times New Roman" w:cs="Times New Roman" w:hint="eastAsia"/>
+          <w:lang w:val="en-US"/>
+        </w:rPr>
+        <w:t>文件中的不完全一致，</w:t>
+      </w:r>
+      <w:r>
+        <w:rPr>
+          <w:rFonts w:ascii="Times New Roman" w:eastAsia="SimSun" w:hAnsi="Times New Roman" w:cs="Times New Roman" w:hint="eastAsia"/>
+          <w:lang w:val="en-US"/>
+        </w:rPr>
+        <w:t>检查发现为数据</w:t>
+      </w:r>
+      <w:r>
+        <w:rPr>
+          <w:rFonts w:ascii="Times New Roman" w:eastAsia="SimSun" w:hAnsi="Times New Roman" w:cs="Times New Roman" w:hint="eastAsia"/>
+          <w:lang w:val="en-US"/>
+        </w:rPr>
+        <w:t>库</w:t>
+      </w:r>
+      <w:r>
+        <w:rPr>
+          <w:rFonts w:ascii="Times New Roman" w:eastAsia="SimSun" w:hAnsi="Times New Roman" w:cs="Times New Roman" w:hint="eastAsia"/>
+          <w:lang w:val="en-US"/>
+        </w:rPr>
+        <w:t>更新导致。</w:t>
       </w:r>
     </w:p>
     <w:p>
@@ -1105,7 +1761,28 @@
           <w:bCs/>
           <w:lang w:val="en-US"/>
         </w:rPr>
-        <w:t>数据预处理</w:t>
+        <w:t>准备输入文件</w:t>
+      </w:r>
+      <w:r>
+        <w:rPr>
+          <w:rFonts w:ascii="Times New Roman" w:eastAsia="SimSun" w:hAnsi="Times New Roman" w:cs="Times New Roman" w:hint="eastAsia"/>
+          <w:lang w:val="en-US"/>
+        </w:rPr>
+        <w:t>（计</w:t>
+      </w:r>
+      <w:r>
+        <w:rPr>
+          <w:rFonts w:ascii="Times New Roman" w:eastAsia="SimSun" w:hAnsi="Times New Roman" w:cs="Times New Roman" w:hint="eastAsia"/>
+          <w:lang w:val="en-US"/>
+        </w:rPr>
+        <w:t>3</w:t>
+      </w:r>
+      <w:r>
+        <w:rPr>
+          <w:rFonts w:ascii="Times New Roman" w:eastAsia="SimSun" w:hAnsi="Times New Roman" w:cs="Times New Roman" w:hint="eastAsia"/>
+          <w:lang w:val="en-US"/>
+        </w:rPr>
+        <w:t>分）</w:t>
       </w:r>
     </w:p>
     <w:p>
@@ -1113,34 +1790,207 @@
         <w:pStyle w:val="ListParagraph"/>
         <w:numPr>
           <w:ilvl w:val="0"/>
-          <w:numId w:val="9"/>
+          <w:numId w:val="7"/>
         </w:numPr>
         <w:spacing w:line="360" w:lineRule="auto"/>
         <w:ind w:firstLineChars="0"/>
         <w:rPr>
-          <w:rFonts w:ascii="Times New Roman" w:eastAsia="SimSun" w:hAnsi="Times New Roman" w:cs="Times New Roman"/>
-          <w:lang w:val="en-US"/>
-        </w:rPr>
-      </w:pPr>
-      <w:r>
-        <w:rPr>
-          <w:rFonts w:ascii="Times New Roman" w:eastAsia="SimSun" w:hAnsi="Times New Roman" w:cs="Times New Roman"/>
-          <w:noProof/>
-          <w:lang w:val="en-US"/>
-        </w:rPr>
+          <w:rFonts w:ascii="Times New Roman" w:eastAsia="SimSun" w:hAnsi="Times New Roman" w:cs="Times New Roman" w:hint="eastAsia"/>
+          <w:lang w:val="en-US"/>
+        </w:rPr>
+      </w:pPr>
+      <w:r>
+        <w:rPr>
+          <w:rFonts w:ascii="Calibri" w:eastAsia="SimSun" w:hAnsi="Calibri" w:cs="Calibri"/>
+          <w:lang w:val="en-US"/>
+        </w:rPr>
+        <w:t>﻿</w:t>
+      </w:r>
+      <w:proofErr w:type="spellStart"/>
+      <w:r>
+        <w:rPr>
+          <w:rFonts w:ascii="Consolas" w:eastAsia="SimSun" w:hAnsi="Consolas" w:cs="Consolas"/>
+          <w:lang w:val="en-US"/>
+        </w:rPr>
+        <w:t>bcftools</w:t>
+      </w:r>
+      <w:proofErr w:type="spellEnd"/>
+      <w:r>
+        <w:rPr>
+          <w:rFonts w:ascii="Consolas" w:eastAsia="SimSun" w:hAnsi="Consolas" w:cs="Consolas"/>
+          <w:lang w:val="en-US"/>
+        </w:rPr>
+        <w:t xml:space="preserve"> norm</w:t>
+      </w:r>
+      <w:r>
+        <w:rPr>
+          <w:rFonts w:ascii="Times New Roman" w:eastAsia="SimSun" w:hAnsi="Times New Roman" w:cs="Times New Roman" w:hint="eastAsia"/>
+          <w:lang w:val="en-US"/>
+        </w:rPr>
+        <w:t>将同一位置的不同变异分行处理</w:t>
+      </w:r>
+    </w:p>
+    <w:p>
+      <w:pPr>
+        <w:pStyle w:val="ListParagraph"/>
+        <w:numPr>
+          <w:ilvl w:val="0"/>
+          <w:numId w:val="7"/>
+        </w:numPr>
+        <w:spacing w:line="360" w:lineRule="auto"/>
+        <w:ind w:firstLineChars="0"/>
+        <w:rPr>
+          <w:rFonts w:ascii="Times New Roman" w:eastAsia="SimSun" w:hAnsi="Times New Roman" w:cs="Times New Roman"/>
+          <w:lang w:val="en-US"/>
+        </w:rPr>
+      </w:pPr>
+      <w:r>
+        <w:rPr>
+          <w:rFonts w:ascii="Calibri" w:eastAsia="SimSun" w:hAnsi="Calibri" w:cs="Calibri"/>
+          <w:lang w:val="en-US"/>
+        </w:rPr>
+        <w:t>﻿</w:t>
+      </w:r>
+      <w:proofErr w:type="spellStart"/>
+      <w:r>
+        <w:rPr>
+          <w:rFonts w:ascii="Consolas" w:eastAsia="SimSun" w:hAnsi="Consolas" w:cs="Consolas"/>
+          <w:lang w:val="en-US"/>
+        </w:rPr>
+        <w:t>bcftools</w:t>
+      </w:r>
+      <w:proofErr w:type="spellEnd"/>
+      <w:r>
+        <w:rPr>
+          <w:rFonts w:ascii="Consolas" w:eastAsia="SimSun" w:hAnsi="Consolas" w:cs="Consolas"/>
+          <w:lang w:val="en-US"/>
+        </w:rPr>
+        <w:t xml:space="preserve"> norm</w:t>
+      </w:r>
+      <w:r>
+        <w:rPr>
+          <w:rFonts w:ascii="Times New Roman" w:eastAsia="SimSun" w:hAnsi="Times New Roman" w:cs="Times New Roman" w:hint="eastAsia"/>
+          <w:lang w:val="en-US"/>
+        </w:rPr>
+        <w:t>向左标准化</w:t>
+      </w:r>
+    </w:p>
+    <w:p>
+      <w:pPr>
+        <w:pStyle w:val="ListParagraph"/>
+        <w:numPr>
+          <w:ilvl w:val="0"/>
+          <w:numId w:val="7"/>
+        </w:numPr>
+        <w:spacing w:line="360" w:lineRule="auto"/>
+        <w:ind w:firstLineChars="0"/>
+        <w:rPr>
+          <w:rFonts w:ascii="Times New Roman" w:eastAsia="SimSun" w:hAnsi="Times New Roman" w:cs="Times New Roman"/>
+          <w:lang w:val="en-US"/>
+        </w:rPr>
+      </w:pPr>
+      <w:r>
+        <w:rPr>
+          <w:rFonts w:ascii="Calibri" w:eastAsia="SimSun" w:hAnsi="Calibri" w:cs="Calibri"/>
+          <w:lang w:val="en-US"/>
+        </w:rPr>
+        <w:t>﻿</w:t>
+      </w:r>
+      <w:r>
+        <w:rPr>
+          <w:rFonts w:ascii="Consolas" w:eastAsia="SimSun" w:hAnsi="Consolas" w:cs="Consolas"/>
+          <w:lang w:val="en-US"/>
+        </w:rPr>
+        <w:t>convert2annovar</w:t>
+      </w:r>
+      <w:r>
+        <w:rPr>
+          <w:rFonts w:ascii="Times New Roman" w:eastAsia="SimSun" w:hAnsi="Times New Roman" w:cs="Times New Roman" w:hint="eastAsia"/>
+          <w:lang w:val="en-US"/>
+        </w:rPr>
+        <w:t>转为</w:t>
+      </w:r>
+      <w:r>
+        <w:rPr>
+          <w:rFonts w:ascii="Times New Roman" w:eastAsia="SimSun" w:hAnsi="Times New Roman" w:cs="Times New Roman"/>
+          <w:lang w:val="en-US"/>
+        </w:rPr>
+        <w:t>ANNOVAR</w:t>
+      </w:r>
+      <w:r>
+        <w:rPr>
+          <w:rFonts w:ascii="Times New Roman" w:eastAsia="SimSun" w:hAnsi="Times New Roman" w:cs="Times New Roman" w:hint="eastAsia"/>
+          <w:lang w:val="en-US"/>
+        </w:rPr>
+        <w:t>接收的</w:t>
+      </w:r>
+      <w:proofErr w:type="spellStart"/>
+      <w:r>
+        <w:rPr>
+          <w:rFonts w:ascii="Consolas" w:eastAsia="SimSun" w:hAnsi="Consolas" w:cs="Consolas"/>
+          <w:lang w:val="en-US"/>
+        </w:rPr>
+        <w:t>avinput</w:t>
+      </w:r>
+      <w:proofErr w:type="spellEnd"/>
+      <w:r>
+        <w:rPr>
+          <w:rFonts w:ascii="Times New Roman" w:eastAsia="SimSun" w:hAnsi="Times New Roman" w:cs="Times New Roman" w:hint="eastAsia"/>
+          <w:lang w:val="en-US"/>
+        </w:rPr>
+        <w:t>格式</w:t>
+      </w:r>
+    </w:p>
+    <w:p>
+      <w:pPr>
+        <w:spacing w:line="360" w:lineRule="auto"/>
+        <w:rPr>
+          <w:rFonts w:ascii="Times New Roman" w:eastAsia="SimSun" w:hAnsi="Times New Roman" w:cs="Times New Roman"/>
+          <w:lang w:val="en-US"/>
+        </w:rPr>
+      </w:pPr>
+      <w:r>
+        <w:rPr>
+          <w:rFonts w:ascii="Times New Roman" w:eastAsia="SimSun" w:hAnsi="Times New Roman" w:cs="Times New Roman" w:hint="eastAsia"/>
+          <w:lang w:val="en-US"/>
+        </w:rPr>
+        <w:t>结果如图</w:t>
+      </w:r>
+      <w:r>
+        <w:rPr>
+          <w:rFonts w:ascii="Times New Roman" w:eastAsia="SimSun" w:hAnsi="Times New Roman" w:cs="Times New Roman" w:hint="eastAsia"/>
+          <w:lang w:val="en-US"/>
+        </w:rPr>
+        <w:t>3</w:t>
+      </w:r>
+      <w:r>
+        <w:rPr>
+          <w:rFonts w:ascii="Times New Roman" w:eastAsia="SimSun" w:hAnsi="Times New Roman" w:cs="Times New Roman" w:hint="eastAsia"/>
+          <w:lang w:val="en-US"/>
+        </w:rPr>
+        <w:t>所示：</w:t>
+      </w:r>
+    </w:p>
+    <w:p>
+      <w:pPr>
+        <w:spacing w:line="360" w:lineRule="auto"/>
+        <w:jc w:val="center"/>
+        <w:rPr>
+          <w:rFonts w:ascii="Times New Roman" w:eastAsia="SimSun" w:hAnsi="Times New Roman" w:cs="Times New Roman" w:hint="eastAsia"/>
+          <w:lang w:val="en-US"/>
+        </w:rPr>
+      </w:pPr>
+      <w:r>
+        <w:rPr>
+          <w:rFonts w:ascii="Times New Roman" w:eastAsia="SimSun" w:hAnsi="Times New Roman" w:cs="Times New Roman"/>
+          <w:lang w:val="en-US"/>
+        </w:rPr>
+        <w:lastRenderedPageBreak/>
         <w:drawing>
-          <wp:anchor distT="0" distB="0" distL="114300" distR="114300" simplePos="0" relativeHeight="251665408" behindDoc="0" locked="0" layoutInCell="1" allowOverlap="1" wp14:anchorId="40821D50" wp14:editId="5AAB6EBC">
-            <wp:simplePos x="0" y="0"/>
-            <wp:positionH relativeFrom="column">
-              <wp:posOffset>880675</wp:posOffset>
-            </wp:positionH>
-            <wp:positionV relativeFrom="paragraph">
-              <wp:posOffset>292735</wp:posOffset>
-            </wp:positionV>
-            <wp:extent cx="3707934" cy="1345484"/>
-            <wp:effectExtent l="0" t="0" r="635" b="1270"/>
-            <wp:wrapTopAndBottom/>
-            <wp:docPr id="9" name="Picture 9"/>
+          <wp:inline distT="0" distB="0" distL="0" distR="0" wp14:anchorId="5A311B3B" wp14:editId="4CE7B119">
+            <wp:extent cx="5731510" cy="1080770"/>
+            <wp:effectExtent l="0" t="0" r="0" b="0"/>
+            <wp:docPr id="13" name="Picture 13"/>
             <wp:cNvGraphicFramePr>
               <a:graphicFrameLocks xmlns:a="http://schemas.openxmlformats.org/drawingml/2006/main" noChangeAspect="1"/>
             </wp:cNvGraphicFramePr>
@@ -1152,13 +2002,7 @@
                     <pic:cNvPicPr/>
                   </pic:nvPicPr>
                   <pic:blipFill>
-                    <a:blip r:embed="rId10" cstate="print">
-                      <a:extLst>
-                        <a:ext uri="{28A0092B-C50C-407E-A947-70E740481C1C}">
-                          <a14:useLocalDpi xmlns:a14="http://schemas.microsoft.com/office/drawing/2010/main" val="0"/>
-                        </a:ext>
-                      </a:extLst>
-                    </a:blip>
+                    <a:blip r:embed="rId10"/>
                     <a:stretch>
                       <a:fillRect/>
                     </a:stretch>
@@ -1166,7 +2010,7 @@
                   <pic:spPr>
                     <a:xfrm>
                       <a:off x="0" y="0"/>
-                      <a:ext cx="3707934" cy="1345484"/>
+                      <a:ext cx="5731510" cy="1080770"/>
                     </a:xfrm>
                     <a:prstGeom prst="rect">
                       <a:avLst/>
@@ -1175,130 +2019,58 @@
                 </pic:pic>
               </a:graphicData>
             </a:graphic>
-            <wp14:sizeRelH relativeFrom="page">
-              <wp14:pctWidth>0</wp14:pctWidth>
-            </wp14:sizeRelH>
-            <wp14:sizeRelV relativeFrom="page">
-              <wp14:pctHeight>0</wp14:pctHeight>
-            </wp14:sizeRelV>
-          </wp:anchor>
+          </wp:inline>
         </w:drawing>
       </w:r>
-      <w:r>
-        <w:rPr>
-          <w:rFonts w:ascii="Times New Roman" w:eastAsia="SimSun" w:hAnsi="Times New Roman" w:cs="Times New Roman" w:hint="eastAsia"/>
-          <w:lang w:val="en-US"/>
-        </w:rPr>
-        <w:t>预过滤</w:t>
-      </w:r>
-      <w:r>
-        <w:rPr>
-          <w:rFonts w:ascii="Calibri" w:eastAsia="SimSun" w:hAnsi="Calibri" w:cs="Calibri"/>
-          <w:lang w:val="en-US"/>
-        </w:rPr>
-        <w:t>﻿</w:t>
-      </w:r>
-      <w:r>
-        <w:rPr>
-          <w:rFonts w:ascii="Times New Roman" w:eastAsia="SimSun" w:hAnsi="Times New Roman" w:cs="Times New Roman" w:hint="eastAsia"/>
-          <w:lang w:val="en-US"/>
-        </w:rPr>
-        <w:t>筛选总</w:t>
-      </w:r>
-      <w:r>
-        <w:rPr>
-          <w:rFonts w:ascii="Times New Roman" w:eastAsia="SimSun" w:hAnsi="Times New Roman" w:cs="Times New Roman"/>
-          <w:lang w:val="en-US"/>
-        </w:rPr>
-        <w:t>count&gt;=10</w:t>
-      </w:r>
-      <w:r>
-        <w:rPr>
-          <w:rFonts w:ascii="Times New Roman" w:eastAsia="SimSun" w:hAnsi="Times New Roman" w:cs="Times New Roman" w:hint="eastAsia"/>
-          <w:lang w:val="en-US"/>
-        </w:rPr>
-        <w:t>的基因（计</w:t>
-      </w:r>
-      <w:r>
-        <w:rPr>
-          <w:rFonts w:ascii="Times New Roman" w:eastAsia="SimSun" w:hAnsi="Times New Roman" w:cs="Times New Roman" w:hint="eastAsia"/>
-          <w:lang w:val="en-US"/>
-        </w:rPr>
-        <w:t>1</w:t>
-      </w:r>
-      <w:r>
-        <w:rPr>
-          <w:rFonts w:ascii="Times New Roman" w:eastAsia="SimSun" w:hAnsi="Times New Roman" w:cs="Times New Roman" w:hint="eastAsia"/>
-          <w:lang w:val="en-US"/>
-        </w:rPr>
-        <w:t>分）</w:t>
-      </w:r>
-    </w:p>
-    <w:p>
-      <w:pPr>
+    </w:p>
+    <w:p>
+      <w:pPr>
+        <w:pStyle w:val="ListParagraph"/>
         <w:spacing w:line="360" w:lineRule="auto"/>
-        <w:rPr>
-          <w:rFonts w:ascii="Times New Roman" w:eastAsia="SimSun" w:hAnsi="Times New Roman" w:cs="Times New Roman"/>
-          <w:lang w:val="en-US"/>
-        </w:rPr>
-      </w:pPr>
-      <w:r>
-        <w:rPr>
-          <w:rFonts w:ascii="Times New Roman" w:eastAsia="SimSun" w:hAnsi="Times New Roman" w:cs="Times New Roman"/>
-          <w:sz w:val="24"/>
-          <w:szCs w:val="32"/>
-          <w:lang w:val="en-US"/>
-        </w:rPr>
-        <w:tab/>
-      </w:r>
-      <w:r>
-        <w:rPr>
-          <w:rFonts w:ascii="Times New Roman" w:eastAsia="SimSun" w:hAnsi="Times New Roman" w:cs="Times New Roman" w:hint="eastAsia"/>
-          <w:lang w:val="en-US"/>
-        </w:rPr>
-        <w:t>观察结果可以发现去除了</w:t>
-      </w:r>
-      <w:r>
-        <w:rPr>
-          <w:rFonts w:ascii="Times New Roman" w:eastAsia="SimSun" w:hAnsi="Times New Roman" w:cs="Times New Roman" w:hint="eastAsia"/>
-          <w:lang w:val="en-US"/>
-        </w:rPr>
-        <w:t>1</w:t>
-      </w:r>
-      <w:r>
-        <w:rPr>
-          <w:rFonts w:ascii="Times New Roman" w:eastAsia="SimSun" w:hAnsi="Times New Roman" w:cs="Times New Roman"/>
-          <w:lang w:val="en-US"/>
-        </w:rPr>
-        <w:t>1309</w:t>
-      </w:r>
-      <w:r>
-        <w:rPr>
-          <w:rFonts w:ascii="Times New Roman" w:eastAsia="SimSun" w:hAnsi="Times New Roman" w:cs="Times New Roman" w:hint="eastAsia"/>
-          <w:lang w:val="en-US"/>
-        </w:rPr>
-        <w:t>个在所有样本中总表达量低于</w:t>
-      </w:r>
-      <w:r>
-        <w:rPr>
-          <w:rFonts w:ascii="Times New Roman" w:eastAsia="SimSun" w:hAnsi="Times New Roman" w:cs="Times New Roman" w:hint="eastAsia"/>
-          <w:lang w:val="en-US"/>
-        </w:rPr>
-        <w:t>1</w:t>
-      </w:r>
-      <w:r>
-        <w:rPr>
-          <w:rFonts w:ascii="Times New Roman" w:eastAsia="SimSun" w:hAnsi="Times New Roman" w:cs="Times New Roman"/>
-          <w:lang w:val="en-US"/>
-        </w:rPr>
-        <w:t>0</w:t>
-      </w:r>
-      <w:r>
-        <w:rPr>
-          <w:rFonts w:ascii="Times New Roman" w:eastAsia="SimSun" w:hAnsi="Times New Roman" w:cs="Times New Roman" w:hint="eastAsia"/>
-          <w:lang w:val="en-US"/>
-        </w:rPr>
-        <w:t>的低表达基因。</w:t>
+        <w:ind w:left="360" w:firstLineChars="0" w:firstLine="0"/>
+        <w:jc w:val="center"/>
+        <w:rPr>
+          <w:rFonts w:ascii="Times New Roman" w:eastAsia="SimSun" w:hAnsi="Times New Roman" w:cs="Times New Roman"/>
+          <w:sz w:val="18"/>
+          <w:szCs w:val="21"/>
+          <w:lang w:val="en-US"/>
+        </w:rPr>
+      </w:pPr>
+      <w:r>
+        <w:rPr>
+          <w:rFonts w:ascii="Times New Roman" w:eastAsia="SimSun" w:hAnsi="Times New Roman" w:cs="Times New Roman" w:hint="eastAsia"/>
+          <w:sz w:val="18"/>
+          <w:szCs w:val="21"/>
+          <w:lang w:val="en-US"/>
+        </w:rPr>
+        <w:t>图</w:t>
+      </w:r>
+      <w:r>
+        <w:rPr>
+          <w:rFonts w:ascii="Times New Roman" w:eastAsia="SimSun" w:hAnsi="Times New Roman" w:cs="Times New Roman" w:hint="eastAsia"/>
+          <w:sz w:val="18"/>
+          <w:szCs w:val="21"/>
+          <w:lang w:val="en-US"/>
+        </w:rPr>
+        <w:t>3</w:t>
+      </w:r>
+      <w:r>
+        <w:rPr>
+          <w:rFonts w:ascii="Times New Roman" w:eastAsia="SimSun" w:hAnsi="Times New Roman" w:cs="Times New Roman" w:hint="eastAsia"/>
+          <w:sz w:val="18"/>
+          <w:szCs w:val="21"/>
+          <w:lang w:val="en-US"/>
+        </w:rPr>
+        <w:t>：</w:t>
+      </w:r>
+      <w:r>
+        <w:rPr>
+          <w:rFonts w:ascii="Times New Roman" w:eastAsia="SimSun" w:hAnsi="Times New Roman" w:cs="Times New Roman" w:hint="eastAsia"/>
+          <w:sz w:val="18"/>
+          <w:szCs w:val="21"/>
+          <w:lang w:val="en-US"/>
+        </w:rPr>
+        <w:t>准备输入文件</w:t>
       </w:r>
     </w:p>
     <w:p>
@@ -1324,7 +2096,28 @@
           <w:bCs/>
           <w:lang w:val="en-US"/>
         </w:rPr>
-        <w:t>基因差异表达分析</w:t>
+        <w:t>批量注释变异所在基因</w:t>
+      </w:r>
+      <w:r>
+        <w:rPr>
+          <w:rFonts w:ascii="Times New Roman" w:eastAsia="SimSun" w:hAnsi="Times New Roman" w:cs="Times New Roman" w:hint="eastAsia"/>
+          <w:lang w:val="en-US"/>
+        </w:rPr>
+        <w:t>（计</w:t>
+      </w:r>
+      <w:r>
+        <w:rPr>
+          <w:rFonts w:ascii="Times New Roman" w:eastAsia="SimSun" w:hAnsi="Times New Roman" w:cs="Times New Roman"/>
+          <w:lang w:val="en-US"/>
+        </w:rPr>
+        <w:t>2</w:t>
+      </w:r>
+      <w:r>
+        <w:rPr>
+          <w:rFonts w:ascii="Times New Roman" w:eastAsia="SimSun" w:hAnsi="Times New Roman" w:cs="Times New Roman" w:hint="eastAsia"/>
+          <w:lang w:val="en-US"/>
+        </w:rPr>
+        <w:t>分）</w:t>
       </w:r>
     </w:p>
     <w:p>
@@ -1332,34 +2125,33 @@
         <w:pStyle w:val="ListParagraph"/>
         <w:numPr>
           <w:ilvl w:val="0"/>
-          <w:numId w:val="10"/>
+          <w:numId w:val="16"/>
         </w:numPr>
         <w:spacing w:line="360" w:lineRule="auto"/>
         <w:ind w:firstLineChars="0"/>
-        <w:rPr>
-          <w:rFonts w:ascii="Times New Roman" w:eastAsia="SimSun" w:hAnsi="Times New Roman" w:cs="Times New Roman"/>
-          <w:lang w:val="en-US"/>
-        </w:rPr>
-      </w:pPr>
-      <w:r>
-        <w:rPr>
-          <w:rFonts w:ascii="Times New Roman" w:eastAsia="SimSun" w:hAnsi="Times New Roman" w:cs="Times New Roman"/>
-          <w:noProof/>
+        <w:jc w:val="left"/>
+        <w:rPr>
+          <w:rFonts w:ascii="Times New Roman" w:eastAsia="SimSun" w:hAnsi="Times New Roman" w:cs="Times New Roman" w:hint="eastAsia"/>
+          <w:lang w:val="en-US"/>
+        </w:rPr>
+      </w:pPr>
+      <w:r>
+        <w:rPr>
           <w:lang w:val="en-US"/>
         </w:rPr>
         <w:drawing>
-          <wp:anchor distT="0" distB="0" distL="114300" distR="114300" simplePos="0" relativeHeight="251666432" behindDoc="0" locked="0" layoutInCell="1" allowOverlap="1" wp14:anchorId="7DC418FB" wp14:editId="66FF4A98">
+          <wp:anchor distT="0" distB="0" distL="114300" distR="114300" simplePos="0" relativeHeight="251677696" behindDoc="0" locked="0" layoutInCell="1" allowOverlap="1" wp14:anchorId="2E54453B" wp14:editId="4CE64E08">
             <wp:simplePos x="0" y="0"/>
             <wp:positionH relativeFrom="column">
-              <wp:posOffset>947770</wp:posOffset>
+              <wp:posOffset>1012825</wp:posOffset>
             </wp:positionH>
             <wp:positionV relativeFrom="paragraph">
-              <wp:posOffset>302895</wp:posOffset>
+              <wp:posOffset>353520</wp:posOffset>
             </wp:positionV>
-            <wp:extent cx="3690620" cy="2367915"/>
-            <wp:effectExtent l="0" t="0" r="5080" b="0"/>
+            <wp:extent cx="3931285" cy="2884170"/>
+            <wp:effectExtent l="0" t="0" r="5715" b="0"/>
             <wp:wrapTopAndBottom/>
-            <wp:docPr id="10" name="Picture 10"/>
+            <wp:docPr id="14" name="Picture 14"/>
             <wp:cNvGraphicFramePr>
               <a:graphicFrameLocks xmlns:a="http://schemas.openxmlformats.org/drawingml/2006/main" noChangeAspect="1"/>
             </wp:cNvGraphicFramePr>
@@ -1385,7 +2177,7 @@
                   <pic:spPr>
                     <a:xfrm>
                       <a:off x="0" y="0"/>
-                      <a:ext cx="3690620" cy="2367915"/>
+                      <a:ext cx="3931285" cy="2884170"/>
                     </a:xfrm>
                     <a:prstGeom prst="rect">
                       <a:avLst/>
@@ -1415,52 +2207,173 @@
           <w:rFonts w:ascii="Times New Roman" w:eastAsia="SimSun" w:hAnsi="Times New Roman" w:cs="Times New Roman" w:hint="eastAsia"/>
           <w:lang w:val="en-US"/>
         </w:rPr>
-        <w:t>对数据进行差异表达分析，得到结果表格（计</w:t>
-      </w:r>
-      <w:r>
-        <w:rPr>
-          <w:rFonts w:ascii="Times New Roman" w:eastAsia="SimSun" w:hAnsi="Times New Roman" w:cs="Times New Roman" w:hint="eastAsia"/>
-          <w:lang w:val="en-US"/>
-        </w:rPr>
-        <w:t>1</w:t>
-      </w:r>
-      <w:r>
-        <w:rPr>
-          <w:rFonts w:ascii="Times New Roman" w:eastAsia="SimSun" w:hAnsi="Times New Roman" w:cs="Times New Roman" w:hint="eastAsia"/>
-          <w:lang w:val="en-US"/>
-        </w:rPr>
-        <w:t>分）</w:t>
-      </w:r>
-    </w:p>
-    <w:p>
-      <w:pPr>
+        <w:t>下载注释文件</w:t>
+      </w:r>
+      <w:r>
+        <w:rPr>
+          <w:rFonts w:ascii="Times New Roman" w:eastAsia="SimSun" w:hAnsi="Times New Roman" w:cs="Times New Roman" w:hint="eastAsia"/>
+          <w:lang w:val="en-US"/>
+        </w:rPr>
+        <w:t>（图</w:t>
+      </w:r>
+      <w:r>
+        <w:rPr>
+          <w:rFonts w:ascii="Times New Roman" w:eastAsia="SimSun" w:hAnsi="Times New Roman" w:cs="Times New Roman" w:hint="eastAsia"/>
+          <w:lang w:val="en-US"/>
+        </w:rPr>
+        <w:t>4</w:t>
+      </w:r>
+      <w:r>
+        <w:rPr>
+          <w:rFonts w:ascii="Times New Roman" w:eastAsia="SimSun" w:hAnsi="Times New Roman" w:cs="Times New Roman" w:hint="eastAsia"/>
+          <w:lang w:val="en-US"/>
+        </w:rPr>
+        <w:t>）</w:t>
+      </w:r>
+    </w:p>
+    <w:p>
+      <w:pPr>
+        <w:pStyle w:val="ListParagraph"/>
         <w:spacing w:line="360" w:lineRule="auto"/>
-        <w:rPr>
-          <w:rFonts w:ascii="Consolas" w:eastAsia="SimSun" w:hAnsi="Consolas" w:cs="Consolas"/>
-          <w:lang w:val="en-US"/>
-        </w:rPr>
-      </w:pPr>
-      <w:r>
-        <w:rPr>
-          <w:rFonts w:ascii="Consolas" w:eastAsia="SimSun" w:hAnsi="Consolas" w:cs="Consolas"/>
-          <w:noProof/>
-          <w:sz w:val="24"/>
-          <w:szCs w:val="32"/>
+        <w:ind w:left="360" w:firstLineChars="0" w:firstLine="0"/>
+        <w:jc w:val="center"/>
+        <w:rPr>
+          <w:rFonts w:ascii="Times New Roman" w:eastAsia="SimSun" w:hAnsi="Times New Roman" w:cs="Times New Roman" w:hint="eastAsia"/>
+          <w:sz w:val="18"/>
+          <w:szCs w:val="21"/>
+          <w:lang w:val="en-US"/>
+        </w:rPr>
+      </w:pPr>
+      <w:r>
+        <w:rPr>
+          <w:rFonts w:ascii="Times New Roman" w:eastAsia="SimSun" w:hAnsi="Times New Roman" w:cs="Times New Roman" w:hint="eastAsia"/>
+          <w:sz w:val="18"/>
+          <w:szCs w:val="21"/>
+          <w:lang w:val="en-US"/>
+        </w:rPr>
+        <w:t>图</w:t>
+      </w:r>
+      <w:r>
+        <w:rPr>
+          <w:rFonts w:ascii="Times New Roman" w:eastAsia="SimSun" w:hAnsi="Times New Roman" w:cs="Times New Roman" w:hint="eastAsia"/>
+          <w:sz w:val="18"/>
+          <w:szCs w:val="21"/>
+          <w:lang w:val="en-US"/>
+        </w:rPr>
+        <w:t>4</w:t>
+      </w:r>
+      <w:r>
+        <w:rPr>
+          <w:rFonts w:ascii="Times New Roman" w:eastAsia="SimSun" w:hAnsi="Times New Roman" w:cs="Times New Roman"/>
+          <w:sz w:val="18"/>
+          <w:szCs w:val="21"/>
+          <w:lang w:val="en-US"/>
+        </w:rPr>
+        <w:t>:</w:t>
+      </w:r>
+      <w:r>
+        <w:rPr>
+          <w:rFonts w:ascii="Times New Roman" w:eastAsia="SimSun" w:hAnsi="Times New Roman" w:cs="Times New Roman" w:hint="eastAsia"/>
+          <w:sz w:val="18"/>
+          <w:szCs w:val="21"/>
+          <w:lang w:val="en-US"/>
+        </w:rPr>
+        <w:t>下载参考</w:t>
+      </w:r>
+      <w:r>
+        <w:rPr>
+          <w:rFonts w:ascii="Times New Roman" w:eastAsia="SimSun" w:hAnsi="Times New Roman" w:cs="Times New Roman" w:hint="eastAsia"/>
+          <w:sz w:val="18"/>
+          <w:szCs w:val="21"/>
+          <w:lang w:val="en-US"/>
+        </w:rPr>
+        <w:t>基因组文件</w:t>
+      </w:r>
+    </w:p>
+    <w:p>
+      <w:pPr>
+        <w:pStyle w:val="ListParagraph"/>
+        <w:numPr>
+          <w:ilvl w:val="0"/>
+          <w:numId w:val="16"/>
+        </w:numPr>
+        <w:spacing w:line="360" w:lineRule="auto"/>
+        <w:ind w:firstLineChars="0"/>
+        <w:jc w:val="left"/>
+        <w:rPr>
+          <w:rFonts w:ascii="Times New Roman" w:eastAsia="SimSun" w:hAnsi="Times New Roman" w:cs="Times New Roman" w:hint="eastAsia"/>
+          <w:lang w:val="en-US"/>
+        </w:rPr>
+      </w:pPr>
+      <w:r>
+        <w:rPr>
+          <w:rFonts w:ascii="Times New Roman" w:eastAsia="SimSun" w:hAnsi="Times New Roman" w:cs="Times New Roman" w:hint="eastAsia"/>
+          <w:lang w:val="en-US"/>
+        </w:rPr>
+        <w:t>注释</w:t>
+      </w:r>
+      <w:r>
+        <w:rPr>
+          <w:rFonts w:ascii="Times New Roman" w:eastAsia="SimSun" w:hAnsi="Times New Roman" w:cs="Times New Roman" w:hint="eastAsia"/>
+          <w:lang w:val="en-US"/>
+        </w:rPr>
+        <w:t>（图</w:t>
+      </w:r>
+      <w:r>
+        <w:rPr>
+          <w:rFonts w:ascii="Times New Roman" w:eastAsia="SimSun" w:hAnsi="Times New Roman" w:cs="Times New Roman" w:hint="eastAsia"/>
+          <w:lang w:val="en-US"/>
+        </w:rPr>
+        <w:t>5</w:t>
+      </w:r>
+      <w:r>
+        <w:rPr>
+          <w:rFonts w:ascii="Times New Roman" w:eastAsia="SimSun" w:hAnsi="Times New Roman" w:cs="Times New Roman" w:hint="eastAsia"/>
+          <w:lang w:val="en-US"/>
+        </w:rPr>
+        <w:t>）</w:t>
+      </w:r>
+      <w:r>
+        <w:rPr>
+          <w:rFonts w:ascii="Times New Roman" w:eastAsia="SimSun" w:hAnsi="Times New Roman" w:cs="Times New Roman" w:hint="eastAsia"/>
+          <w:lang w:val="en-US"/>
+        </w:rPr>
+        <w:t>，输出文件如图</w:t>
+      </w:r>
+      <w:r>
+        <w:rPr>
+          <w:rFonts w:ascii="Times New Roman" w:eastAsia="SimSun" w:hAnsi="Times New Roman" w:cs="Times New Roman" w:hint="eastAsia"/>
+          <w:lang w:val="en-US"/>
+        </w:rPr>
+        <w:t>6</w:t>
+      </w:r>
+      <w:r>
+        <w:rPr>
+          <w:rFonts w:ascii="Times New Roman" w:eastAsia="SimSun" w:hAnsi="Times New Roman" w:cs="Times New Roman" w:hint="eastAsia"/>
+          <w:lang w:val="en-US"/>
+        </w:rPr>
+        <w:t>所示</w:t>
+      </w:r>
+    </w:p>
+    <w:p>
+      <w:pPr>
+        <w:spacing w:line="360" w:lineRule="auto"/>
+        <w:jc w:val="left"/>
+        <w:rPr>
+          <w:rFonts w:ascii="Times New Roman" w:eastAsia="SimSun" w:hAnsi="Times New Roman" w:cs="Times New Roman"/>
+          <w:lang w:val="en-US"/>
+        </w:rPr>
+      </w:pPr>
+      <w:r>
+        <w:rPr>
+          <w:rFonts w:ascii="Times New Roman" w:eastAsia="SimSun" w:hAnsi="Times New Roman" w:cs="Times New Roman"/>
           <w:lang w:val="en-US"/>
         </w:rPr>
         <w:drawing>
-          <wp:anchor distT="0" distB="0" distL="114300" distR="114300" simplePos="0" relativeHeight="251667456" behindDoc="0" locked="0" layoutInCell="1" allowOverlap="1" wp14:anchorId="6ADD9B55" wp14:editId="529CFE38">
-            <wp:simplePos x="0" y="0"/>
-            <wp:positionH relativeFrom="column">
-              <wp:posOffset>972535</wp:posOffset>
-            </wp:positionH>
-            <wp:positionV relativeFrom="paragraph">
-              <wp:posOffset>2967355</wp:posOffset>
-            </wp:positionV>
-            <wp:extent cx="3665855" cy="939800"/>
-            <wp:effectExtent l="0" t="0" r="4445" b="0"/>
-            <wp:wrapTopAndBottom/>
-            <wp:docPr id="11" name="Picture 11"/>
+          <wp:inline distT="0" distB="0" distL="0" distR="0" wp14:anchorId="77FC8180" wp14:editId="708631F3">
+            <wp:extent cx="5731510" cy="1033780"/>
+            <wp:effectExtent l="0" t="0" r="0" b="0"/>
+            <wp:docPr id="15" name="Picture 15"/>
             <wp:cNvGraphicFramePr>
               <a:graphicFrameLocks xmlns:a="http://schemas.openxmlformats.org/drawingml/2006/main" noChangeAspect="1"/>
             </wp:cNvGraphicFramePr>
@@ -1472,13 +2385,7 @@
                     <pic:cNvPicPr/>
                   </pic:nvPicPr>
                   <pic:blipFill>
-                    <a:blip r:embed="rId12" cstate="print">
-                      <a:extLst>
-                        <a:ext uri="{28A0092B-C50C-407E-A947-70E740481C1C}">
-                          <a14:useLocalDpi xmlns:a14="http://schemas.microsoft.com/office/drawing/2010/main" val="0"/>
-                        </a:ext>
-                      </a:extLst>
-                    </a:blip>
+                    <a:blip r:embed="rId12"/>
                     <a:stretch>
                       <a:fillRect/>
                     </a:stretch>
@@ -1486,7 +2393,7 @@
                   <pic:spPr>
                     <a:xfrm>
                       <a:off x="0" y="0"/>
-                      <a:ext cx="3665855" cy="939800"/>
+                      <a:ext cx="5731510" cy="1033780"/>
                     </a:xfrm>
                     <a:prstGeom prst="rect">
                       <a:avLst/>
@@ -1495,222 +2402,84 @@
                 </pic:pic>
               </a:graphicData>
             </a:graphic>
-            <wp14:sizeRelH relativeFrom="page">
-              <wp14:pctWidth>0</wp14:pctWidth>
-            </wp14:sizeRelH>
-            <wp14:sizeRelV relativeFrom="page">
-              <wp14:pctHeight>0</wp14:pctHeight>
-            </wp14:sizeRelV>
-          </wp:anchor>
+          </wp:inline>
         </w:drawing>
       </w:r>
-      <w:r>
-        <w:rPr>
-          <w:rFonts w:ascii="Times New Roman" w:eastAsia="SimSun" w:hAnsi="Times New Roman" w:cs="Times New Roman"/>
+    </w:p>
+    <w:p>
+      <w:pPr>
+        <w:spacing w:line="360" w:lineRule="auto"/>
+        <w:jc w:val="center"/>
+        <w:rPr>
+          <w:rFonts w:ascii="Times New Roman" w:eastAsia="SimSun" w:hAnsi="Times New Roman" w:cs="Times New Roman" w:hint="eastAsia"/>
+          <w:sz w:val="18"/>
+          <w:szCs w:val="21"/>
+          <w:lang w:val="en-US"/>
+        </w:rPr>
+      </w:pPr>
+      <w:r>
+        <w:rPr>
+          <w:rFonts w:ascii="Times New Roman" w:eastAsia="SimSun" w:hAnsi="Times New Roman" w:cs="Times New Roman" w:hint="eastAsia"/>
+          <w:sz w:val="18"/>
+          <w:szCs w:val="21"/>
+          <w:lang w:val="en-US"/>
+        </w:rPr>
+        <w:t>图</w:t>
+      </w:r>
+      <w:r>
+        <w:rPr>
+          <w:rFonts w:ascii="Times New Roman" w:eastAsia="SimSun" w:hAnsi="Times New Roman" w:cs="Times New Roman" w:hint="eastAsia"/>
+          <w:sz w:val="18"/>
+          <w:szCs w:val="21"/>
+          <w:lang w:val="en-US"/>
+        </w:rPr>
+        <w:t>5</w:t>
+      </w:r>
+      <w:r>
+        <w:rPr>
+          <w:rFonts w:ascii="Times New Roman" w:eastAsia="SimSun" w:hAnsi="Times New Roman" w:cs="Times New Roman"/>
+          <w:sz w:val="18"/>
+          <w:szCs w:val="21"/>
+          <w:lang w:val="en-US"/>
+        </w:rPr>
+        <w:t>:</w:t>
+      </w:r>
+      <w:r>
+        <w:rPr>
+          <w:rFonts w:ascii="Times New Roman" w:eastAsia="SimSun" w:hAnsi="Times New Roman" w:cs="Times New Roman" w:hint="eastAsia"/>
+          <w:sz w:val="18"/>
+          <w:szCs w:val="21"/>
+          <w:lang w:val="en-US"/>
+        </w:rPr>
+        <w:t>进行注释</w:t>
+      </w:r>
+    </w:p>
+    <w:p>
+      <w:pPr>
+        <w:spacing w:line="360" w:lineRule="auto"/>
+        <w:rPr>
+          <w:rFonts w:ascii="Times New Roman" w:eastAsia="SimSun" w:hAnsi="Times New Roman" w:cs="Times New Roman"/>
+          <w:b/>
+          <w:bCs/>
           <w:sz w:val="24"/>
           <w:szCs w:val="32"/>
           <w:lang w:val="en-US"/>
         </w:rPr>
-        <w:tab/>
-      </w:r>
-      <w:r>
-        <w:rPr>
-          <w:rFonts w:ascii="Times New Roman" w:eastAsia="SimSun" w:hAnsi="Times New Roman" w:cs="Times New Roman" w:hint="eastAsia"/>
-          <w:lang w:val="en-US"/>
-        </w:rPr>
-        <w:t>函数</w:t>
-      </w:r>
-      <w:r>
-        <w:rPr>
-          <w:rFonts w:ascii="Consolas" w:eastAsia="SimSun" w:hAnsi="Consolas" w:cs="Consolas"/>
-          <w:lang w:val="en-US"/>
-        </w:rPr>
-        <w:t>results</w:t>
-      </w:r>
-      <w:r>
-        <w:rPr>
-          <w:rFonts w:ascii="Consolas" w:eastAsia="SimSun" w:hAnsi="Consolas" w:cs="Consolas" w:hint="eastAsia"/>
-          <w:lang w:val="en-US"/>
-        </w:rPr>
-        <w:t>中参数</w:t>
-      </w:r>
-      <w:r>
-        <w:rPr>
-          <w:rFonts w:ascii="Consolas" w:eastAsia="SimSun" w:hAnsi="Consolas" w:cs="Consolas"/>
-          <w:lang w:val="en-US"/>
-        </w:rPr>
-        <w:t>contrast</w:t>
-      </w:r>
-      <w:r>
-        <w:rPr>
-          <w:rFonts w:ascii="Consolas" w:eastAsia="SimSun" w:hAnsi="Consolas" w:cs="Consolas" w:hint="eastAsia"/>
-          <w:lang w:val="en-US"/>
-        </w:rPr>
-        <w:t>表示使用</w:t>
-      </w:r>
-      <w:proofErr w:type="spellStart"/>
-      <w:r>
-        <w:rPr>
-          <w:rFonts w:ascii="Consolas" w:eastAsia="SimSun" w:hAnsi="Consolas" w:cs="Consolas"/>
-          <w:lang w:val="en-US"/>
-        </w:rPr>
-        <w:t>coldata</w:t>
-      </w:r>
-      <w:proofErr w:type="spellEnd"/>
-      <w:r>
-        <w:rPr>
-          <w:rFonts w:ascii="Consolas" w:eastAsia="SimSun" w:hAnsi="Consolas" w:cs="Consolas" w:hint="eastAsia"/>
-          <w:lang w:val="en-US"/>
-        </w:rPr>
-        <w:t>中</w:t>
-      </w:r>
-      <w:r>
-        <w:rPr>
-          <w:rFonts w:ascii="Consolas" w:eastAsia="SimSun" w:hAnsi="Consolas" w:cs="Consolas"/>
-          <w:lang w:val="en-US"/>
-        </w:rPr>
-        <w:t>condition</w:t>
-      </w:r>
-      <w:r>
-        <w:rPr>
-          <w:rFonts w:ascii="Consolas" w:eastAsia="SimSun" w:hAnsi="Consolas" w:cs="Consolas" w:hint="eastAsia"/>
-          <w:lang w:val="en-US"/>
-        </w:rPr>
-        <w:t>列的</w:t>
-      </w:r>
-      <w:r>
-        <w:rPr>
-          <w:rFonts w:ascii="Consolas" w:eastAsia="SimSun" w:hAnsi="Consolas" w:cs="Consolas"/>
-          <w:lang w:val="en-US"/>
-        </w:rPr>
-        <w:t>tumor</w:t>
-      </w:r>
-      <w:r>
-        <w:rPr>
-          <w:rFonts w:ascii="Consolas" w:eastAsia="SimSun" w:hAnsi="Consolas" w:cs="Consolas" w:hint="eastAsia"/>
-          <w:lang w:val="en-US"/>
-        </w:rPr>
-        <w:t>和</w:t>
-      </w:r>
-      <w:r>
-        <w:rPr>
-          <w:rFonts w:ascii="Consolas" w:eastAsia="SimSun" w:hAnsi="Consolas" w:cs="Consolas"/>
-          <w:lang w:val="en-US"/>
-        </w:rPr>
-        <w:t>normal</w:t>
-      </w:r>
-      <w:r>
-        <w:rPr>
-          <w:rFonts w:ascii="Consolas" w:eastAsia="SimSun" w:hAnsi="Consolas" w:cs="Consolas" w:hint="eastAsia"/>
-          <w:lang w:val="en-US"/>
-        </w:rPr>
-        <w:t>两组样本计算</w:t>
-      </w:r>
-      <w:r>
-        <w:rPr>
-          <w:rFonts w:ascii="Times New Roman" w:eastAsia="SimSun" w:hAnsi="Times New Roman" w:cs="Times New Roman"/>
-          <w:lang w:val="en-US"/>
-        </w:rPr>
-        <w:t>p-value</w:t>
-      </w:r>
-      <w:r>
-        <w:rPr>
-          <w:rFonts w:ascii="Times New Roman" w:eastAsia="SimSun" w:hAnsi="Times New Roman" w:cs="Times New Roman" w:hint="eastAsia"/>
-          <w:lang w:val="en-US"/>
-        </w:rPr>
-        <w:t>，参数</w:t>
-      </w:r>
-      <w:r>
-        <w:rPr>
-          <w:rFonts w:ascii="Consolas" w:eastAsia="SimSun" w:hAnsi="Consolas" w:cs="Consolas"/>
-          <w:lang w:val="en-US"/>
-        </w:rPr>
-        <w:t>alpha</w:t>
-      </w:r>
-      <w:r>
-        <w:rPr>
-          <w:rFonts w:ascii="Consolas" w:eastAsia="SimSun" w:hAnsi="Consolas" w:cs="Consolas" w:hint="eastAsia"/>
-          <w:lang w:val="en-US"/>
-        </w:rPr>
-        <w:t>表示认为具有显著性差异的</w:t>
-      </w:r>
-      <w:r>
-        <w:rPr>
-          <w:rFonts w:ascii="Times New Roman" w:eastAsia="SimSun" w:hAnsi="Times New Roman" w:cs="Times New Roman"/>
-          <w:lang w:val="en-US"/>
-        </w:rPr>
-        <w:t>p-value</w:t>
-      </w:r>
-      <w:r>
-        <w:rPr>
-          <w:rFonts w:ascii="Consolas" w:eastAsia="SimSun" w:hAnsi="Consolas" w:cs="Consolas" w:hint="eastAsia"/>
-          <w:lang w:val="en-US"/>
-        </w:rPr>
-        <w:t>阈值。表格中各列的含义如下：</w:t>
-      </w:r>
-    </w:p>
-    <w:p>
-      <w:pPr>
-        <w:pStyle w:val="ListParagraph"/>
-        <w:numPr>
-          <w:ilvl w:val="0"/>
-          <w:numId w:val="6"/>
-        </w:numPr>
-        <w:spacing w:line="360" w:lineRule="auto"/>
-        <w:ind w:firstLineChars="0"/>
+      </w:pPr>
+      <w:r>
         <w:rPr>
           <w:rFonts w:ascii="Times New Roman" w:eastAsia="SimSun" w:hAnsi="Times New Roman" w:cs="Times New Roman"/>
           <w:b/>
           <w:bCs/>
-          <w:lang w:val="en-US"/>
-        </w:rPr>
-      </w:pPr>
-      <w:r>
-        <w:rPr>
-          <w:rFonts w:ascii="Times New Roman" w:eastAsia="SimSun" w:hAnsi="Times New Roman" w:cs="Times New Roman" w:hint="eastAsia"/>
-          <w:b/>
-          <w:bCs/>
-          <w:lang w:val="en-US"/>
-        </w:rPr>
-        <w:lastRenderedPageBreak/>
-        <w:t>结果整理</w:t>
-      </w:r>
-    </w:p>
-    <w:p>
-      <w:pPr>
-        <w:pStyle w:val="ListParagraph"/>
-        <w:numPr>
-          <w:ilvl w:val="0"/>
-          <w:numId w:val="11"/>
-        </w:numPr>
-        <w:spacing w:line="360" w:lineRule="auto"/>
-        <w:ind w:firstLineChars="0"/>
-        <w:rPr>
-          <w:rFonts w:ascii="Times New Roman" w:eastAsia="SimSun" w:hAnsi="Times New Roman" w:cs="Times New Roman"/>
-          <w:lang w:val="en-US"/>
-        </w:rPr>
-      </w:pPr>
-      <w:r>
-        <w:rPr>
-          <w:rFonts w:ascii="Times New Roman" w:eastAsia="SimSun" w:hAnsi="Times New Roman" w:cs="Times New Roman"/>
-          <w:noProof/>
           <w:sz w:val="24"/>
           <w:szCs w:val="32"/>
           <w:lang w:val="en-US"/>
         </w:rPr>
         <w:drawing>
-          <wp:anchor distT="0" distB="0" distL="114300" distR="114300" simplePos="0" relativeHeight="251668480" behindDoc="0" locked="0" layoutInCell="1" allowOverlap="1" wp14:anchorId="6BD18B60" wp14:editId="60DCC454">
-            <wp:simplePos x="0" y="0"/>
-            <wp:positionH relativeFrom="column">
-              <wp:posOffset>897348</wp:posOffset>
-            </wp:positionH>
-            <wp:positionV relativeFrom="paragraph">
-              <wp:posOffset>339725</wp:posOffset>
-            </wp:positionV>
-            <wp:extent cx="3875405" cy="1587500"/>
+          <wp:inline distT="0" distB="0" distL="0" distR="0" wp14:anchorId="1A791662" wp14:editId="39DDA574">
+            <wp:extent cx="5731510" cy="408940"/>
             <wp:effectExtent l="0" t="0" r="0" b="0"/>
-            <wp:wrapTopAndBottom/>
-            <wp:docPr id="12" name="Picture 12"/>
+            <wp:docPr id="1" name="Picture 1"/>
             <wp:cNvGraphicFramePr>
               <a:graphicFrameLocks xmlns:a="http://schemas.openxmlformats.org/drawingml/2006/main" noChangeAspect="1"/>
             </wp:cNvGraphicFramePr>
@@ -1722,13 +2491,7 @@
                     <pic:cNvPicPr/>
                   </pic:nvPicPr>
                   <pic:blipFill>
-                    <a:blip r:embed="rId13" cstate="print">
-                      <a:extLst>
-                        <a:ext uri="{28A0092B-C50C-407E-A947-70E740481C1C}">
-                          <a14:useLocalDpi xmlns:a14="http://schemas.microsoft.com/office/drawing/2010/main" val="0"/>
-                        </a:ext>
-                      </a:extLst>
-                    </a:blip>
+                    <a:blip r:embed="rId13"/>
                     <a:stretch>
                       <a:fillRect/>
                     </a:stretch>
@@ -1736,7 +2499,7 @@
                   <pic:spPr>
                     <a:xfrm>
                       <a:off x="0" y="0"/>
-                      <a:ext cx="3875405" cy="1587500"/>
+                      <a:ext cx="5731510" cy="408940"/>
                     </a:xfrm>
                     <a:prstGeom prst="rect">
                       <a:avLst/>
@@ -1745,44 +2508,173 @@
                 </pic:pic>
               </a:graphicData>
             </a:graphic>
-            <wp14:sizeRelH relativeFrom="page">
-              <wp14:pctWidth>0</wp14:pctWidth>
-            </wp14:sizeRelH>
-            <wp14:sizeRelV relativeFrom="page">
-              <wp14:pctHeight>0</wp14:pctHeight>
-            </wp14:sizeRelV>
-          </wp:anchor>
+          </wp:inline>
         </w:drawing>
       </w:r>
-      <w:r>
-        <w:rPr>
-          <w:rFonts w:ascii="Calibri" w:eastAsia="SimSun" w:hAnsi="Calibri" w:cs="Calibri"/>
-          <w:sz w:val="24"/>
-          <w:szCs w:val="32"/>
-          <w:lang w:val="en-US"/>
-        </w:rPr>
-        <w:t>﻿</w:t>
-      </w:r>
-      <w:r>
-        <w:rPr>
-          <w:rFonts w:ascii="Times New Roman" w:eastAsia="SimSun" w:hAnsi="Times New Roman" w:cs="Times New Roman" w:hint="eastAsia"/>
-          <w:lang w:val="en-US"/>
-        </w:rPr>
-        <w:t>使用</w:t>
+    </w:p>
+    <w:p>
+      <w:pPr>
+        <w:spacing w:line="360" w:lineRule="auto"/>
+        <w:jc w:val="center"/>
+        <w:rPr>
+          <w:rFonts w:ascii="Times New Roman" w:eastAsia="SimSun" w:hAnsi="Times New Roman" w:cs="Times New Roman"/>
+          <w:sz w:val="18"/>
+          <w:szCs w:val="21"/>
+          <w:lang w:val="en-US"/>
+        </w:rPr>
+      </w:pPr>
+      <w:r>
+        <w:rPr>
+          <w:rFonts w:ascii="Times New Roman" w:eastAsia="SimSun" w:hAnsi="Times New Roman" w:cs="Times New Roman" w:hint="eastAsia"/>
+          <w:sz w:val="18"/>
+          <w:szCs w:val="21"/>
+          <w:lang w:val="en-US"/>
+        </w:rPr>
+        <w:t>图</w:t>
+      </w:r>
+      <w:r>
+        <w:rPr>
+          <w:rFonts w:ascii="Times New Roman" w:eastAsia="SimSun" w:hAnsi="Times New Roman" w:cs="Times New Roman" w:hint="eastAsia"/>
+          <w:sz w:val="18"/>
+          <w:szCs w:val="21"/>
+          <w:lang w:val="en-US"/>
+        </w:rPr>
+        <w:t>6</w:t>
+      </w:r>
+      <w:r>
+        <w:rPr>
+          <w:rFonts w:ascii="Times New Roman" w:eastAsia="SimSun" w:hAnsi="Times New Roman" w:cs="Times New Roman"/>
+          <w:sz w:val="18"/>
+          <w:szCs w:val="21"/>
+          <w:lang w:val="en-US"/>
+        </w:rPr>
+        <w:t>:</w:t>
+      </w:r>
+      <w:r>
+        <w:rPr>
+          <w:rFonts w:ascii="Times New Roman" w:eastAsia="SimSun" w:hAnsi="Times New Roman" w:cs="Times New Roman" w:hint="eastAsia"/>
+          <w:sz w:val="18"/>
+          <w:szCs w:val="21"/>
+          <w:lang w:val="en-US"/>
+        </w:rPr>
+        <w:t>变异注释脚本输出的文件</w:t>
+      </w:r>
+    </w:p>
+    <w:p>
+      <w:pPr>
+        <w:spacing w:line="360" w:lineRule="auto"/>
+        <w:jc w:val="left"/>
+        <w:rPr>
+          <w:rFonts w:ascii="Times New Roman" w:eastAsia="SimSun" w:hAnsi="Times New Roman" w:cs="Times New Roman" w:hint="eastAsia"/>
+          <w:lang w:val="en-US"/>
+        </w:rPr>
+      </w:pPr>
+      <w:r>
+        <w:rPr>
+          <w:rFonts w:ascii="Times New Roman" w:eastAsia="SimSun" w:hAnsi="Times New Roman" w:cs="Times New Roman"/>
+          <w:lang w:val="en-US"/>
+        </w:rPr>
+        <w:tab/>
+      </w:r>
+      <w:r>
+        <w:rPr>
+          <w:rFonts w:ascii="Consolas" w:eastAsia="SimSun" w:hAnsi="Consolas" w:cs="Consolas" w:hint="cs"/>
+          <w:lang w:val="en-US"/>
+        </w:rPr>
+        <w:t>s</w:t>
       </w:r>
       <w:r>
         <w:rPr>
           <w:rFonts w:ascii="Consolas" w:eastAsia="SimSun" w:hAnsi="Consolas" w:cs="Consolas"/>
           <w:lang w:val="en-US"/>
         </w:rPr>
-        <w:t>summary</w:t>
-      </w:r>
-      <w:r>
-        <w:rPr>
-          <w:rFonts w:ascii="Times New Roman" w:eastAsia="SimSun" w:hAnsi="Times New Roman" w:cs="Times New Roman" w:hint="eastAsia"/>
-          <w:lang w:val="en-US"/>
-        </w:rPr>
-        <w:t>函数整理结果（计</w:t>
+        <w:t>tep4.variant_function</w:t>
+      </w:r>
+      <w:r>
+        <w:rPr>
+          <w:rFonts w:ascii="Consolas" w:eastAsia="SimSun" w:hAnsi="Consolas" w:cs="Consolas" w:hint="eastAsia"/>
+          <w:lang w:val="en-US"/>
+        </w:rPr>
+        <w:t>的部分</w:t>
+      </w:r>
+      <w:r>
+        <w:rPr>
+          <w:rFonts w:ascii="Consolas" w:eastAsia="SimSun" w:hAnsi="Consolas" w:cs="Consolas" w:hint="eastAsia"/>
+          <w:lang w:val="en-US"/>
+        </w:rPr>
+        <w:t>内</w:t>
+      </w:r>
+      <w:r>
+        <w:rPr>
+          <w:rFonts w:ascii="Times New Roman" w:eastAsia="SimSun" w:hAnsi="Times New Roman" w:cs="Times New Roman"/>
+          <w:lang w:val="en-US"/>
+        </w:rPr>
+        <w:t>容如图</w:t>
+      </w:r>
+      <w:r>
+        <w:rPr>
+          <w:rFonts w:ascii="Times New Roman" w:eastAsia="SimSun" w:hAnsi="Times New Roman" w:cs="Times New Roman"/>
+          <w:lang w:val="en-US"/>
+        </w:rPr>
+        <w:t>7</w:t>
+      </w:r>
+      <w:r>
+        <w:rPr>
+          <w:rFonts w:ascii="Times New Roman" w:eastAsia="SimSun" w:hAnsi="Times New Roman" w:cs="Times New Roman"/>
+          <w:lang w:val="en-US"/>
+        </w:rPr>
+        <w:t>所示</w:t>
+      </w:r>
+      <w:r>
+        <w:rPr>
+          <w:rFonts w:ascii="Times New Roman" w:eastAsia="SimSun" w:hAnsi="Times New Roman" w:cs="Times New Roman" w:hint="eastAsia"/>
+          <w:lang w:val="en-US"/>
+        </w:rPr>
+        <w:t>，</w:t>
+      </w:r>
+      <w:r>
+        <w:rPr>
+          <w:rFonts w:ascii="Times New Roman" w:eastAsia="SimSun" w:hAnsi="Times New Roman" w:cs="Times New Roman" w:hint="eastAsia"/>
+          <w:lang w:val="en-US"/>
+        </w:rPr>
+        <w:t>与在</w:t>
+      </w:r>
+      <w:r>
+        <w:rPr>
+          <w:rFonts w:ascii="Times New Roman" w:eastAsia="SimSun" w:hAnsi="Times New Roman" w:cs="Times New Roman" w:hint="eastAsia"/>
+          <w:lang w:val="en-US"/>
+        </w:rPr>
+        <w:t>SIFT</w:t>
+      </w:r>
+      <w:r>
+        <w:rPr>
+          <w:rFonts w:ascii="Times New Roman" w:eastAsia="SimSun" w:hAnsi="Times New Roman" w:cs="Times New Roman" w:hint="eastAsia"/>
+          <w:lang w:val="en-US"/>
+        </w:rPr>
+        <w:t>和</w:t>
+      </w:r>
+      <w:proofErr w:type="spellStart"/>
+      <w:r>
+        <w:rPr>
+          <w:rFonts w:ascii="Times New Roman" w:eastAsia="SimSun" w:hAnsi="Times New Roman" w:cs="Times New Roman" w:hint="eastAsia"/>
+          <w:lang w:val="en-US"/>
+        </w:rPr>
+        <w:t>dbSNP</w:t>
+      </w:r>
+      <w:proofErr w:type="spellEnd"/>
+      <w:r>
+        <w:rPr>
+          <w:rFonts w:ascii="Times New Roman" w:eastAsia="SimSun" w:hAnsi="Times New Roman" w:cs="Times New Roman" w:hint="eastAsia"/>
+          <w:lang w:val="en-US"/>
+        </w:rPr>
+        <w:t>数据库中查询的结果基本一致，</w:t>
+      </w:r>
+      <w:r>
+        <w:rPr>
+          <w:rFonts w:ascii="Times New Roman" w:eastAsia="SimSun" w:hAnsi="Times New Roman" w:cs="Times New Roman" w:hint="eastAsia"/>
+          <w:lang w:val="en-US"/>
+        </w:rPr>
+        <w:t>前</w:t>
       </w:r>
       <w:r>
         <w:rPr>
@@ -1793,187 +2685,39 @@
       </w:r>
       <w:r>
         <w:rPr>
-          <w:rFonts w:ascii="Times New Roman" w:eastAsia="SimSun" w:hAnsi="Times New Roman" w:cs="Times New Roman" w:hint="eastAsia"/>
-          <w:lang w:val="en-US"/>
-        </w:rPr>
-        <w:t>分）</w:t>
+          <w:rFonts w:ascii="Times New Roman" w:eastAsia="SimSun" w:hAnsi="Times New Roman" w:cs="Times New Roman"/>
+          <w:lang w:val="en-US"/>
+        </w:rPr>
+        <w:t>0</w:t>
+      </w:r>
+      <w:r>
+        <w:rPr>
+          <w:rFonts w:ascii="Times New Roman" w:eastAsia="SimSun" w:hAnsi="Times New Roman" w:cs="Times New Roman" w:hint="eastAsia"/>
+          <w:lang w:val="en-US"/>
+        </w:rPr>
+        <w:t>条变异大多发生在内含子或基因之间。</w:t>
       </w:r>
     </w:p>
     <w:p>
       <w:pPr>
         <w:spacing w:line="360" w:lineRule="auto"/>
-        <w:rPr>
-          <w:rFonts w:ascii="Times New Roman" w:eastAsia="SimSun" w:hAnsi="Times New Roman" w:cs="Times New Roman"/>
-          <w:lang w:val="en-US"/>
-        </w:rPr>
-      </w:pPr>
-      <w:r>
-        <w:rPr>
-          <w:rFonts w:ascii="Times New Roman" w:eastAsia="SimSun" w:hAnsi="Times New Roman" w:cs="Times New Roman"/>
-          <w:sz w:val="24"/>
-          <w:szCs w:val="32"/>
-          <w:lang w:val="en-US"/>
-        </w:rPr>
-        <w:tab/>
-      </w:r>
-      <w:r>
+        <w:jc w:val="left"/>
         <w:rPr>
           <w:rFonts w:ascii="Consolas" w:eastAsia="SimSun" w:hAnsi="Consolas" w:cs="Consolas"/>
           <w:lang w:val="en-US"/>
         </w:rPr>
-        <w:t>summary</w:t>
-      </w:r>
-      <w:r>
-        <w:rPr>
-          <w:rFonts w:ascii="Times New Roman" w:eastAsia="SimSun" w:hAnsi="Times New Roman" w:cs="Times New Roman" w:hint="eastAsia"/>
-          <w:lang w:val="en-US"/>
-        </w:rPr>
-        <w:t>函数的输出表明，</w:t>
-      </w:r>
-      <w:r>
-        <w:rPr>
-          <w:rFonts w:ascii="Times New Roman" w:eastAsia="SimSun" w:hAnsi="Times New Roman" w:cs="Times New Roman" w:hint="eastAsia"/>
-          <w:lang w:val="en-US"/>
-        </w:rPr>
-        <w:t>肝癌</w:t>
-      </w:r>
-      <w:r>
-        <w:rPr>
-          <w:rFonts w:ascii="Times New Roman" w:eastAsia="SimSun" w:hAnsi="Times New Roman" w:cs="Times New Roman" w:hint="eastAsia"/>
-          <w:lang w:val="en-US"/>
-        </w:rPr>
-        <w:t>患者与未患癌者相比，</w:t>
-      </w:r>
-      <w:r>
-        <w:rPr>
-          <w:rFonts w:ascii="Times New Roman" w:eastAsia="SimSun" w:hAnsi="Times New Roman" w:cs="Times New Roman" w:hint="eastAsia"/>
-          <w:lang w:val="en-US"/>
-        </w:rPr>
-        <w:t>样本中</w:t>
-      </w:r>
-      <w:r>
-        <w:rPr>
-          <w:rFonts w:ascii="Times New Roman" w:eastAsia="SimSun" w:hAnsi="Times New Roman" w:cs="Times New Roman"/>
-          <w:lang w:val="en-US"/>
-        </w:rPr>
-        <w:t>14509</w:t>
-      </w:r>
-      <w:r>
-        <w:rPr>
-          <w:rFonts w:ascii="Times New Roman" w:eastAsia="SimSun" w:hAnsi="Times New Roman" w:cs="Times New Roman" w:hint="eastAsia"/>
-          <w:lang w:val="en-US"/>
-        </w:rPr>
-        <w:t>个基因表达量显著上调，</w:t>
-      </w:r>
-      <w:r>
-        <w:rPr>
-          <w:rFonts w:ascii="Times New Roman" w:eastAsia="SimSun" w:hAnsi="Times New Roman" w:cs="Times New Roman" w:hint="eastAsia"/>
-          <w:lang w:val="en-US"/>
-        </w:rPr>
-        <w:t>5</w:t>
-      </w:r>
-      <w:r>
-        <w:rPr>
-          <w:rFonts w:ascii="Times New Roman" w:eastAsia="SimSun" w:hAnsi="Times New Roman" w:cs="Times New Roman"/>
-          <w:lang w:val="en-US"/>
-        </w:rPr>
-        <w:t>477</w:t>
-      </w:r>
-      <w:r>
-        <w:rPr>
-          <w:rFonts w:ascii="Times New Roman" w:eastAsia="SimSun" w:hAnsi="Times New Roman" w:cs="Times New Roman" w:hint="eastAsia"/>
-          <w:lang w:val="en-US"/>
-        </w:rPr>
-        <w:t>个基因表达量显著下调（</w:t>
-      </w:r>
-      <w:r>
-        <w:rPr>
-          <w:rFonts w:ascii="Times New Roman" w:eastAsia="SimSun" w:hAnsi="Times New Roman" w:cs="Times New Roman"/>
-          <w:lang w:val="en-US"/>
-        </w:rPr>
-        <w:t>adjusted p-value &lt; 0.05</w:t>
-      </w:r>
-      <w:r>
-        <w:rPr>
-          <w:rFonts w:ascii="Times New Roman" w:eastAsia="SimSun" w:hAnsi="Times New Roman" w:cs="Times New Roman" w:hint="eastAsia"/>
-          <w:lang w:val="en-US"/>
-        </w:rPr>
-        <w:t>）。同时有</w:t>
-      </w:r>
-      <w:r>
-        <w:rPr>
-          <w:rFonts w:ascii="Times New Roman" w:eastAsia="SimSun" w:hAnsi="Times New Roman" w:cs="Times New Roman"/>
-          <w:lang w:val="en-US"/>
-        </w:rPr>
-        <w:t>14338</w:t>
-      </w:r>
-      <w:r>
-        <w:rPr>
-          <w:rFonts w:ascii="Times New Roman" w:eastAsia="SimSun" w:hAnsi="Times New Roman" w:cs="Times New Roman" w:hint="eastAsia"/>
-          <w:lang w:val="en-US"/>
-        </w:rPr>
-        <w:t>个基因的表达量较低，表明在预过滤中筛选基因的表达量阈值可能仍需要上调。</w:t>
-      </w:r>
-    </w:p>
-    <w:p>
-      <w:pPr>
-        <w:pStyle w:val="ListParagraph"/>
-        <w:numPr>
-          <w:ilvl w:val="0"/>
-          <w:numId w:val="6"/>
-        </w:numPr>
-        <w:spacing w:line="360" w:lineRule="auto"/>
-        <w:ind w:firstLineChars="0"/>
-        <w:rPr>
-          <w:rFonts w:ascii="Times New Roman" w:eastAsia="SimSun" w:hAnsi="Times New Roman" w:cs="Times New Roman"/>
-          <w:b/>
-          <w:bCs/>
-          <w:lang w:val="en-US"/>
-        </w:rPr>
-      </w:pPr>
-      <w:r>
-        <w:rPr>
-          <w:rFonts w:ascii="Times New Roman" w:eastAsia="SimSun" w:hAnsi="Times New Roman" w:cs="Times New Roman" w:hint="eastAsia"/>
-          <w:b/>
-          <w:bCs/>
-          <w:lang w:val="en-US"/>
-        </w:rPr>
-        <w:t>结果可视化</w:t>
-      </w:r>
-    </w:p>
-    <w:p>
-      <w:pPr>
-        <w:pStyle w:val="ListParagraph"/>
-        <w:numPr>
-          <w:ilvl w:val="0"/>
-          <w:numId w:val="12"/>
-        </w:numPr>
-        <w:spacing w:line="360" w:lineRule="auto"/>
-        <w:ind w:firstLineChars="0"/>
-        <w:rPr>
-          <w:rFonts w:ascii="Times New Roman" w:eastAsia="SimSun" w:hAnsi="Times New Roman" w:cs="Times New Roman"/>
-          <w:lang w:val="en-US"/>
-        </w:rPr>
-      </w:pPr>
-      <w:r>
-        <w:rPr>
-          <w:rFonts w:ascii="Times New Roman" w:eastAsia="SimSun" w:hAnsi="Times New Roman" w:cs="Times New Roman"/>
-          <w:noProof/>
-          <w:lang w:val="en-US"/>
-        </w:rPr>
+      </w:pPr>
+      <w:r>
+        <w:rPr>
+          <w:rFonts w:ascii="Consolas" w:eastAsia="SimSun" w:hAnsi="Consolas" w:cs="Consolas"/>
+          <w:lang w:val="en-US"/>
+        </w:rPr>
+        <w:lastRenderedPageBreak/>
         <w:drawing>
-          <wp:anchor distT="0" distB="0" distL="114300" distR="114300" simplePos="0" relativeHeight="251669504" behindDoc="0" locked="0" layoutInCell="1" allowOverlap="1" wp14:anchorId="1064BE6F" wp14:editId="03EA5BBB">
-            <wp:simplePos x="0" y="0"/>
-            <wp:positionH relativeFrom="column">
-              <wp:posOffset>796954</wp:posOffset>
-            </wp:positionH>
-            <wp:positionV relativeFrom="paragraph">
-              <wp:posOffset>480671</wp:posOffset>
-            </wp:positionV>
-            <wp:extent cx="4068445" cy="302895"/>
-            <wp:effectExtent l="0" t="0" r="0" b="1905"/>
-            <wp:wrapTopAndBottom/>
-            <wp:docPr id="17" name="Picture 17"/>
+          <wp:inline distT="0" distB="0" distL="0" distR="0" wp14:anchorId="6E43FD26" wp14:editId="730B7E95">
+            <wp:extent cx="5729812" cy="868680"/>
+            <wp:effectExtent l="0" t="0" r="0" b="0"/>
+            <wp:docPr id="21" name="Picture 21"/>
             <wp:cNvGraphicFramePr>
               <a:graphicFrameLocks xmlns:a="http://schemas.openxmlformats.org/drawingml/2006/main" noChangeAspect="1"/>
             </wp:cNvGraphicFramePr>
@@ -1984,299 +2728,15 @@
                     <pic:cNvPr id="1" name=""/>
                     <pic:cNvPicPr/>
                   </pic:nvPicPr>
-                  <pic:blipFill>
-                    <a:blip r:embed="rId14" cstate="print">
-                      <a:extLst>
-                        <a:ext uri="{28A0092B-C50C-407E-A947-70E740481C1C}">
-                          <a14:useLocalDpi xmlns:a14="http://schemas.microsoft.com/office/drawing/2010/main" val="0"/>
-                        </a:ext>
-                      </a:extLst>
-                    </a:blip>
-                    <a:stretch>
-                      <a:fillRect/>
-                    </a:stretch>
-                  </pic:blipFill>
-                  <pic:spPr>
-                    <a:xfrm>
-                      <a:off x="0" y="0"/>
-                      <a:ext cx="4068445" cy="302895"/>
-                    </a:xfrm>
-                    <a:prstGeom prst="rect">
-                      <a:avLst/>
-                    </a:prstGeom>
-                  </pic:spPr>
-                </pic:pic>
-              </a:graphicData>
-            </a:graphic>
-            <wp14:sizeRelH relativeFrom="page">
-              <wp14:pctWidth>0</wp14:pctWidth>
-            </wp14:sizeRelH>
-            <wp14:sizeRelV relativeFrom="page">
-              <wp14:pctHeight>0</wp14:pctHeight>
-            </wp14:sizeRelV>
-          </wp:anchor>
-        </w:drawing>
-      </w:r>
-      <w:r>
-        <w:rPr>
-          <w:rFonts w:ascii="Calibri" w:eastAsia="SimSun" w:hAnsi="Calibri" w:cs="Calibri"/>
-          <w:lang w:val="en-US"/>
-        </w:rPr>
-        <w:t>﻿</w:t>
-      </w:r>
-      <w:r>
-        <w:rPr>
-          <w:rFonts w:ascii="Times New Roman" w:eastAsia="SimSun" w:hAnsi="Times New Roman" w:cs="Times New Roman" w:hint="eastAsia"/>
-          <w:lang w:val="en-US"/>
-        </w:rPr>
-        <w:t>选取某个基因作图展示表达量变化（计</w:t>
-      </w:r>
-      <w:r>
-        <w:rPr>
-          <w:rFonts w:ascii="Times New Roman" w:eastAsia="SimSun" w:hAnsi="Times New Roman" w:cs="Times New Roman" w:hint="eastAsia"/>
-          <w:lang w:val="en-US"/>
-        </w:rPr>
-        <w:t>1</w:t>
-      </w:r>
-      <w:r>
-        <w:rPr>
-          <w:rFonts w:ascii="Times New Roman" w:eastAsia="SimSun" w:hAnsi="Times New Roman" w:cs="Times New Roman" w:hint="eastAsia"/>
-          <w:lang w:val="en-US"/>
-        </w:rPr>
-        <w:t>分）</w:t>
-      </w:r>
-    </w:p>
-    <w:p>
-      <w:pPr>
-        <w:spacing w:line="360" w:lineRule="auto"/>
-        <w:rPr>
-          <w:rFonts w:ascii="Times New Roman" w:eastAsia="SimSun" w:hAnsi="Times New Roman" w:cs="Times New Roman"/>
-          <w:lang w:val="en-US"/>
-        </w:rPr>
-      </w:pPr>
-      <w:r>
-        <w:rPr>
-          <w:rFonts w:ascii="Times New Roman" w:eastAsia="SimSun" w:hAnsi="Times New Roman" w:cs="Times New Roman"/>
-          <w:noProof/>
-          <w:lang w:val="en-US"/>
-        </w:rPr>
-        <w:drawing>
-          <wp:anchor distT="0" distB="0" distL="114300" distR="114300" simplePos="0" relativeHeight="251670528" behindDoc="0" locked="0" layoutInCell="1" allowOverlap="1" wp14:anchorId="50CDB946" wp14:editId="7F498FF0">
-            <wp:simplePos x="0" y="0"/>
-            <wp:positionH relativeFrom="column">
-              <wp:posOffset>939567</wp:posOffset>
-            </wp:positionH>
-            <wp:positionV relativeFrom="paragraph">
-              <wp:posOffset>489</wp:posOffset>
-            </wp:positionV>
-            <wp:extent cx="3623945" cy="1983740"/>
-            <wp:effectExtent l="0" t="0" r="0" b="0"/>
-            <wp:wrapTopAndBottom/>
-            <wp:docPr id="18" name="Picture 18"/>
-            <wp:cNvGraphicFramePr>
-              <a:graphicFrameLocks xmlns:a="http://schemas.openxmlformats.org/drawingml/2006/main" noChangeAspect="1"/>
-            </wp:cNvGraphicFramePr>
-            <a:graphic xmlns:a="http://schemas.openxmlformats.org/drawingml/2006/main">
-              <a:graphicData uri="http://schemas.openxmlformats.org/drawingml/2006/picture">
-                <pic:pic xmlns:pic="http://schemas.openxmlformats.org/drawingml/2006/picture">
-                  <pic:nvPicPr>
-                    <pic:cNvPr id="1" name=""/>
-                    <pic:cNvPicPr/>
-                  </pic:nvPicPr>
-                  <pic:blipFill>
-                    <a:blip r:embed="rId15" cstate="print">
-                      <a:extLst>
-                        <a:ext uri="{28A0092B-C50C-407E-A947-70E740481C1C}">
-                          <a14:useLocalDpi xmlns:a14="http://schemas.microsoft.com/office/drawing/2010/main" val="0"/>
-                        </a:ext>
-                      </a:extLst>
-                    </a:blip>
-                    <a:stretch>
-                      <a:fillRect/>
-                    </a:stretch>
-                  </pic:blipFill>
-                  <pic:spPr>
-                    <a:xfrm>
-                      <a:off x="0" y="0"/>
-                      <a:ext cx="3623945" cy="1983740"/>
-                    </a:xfrm>
-                    <a:prstGeom prst="rect">
-                      <a:avLst/>
-                    </a:prstGeom>
-                  </pic:spPr>
-                </pic:pic>
-              </a:graphicData>
-            </a:graphic>
-            <wp14:sizeRelH relativeFrom="page">
-              <wp14:pctWidth>0</wp14:pctWidth>
-            </wp14:sizeRelH>
-            <wp14:sizeRelV relativeFrom="page">
-              <wp14:pctHeight>0</wp14:pctHeight>
-            </wp14:sizeRelV>
-          </wp:anchor>
-        </w:drawing>
-      </w:r>
-      <w:r>
-        <w:rPr>
-          <w:rFonts w:ascii="Times New Roman" w:eastAsia="SimSun" w:hAnsi="Times New Roman" w:cs="Times New Roman"/>
-          <w:lang w:val="en-US"/>
-        </w:rPr>
-        <w:tab/>
-      </w:r>
-      <w:r>
-        <w:rPr>
-          <w:rFonts w:ascii="Times New Roman" w:eastAsia="SimSun" w:hAnsi="Times New Roman" w:cs="Times New Roman" w:hint="eastAsia"/>
-          <w:lang w:val="en-US"/>
-        </w:rPr>
-        <w:t>这里选取了</w:t>
-      </w:r>
-      <w:r>
-        <w:rPr>
-          <w:rFonts w:ascii="Times New Roman" w:eastAsia="SimSun" w:hAnsi="Times New Roman" w:cs="Times New Roman"/>
-          <w:lang w:val="en-US"/>
-        </w:rPr>
-        <w:t>adjusted p-value</w:t>
-      </w:r>
-      <w:r>
-        <w:rPr>
-          <w:rFonts w:ascii="Times New Roman" w:eastAsia="SimSun" w:hAnsi="Times New Roman" w:cs="Times New Roman" w:hint="eastAsia"/>
-          <w:lang w:val="en-US"/>
-        </w:rPr>
-        <w:t>最小的基因</w:t>
-      </w:r>
-      <w:r>
-        <w:rPr>
-          <w:rFonts w:ascii="Times New Roman" w:eastAsia="SimSun" w:hAnsi="Times New Roman" w:cs="Times New Roman"/>
-          <w:i/>
-          <w:iCs/>
-          <w:lang w:val="en-US"/>
-        </w:rPr>
-        <w:t>GABRD</w:t>
-      </w:r>
-      <w:r>
-        <w:rPr>
-          <w:rFonts w:ascii="Times New Roman" w:eastAsia="SimSun" w:hAnsi="Times New Roman" w:cs="Times New Roman" w:hint="eastAsia"/>
-          <w:lang w:val="en-US"/>
-        </w:rPr>
-        <w:t>（</w:t>
-      </w:r>
-      <w:r>
-        <w:rPr>
-          <w:rFonts w:ascii="Times New Roman" w:eastAsia="SimSun" w:hAnsi="Times New Roman" w:cs="Times New Roman"/>
-          <w:lang w:val="en-US"/>
-        </w:rPr>
-        <w:t>ID: ENSG00000187730</w:t>
-      </w:r>
-      <w:r>
-        <w:rPr>
-          <w:rFonts w:ascii="Times New Roman" w:eastAsia="SimSun" w:hAnsi="Times New Roman" w:cs="Times New Roman" w:hint="eastAsia"/>
-          <w:lang w:val="en-US"/>
-        </w:rPr>
-        <w:t>）进行表达量可视化，可以观察到肝癌样本中该基因的表达量上升约</w:t>
-      </w:r>
-      <w:r>
-        <w:rPr>
-          <w:rFonts w:ascii="Times New Roman" w:eastAsia="SimSun" w:hAnsi="Times New Roman" w:cs="Times New Roman"/>
-          <w:lang w:val="en-US"/>
-        </w:rPr>
-        <w:t>1-2</w:t>
-      </w:r>
-      <w:r>
-        <w:rPr>
-          <w:rFonts w:ascii="Times New Roman" w:eastAsia="SimSun" w:hAnsi="Times New Roman" w:cs="Times New Roman" w:hint="eastAsia"/>
-          <w:lang w:val="en-US"/>
-        </w:rPr>
-        <w:t>个数量级，表明该基因表达活性的改变可能与肝癌的发生存在较强的相关性。</w:t>
-      </w:r>
-    </w:p>
-    <w:p>
-      <w:pPr>
-        <w:pStyle w:val="ListParagraph"/>
-        <w:numPr>
-          <w:ilvl w:val="0"/>
-          <w:numId w:val="6"/>
-        </w:numPr>
-        <w:spacing w:line="360" w:lineRule="auto"/>
-        <w:ind w:firstLineChars="0"/>
-        <w:rPr>
-          <w:rFonts w:ascii="Times New Roman" w:eastAsia="SimSun" w:hAnsi="Times New Roman" w:cs="Times New Roman"/>
-          <w:b/>
-          <w:bCs/>
-          <w:lang w:val="en-US"/>
-        </w:rPr>
-      </w:pPr>
-      <w:r>
-        <w:rPr>
-          <w:rFonts w:ascii="Times New Roman" w:eastAsia="SimSun" w:hAnsi="Times New Roman" w:cs="Times New Roman" w:hint="eastAsia"/>
-          <w:b/>
-          <w:bCs/>
-          <w:lang w:val="en-US"/>
-        </w:rPr>
-        <w:t>外部数据集验证</w:t>
-      </w:r>
-    </w:p>
-    <w:p>
-      <w:pPr>
-        <w:pStyle w:val="ListParagraph"/>
-        <w:numPr>
-          <w:ilvl w:val="0"/>
-          <w:numId w:val="13"/>
-        </w:numPr>
-        <w:spacing w:line="360" w:lineRule="auto"/>
-        <w:ind w:firstLineChars="0"/>
-        <w:rPr>
-          <w:rFonts w:ascii="Times New Roman" w:eastAsia="SimSun" w:hAnsi="Times New Roman" w:cs="Times New Roman"/>
-          <w:lang w:val="en-US"/>
-        </w:rPr>
-      </w:pPr>
-      <w:r>
-        <w:rPr>
-          <w:rFonts w:ascii="Times New Roman" w:eastAsia="SimSun" w:hAnsi="Times New Roman" w:cs="Times New Roman" w:hint="eastAsia"/>
-          <w:noProof/>
-          <w:lang w:val="en-US"/>
-        </w:rPr>
-        <w:lastRenderedPageBreak/>
-        <w:drawing>
-          <wp:anchor distT="0" distB="0" distL="114300" distR="114300" simplePos="0" relativeHeight="251671552" behindDoc="0" locked="0" layoutInCell="1" allowOverlap="1" wp14:anchorId="4423DE67" wp14:editId="2F17E4C5">
-            <wp:simplePos x="0" y="0"/>
-            <wp:positionH relativeFrom="column">
-              <wp:posOffset>5030470</wp:posOffset>
-            </wp:positionH>
-            <wp:positionV relativeFrom="paragraph">
-              <wp:posOffset>267970</wp:posOffset>
-            </wp:positionV>
-            <wp:extent cx="1096645" cy="2190750"/>
-            <wp:effectExtent l="0" t="0" r="0" b="6350"/>
-            <wp:wrapSquare wrapText="bothSides"/>
-            <wp:docPr id="23" name="Graphic 23"/>
-            <wp:cNvGraphicFramePr>
-              <a:graphicFrameLocks xmlns:a="http://schemas.openxmlformats.org/drawingml/2006/main" noChangeAspect="1"/>
-            </wp:cNvGraphicFramePr>
-            <a:graphic xmlns:a="http://schemas.openxmlformats.org/drawingml/2006/main">
-              <a:graphicData uri="http://schemas.openxmlformats.org/drawingml/2006/picture">
-                <pic:pic xmlns:pic="http://schemas.openxmlformats.org/drawingml/2006/picture">
-                  <pic:nvPicPr>
-                    <pic:cNvPr id="23" name="Graphic 23"/>
-                    <pic:cNvPicPr/>
-                  </pic:nvPicPr>
                   <pic:blipFill rotWithShape="1">
-                    <a:blip r:embed="rId16" cstate="print">
-                      <a:extLst>
-                        <a:ext uri="{28A0092B-C50C-407E-A947-70E740481C1C}">
-                          <a14:useLocalDpi xmlns:a14="http://schemas.microsoft.com/office/drawing/2010/main" val="0"/>
-                        </a:ext>
-                        <a:ext uri="{96DAC541-7B7A-43D3-8B79-37D633B846F1}">
-                          <asvg:svgBlip xmlns:asvg="http://schemas.microsoft.com/office/drawing/2016/SVG/main" r:embed="rId17"/>
-                        </a:ext>
-                      </a:extLst>
-                    </a:blip>
-                    <a:srcRect t="8980" b="4908"/>
+                    <a:blip r:embed="rId14"/>
+                    <a:srcRect t="2596" b="28327"/>
                     <a:stretch/>
                   </pic:blipFill>
                   <pic:spPr bwMode="auto">
                     <a:xfrm>
                       <a:off x="0" y="0"/>
-                      <a:ext cx="1096645" cy="2190750"/>
+                      <a:ext cx="5731510" cy="868937"/>
                     </a:xfrm>
                     <a:prstGeom prst="rect">
                       <a:avLst/>
@@ -2293,50 +2753,98 @@
                 </pic:pic>
               </a:graphicData>
             </a:graphic>
-            <wp14:sizeRelH relativeFrom="page">
-              <wp14:pctWidth>0</wp14:pctWidth>
-            </wp14:sizeRelH>
-            <wp14:sizeRelV relativeFrom="page">
-              <wp14:pctHeight>0</wp14:pctHeight>
-            </wp14:sizeRelV>
-          </wp:anchor>
+          </wp:inline>
         </w:drawing>
       </w:r>
-      <w:r>
-        <w:rPr>
-          <w:rFonts w:ascii="Times New Roman" w:eastAsia="SimSun" w:hAnsi="Times New Roman" w:cs="Times New Roman" w:hint="eastAsia"/>
-          <w:lang w:val="en-US"/>
-        </w:rPr>
-        <w:t>在</w:t>
-      </w:r>
-      <w:r>
-        <w:rPr>
-          <w:rFonts w:ascii="Times New Roman" w:eastAsia="SimSun" w:hAnsi="Times New Roman" w:cs="Times New Roman"/>
-          <w:lang w:val="en-US"/>
-        </w:rPr>
-        <w:t>GEPIA3</w:t>
-      </w:r>
-      <w:r>
-        <w:rPr>
-          <w:rFonts w:ascii="Times New Roman" w:eastAsia="SimSun" w:hAnsi="Times New Roman" w:cs="Times New Roman" w:hint="eastAsia"/>
-          <w:lang w:val="en-US"/>
-        </w:rPr>
-        <w:t>中验证第</w:t>
-      </w:r>
-      <w:r>
-        <w:rPr>
-          <w:rFonts w:ascii="Times New Roman" w:eastAsia="SimSun" w:hAnsi="Times New Roman" w:cs="Times New Roman"/>
+    </w:p>
+    <w:p>
+      <w:pPr>
+        <w:spacing w:line="360" w:lineRule="auto"/>
+        <w:jc w:val="center"/>
+        <w:rPr>
+          <w:rFonts w:ascii="Times New Roman" w:eastAsia="SimSun" w:hAnsi="Times New Roman" w:cs="Times New Roman" w:hint="eastAsia"/>
+          <w:sz w:val="18"/>
+          <w:szCs w:val="21"/>
+          <w:lang w:val="en-US"/>
+        </w:rPr>
+      </w:pPr>
+      <w:r>
+        <w:rPr>
+          <w:rFonts w:ascii="Times New Roman" w:eastAsia="SimSun" w:hAnsi="Times New Roman" w:cs="Times New Roman"/>
+          <w:sz w:val="18"/>
+          <w:szCs w:val="21"/>
+          <w:lang w:val="en-US"/>
+        </w:rPr>
+        <w:t>图</w:t>
+      </w:r>
+      <w:r>
+        <w:rPr>
+          <w:rFonts w:ascii="Times New Roman" w:eastAsia="SimSun" w:hAnsi="Times New Roman" w:cs="Times New Roman" w:hint="eastAsia"/>
+          <w:sz w:val="18"/>
+          <w:szCs w:val="21"/>
           <w:lang w:val="en-US"/>
         </w:rPr>
         <w:t>7</w:t>
       </w:r>
       <w:r>
         <w:rPr>
-          <w:rFonts w:ascii="Times New Roman" w:eastAsia="SimSun" w:hAnsi="Times New Roman" w:cs="Times New Roman" w:hint="eastAsia"/>
-          <w:lang w:val="en-US"/>
-        </w:rPr>
-        <w:t>步可视化的差异表达基因</w:t>
-      </w:r>
+          <w:rFonts w:ascii="Times New Roman" w:eastAsia="SimSun" w:hAnsi="Times New Roman" w:cs="Times New Roman"/>
+          <w:sz w:val="18"/>
+          <w:szCs w:val="21"/>
+          <w:lang w:val="en-US"/>
+        </w:rPr>
+        <w:t>:</w:t>
+      </w:r>
+      <w:r>
+        <w:rPr>
+          <w:rFonts w:ascii="Times New Roman" w:eastAsia="SimSun" w:hAnsi="Times New Roman" w:cs="Times New Roman" w:hint="eastAsia"/>
+          <w:sz w:val="18"/>
+          <w:szCs w:val="21"/>
+          <w:lang w:val="en-US"/>
+        </w:rPr>
+        <w:t>变异注释结果</w:t>
+      </w:r>
+    </w:p>
+    <w:p>
+      <w:pPr>
+        <w:pStyle w:val="ListParagraph"/>
+        <w:numPr>
+          <w:ilvl w:val="0"/>
+          <w:numId w:val="6"/>
+        </w:numPr>
+        <w:spacing w:line="360" w:lineRule="auto"/>
+        <w:ind w:firstLineChars="0"/>
+        <w:rPr>
+          <w:rFonts w:ascii="Times New Roman" w:eastAsia="SimSun" w:hAnsi="Times New Roman" w:cs="Times New Roman"/>
+          <w:b/>
+          <w:bCs/>
+          <w:lang w:val="en-US"/>
+        </w:rPr>
+      </w:pPr>
+      <w:r>
+        <w:rPr>
+          <w:rFonts w:ascii="Times New Roman" w:eastAsia="SimSun" w:hAnsi="Times New Roman" w:cs="Times New Roman" w:hint="eastAsia"/>
+          <w:b/>
+          <w:bCs/>
+          <w:lang w:val="en-US"/>
+        </w:rPr>
+        <w:t>数据可视化与结果解释</w:t>
+      </w:r>
+    </w:p>
+    <w:p>
+      <w:pPr>
+        <w:pStyle w:val="ListParagraph"/>
+        <w:numPr>
+          <w:ilvl w:val="0"/>
+          <w:numId w:val="17"/>
+        </w:numPr>
+        <w:spacing w:line="360" w:lineRule="auto"/>
+        <w:ind w:firstLineChars="0"/>
+        <w:rPr>
+          <w:rFonts w:ascii="Times New Roman" w:eastAsia="SimSun" w:hAnsi="Times New Roman" w:cs="Times New Roman"/>
+          <w:lang w:val="en-US"/>
+        </w:rPr>
+      </w:pPr>
       <w:r>
         <w:rPr>
           <w:rFonts w:ascii="Calibri" w:eastAsia="SimSun" w:hAnsi="Calibri" w:cs="Calibri"/>
@@ -2349,64 +2857,112 @@
           <w:rFonts w:ascii="Times New Roman" w:eastAsia="SimSun" w:hAnsi="Times New Roman" w:cs="Times New Roman" w:hint="eastAsia"/>
           <w:lang w:val="en-US"/>
         </w:rPr>
-        <w:t>在</w:t>
-      </w:r>
-      <w:r>
-        <w:rPr>
-          <w:rFonts w:ascii="Times New Roman" w:eastAsia="SimSun" w:hAnsi="Times New Roman" w:cs="Times New Roman"/>
-          <w:lang w:val="en-US"/>
-        </w:rPr>
-        <w:t>LIHC</w:t>
-      </w:r>
-      <w:r>
-        <w:rPr>
-          <w:rFonts w:ascii="Times New Roman" w:eastAsia="SimSun" w:hAnsi="Times New Roman" w:cs="Times New Roman" w:hint="eastAsia"/>
-          <w:lang w:val="en-US"/>
-        </w:rPr>
-        <w:t>和其他癌种中的表达差异（计</w:t>
-      </w:r>
-      <w:r>
-        <w:rPr>
-          <w:rFonts w:ascii="Times New Roman" w:eastAsia="SimSun" w:hAnsi="Times New Roman" w:cs="Times New Roman" w:hint="eastAsia"/>
-          <w:lang w:val="en-US"/>
-        </w:rPr>
-        <w:t>1</w:t>
-      </w:r>
-      <w:r>
-        <w:rPr>
-          <w:rFonts w:ascii="Times New Roman" w:eastAsia="SimSun" w:hAnsi="Times New Roman" w:cs="Times New Roman" w:hint="eastAsia"/>
-          <w:lang w:val="en-US"/>
-        </w:rPr>
-        <w:t>分）</w:t>
-      </w:r>
-    </w:p>
-    <w:p>
-      <w:pPr>
+        <w:t>统计</w:t>
+      </w:r>
+      <w:r>
+        <w:rPr>
+          <w:rFonts w:ascii="Times New Roman" w:eastAsia="SimSun" w:hAnsi="Times New Roman" w:cs="Times New Roman" w:hint="eastAsia"/>
+          <w:lang w:val="en-US"/>
+        </w:rPr>
+        <w:t>基因变异次数</w:t>
+      </w:r>
+    </w:p>
+    <w:p>
+      <w:pPr>
+        <w:pStyle w:val="ListParagraph"/>
         <w:spacing w:line="360" w:lineRule="auto"/>
-        <w:rPr>
-          <w:rFonts w:ascii="Times New Roman" w:eastAsia="SimSun" w:hAnsi="Times New Roman" w:cs="Times New Roman"/>
-          <w:lang w:val="en-US"/>
-        </w:rPr>
-      </w:pPr>
-      <w:r>
-        <w:rPr>
-          <w:rFonts w:ascii="Times New Roman" w:eastAsia="SimSun" w:hAnsi="Times New Roman" w:cs="Times New Roman"/>
+        <w:ind w:left="360" w:firstLineChars="0" w:firstLine="0"/>
+        <w:rPr>
+          <w:rFonts w:ascii="Times New Roman" w:eastAsia="SimSun" w:hAnsi="Times New Roman" w:cs="Times New Roman"/>
+          <w:lang w:val="en-US"/>
+        </w:rPr>
+      </w:pPr>
+      <w:r>
+        <w:rPr>
+          <w:rFonts w:ascii="Times New Roman" w:eastAsia="SimSun" w:hAnsi="Times New Roman" w:cs="Times New Roman" w:hint="eastAsia"/>
+          <w:lang w:val="en-US"/>
+        </w:rPr>
+        <w:t>根据</w:t>
+      </w:r>
+      <w:r>
+        <w:rPr>
+          <w:rFonts w:ascii="Consolas" w:eastAsia="SimSun" w:hAnsi="Consolas" w:cs="Consolas" w:hint="cs"/>
+          <w:lang w:val="en-US"/>
+        </w:rPr>
+        <w:t>s</w:t>
+      </w:r>
+      <w:r>
+        <w:rPr>
+          <w:rFonts w:ascii="Consolas" w:eastAsia="SimSun" w:hAnsi="Consolas" w:cs="Consolas"/>
+          <w:lang w:val="en-US"/>
+        </w:rPr>
+        <w:t>tep4.variant_function</w:t>
+      </w:r>
+      <w:r>
+        <w:rPr>
+          <w:rFonts w:ascii="Consolas" w:eastAsia="SimSun" w:hAnsi="Consolas" w:cs="Consolas" w:hint="eastAsia"/>
+          <w:lang w:val="en-US"/>
+        </w:rPr>
+        <w:t>中的信息进行统计，</w:t>
+      </w:r>
+      <w:r>
+        <w:rPr>
+          <w:rFonts w:ascii="Consolas" w:eastAsia="SimSun" w:hAnsi="Consolas" w:cs="Consolas" w:hint="eastAsia"/>
+          <w:lang w:val="en-US"/>
+        </w:rPr>
+        <w:t>基因变异次数分布直方</w:t>
+      </w:r>
+      <w:r>
+        <w:rPr>
+          <w:rFonts w:ascii="Times New Roman" w:eastAsia="SimSun" w:hAnsi="Times New Roman" w:cs="Times New Roman"/>
+          <w:lang w:val="en-US"/>
+        </w:rPr>
+        <w:t>图如图</w:t>
+      </w:r>
+      <w:r>
+        <w:rPr>
+          <w:rFonts w:ascii="Times New Roman" w:eastAsia="SimSun" w:hAnsi="Times New Roman" w:cs="Times New Roman"/>
+          <w:lang w:val="en-US"/>
+        </w:rPr>
+        <w:t>8</w:t>
+      </w:r>
+      <w:r>
+        <w:rPr>
+          <w:rFonts w:ascii="Times New Roman" w:eastAsia="SimSun" w:hAnsi="Times New Roman" w:cs="Times New Roman"/>
+          <w:lang w:val="en-US"/>
+        </w:rPr>
+        <w:t>所示</w:t>
+      </w:r>
+      <w:r>
+        <w:rPr>
+          <w:rFonts w:ascii="Times New Roman" w:eastAsia="SimSun" w:hAnsi="Times New Roman" w:cs="Times New Roman" w:hint="eastAsia"/>
+          <w:lang w:val="en-US"/>
+        </w:rPr>
+        <w:t>。</w:t>
+      </w:r>
+    </w:p>
+    <w:p>
+      <w:pPr>
+        <w:pStyle w:val="ListParagraph"/>
+        <w:spacing w:line="360" w:lineRule="auto"/>
+        <w:ind w:left="360" w:firstLineChars="0" w:firstLine="0"/>
+        <w:jc w:val="center"/>
+        <w:rPr>
+          <w:rFonts w:ascii="Times New Roman" w:eastAsia="SimSun" w:hAnsi="Times New Roman" w:cs="Times New Roman"/>
+          <w:lang w:val="en-US"/>
+        </w:rPr>
+      </w:pPr>
+      <w:r>
+        <w:rPr>
+          <w:rFonts w:ascii="Times New Roman" w:eastAsia="SimSun" w:hAnsi="Times New Roman" w:cs="Times New Roman" w:hint="eastAsia"/>
           <w:noProof/>
           <w:lang w:val="en-US"/>
         </w:rPr>
         <w:drawing>
-          <wp:anchor distT="0" distB="0" distL="114300" distR="114300" simplePos="0" relativeHeight="251672576" behindDoc="0" locked="0" layoutInCell="1" allowOverlap="1" wp14:anchorId="42B01AC1" wp14:editId="78FF3900">
-            <wp:simplePos x="0" y="0"/>
-            <wp:positionH relativeFrom="column">
-              <wp:posOffset>217805</wp:posOffset>
-            </wp:positionH>
-            <wp:positionV relativeFrom="paragraph">
-              <wp:posOffset>941070</wp:posOffset>
-            </wp:positionV>
-            <wp:extent cx="4487545" cy="977265"/>
-            <wp:effectExtent l="0" t="0" r="0" b="635"/>
-            <wp:wrapTopAndBottom/>
-            <wp:docPr id="24" name="Picture 24"/>
+          <wp:inline distT="0" distB="0" distL="0" distR="0" wp14:anchorId="3A8A0A34" wp14:editId="2EABF91B">
+            <wp:extent cx="2429692" cy="2429692"/>
+            <wp:effectExtent l="0" t="0" r="0" b="0"/>
+            <wp:docPr id="29" name="Picture 29"/>
             <wp:cNvGraphicFramePr>
               <a:graphicFrameLocks xmlns:a="http://schemas.openxmlformats.org/drawingml/2006/main" noChangeAspect="1"/>
             </wp:cNvGraphicFramePr>
@@ -2414,11 +2970,11 @@
               <a:graphicData uri="http://schemas.openxmlformats.org/drawingml/2006/picture">
                 <pic:pic xmlns:pic="http://schemas.openxmlformats.org/drawingml/2006/picture">
                   <pic:nvPicPr>
-                    <pic:cNvPr id="1" name=""/>
+                    <pic:cNvPr id="29" name="Picture 29"/>
                     <pic:cNvPicPr/>
                   </pic:nvPicPr>
                   <pic:blipFill>
-                    <a:blip r:embed="rId18" cstate="print">
+                    <a:blip r:embed="rId15">
                       <a:extLst>
                         <a:ext uri="{28A0092B-C50C-407E-A947-70E740481C1C}">
                           <a14:useLocalDpi xmlns:a14="http://schemas.microsoft.com/office/drawing/2010/main" val="0"/>
@@ -2432,7 +2988,7 @@
                   <pic:spPr>
                     <a:xfrm>
                       <a:off x="0" y="0"/>
-                      <a:ext cx="4487545" cy="977265"/>
+                      <a:ext cx="2454610" cy="2454610"/>
                     </a:xfrm>
                     <a:prstGeom prst="rect">
                       <a:avLst/>
@@ -2441,160 +2997,76 @@
                 </pic:pic>
               </a:graphicData>
             </a:graphic>
-            <wp14:sizeRelH relativeFrom="page">
-              <wp14:pctWidth>0</wp14:pctWidth>
-            </wp14:sizeRelH>
-            <wp14:sizeRelV relativeFrom="page">
-              <wp14:pctHeight>0</wp14:pctHeight>
-            </wp14:sizeRelV>
-          </wp:anchor>
+          </wp:inline>
         </w:drawing>
       </w:r>
-      <w:r>
-        <w:rPr>
-          <w:rFonts w:ascii="Times New Roman" w:eastAsia="SimSun" w:hAnsi="Times New Roman" w:cs="Times New Roman"/>
-          <w:lang w:val="en-US"/>
-        </w:rPr>
-        <w:tab/>
-      </w:r>
-      <w:r>
-        <w:rPr>
-          <w:rFonts w:ascii="Times New Roman" w:eastAsia="SimSun" w:hAnsi="Times New Roman" w:cs="Times New Roman" w:hint="eastAsia"/>
-          <w:lang w:val="en-US"/>
-        </w:rPr>
-        <w:t>右图展示了</w:t>
-      </w:r>
-      <w:r>
-        <w:rPr>
-          <w:rFonts w:ascii="Times New Roman" w:eastAsia="SimSun" w:hAnsi="Times New Roman" w:cs="Times New Roman"/>
-          <w:i/>
-          <w:iCs/>
-          <w:lang w:val="en-US"/>
-        </w:rPr>
-        <w:t>GABRD</w:t>
-      </w:r>
-      <w:r>
-        <w:rPr>
-          <w:rFonts w:ascii="Times New Roman" w:eastAsia="SimSun" w:hAnsi="Times New Roman" w:cs="Times New Roman" w:hint="eastAsia"/>
-          <w:lang w:val="en-US"/>
-        </w:rPr>
-        <w:t>在</w:t>
-      </w:r>
-      <w:r>
-        <w:rPr>
-          <w:rFonts w:ascii="Times New Roman" w:eastAsia="SimSun" w:hAnsi="Times New Roman" w:cs="Times New Roman"/>
-          <w:lang w:val="en-US"/>
-        </w:rPr>
-        <w:t>LIHC</w:t>
-      </w:r>
-      <w:r>
-        <w:rPr>
-          <w:rFonts w:ascii="Times New Roman" w:eastAsia="SimSun" w:hAnsi="Times New Roman" w:cs="Times New Roman" w:hint="eastAsia"/>
-          <w:lang w:val="en-US"/>
-        </w:rPr>
-        <w:t>、</w:t>
-      </w:r>
-      <w:r>
-        <w:rPr>
-          <w:rFonts w:ascii="Times New Roman" w:eastAsia="SimSun" w:hAnsi="Times New Roman" w:cs="Times New Roman" w:hint="eastAsia"/>
-          <w:lang w:val="en-US"/>
-        </w:rPr>
-        <w:t>LUAD</w:t>
-      </w:r>
-      <w:r>
-        <w:rPr>
-          <w:rFonts w:ascii="Times New Roman" w:eastAsia="SimSun" w:hAnsi="Times New Roman" w:cs="Times New Roman" w:hint="eastAsia"/>
-          <w:lang w:val="en-US"/>
-        </w:rPr>
-        <w:t>（肺腺癌）和</w:t>
-      </w:r>
-      <w:r>
-        <w:rPr>
-          <w:rFonts w:ascii="Times New Roman" w:eastAsia="SimSun" w:hAnsi="Times New Roman" w:cs="Times New Roman" w:hint="eastAsia"/>
-          <w:lang w:val="en-US"/>
-        </w:rPr>
-        <w:t>PAAD</w:t>
-      </w:r>
-      <w:r>
-        <w:rPr>
-          <w:rFonts w:ascii="Times New Roman" w:eastAsia="SimSun" w:hAnsi="Times New Roman" w:cs="Times New Roman" w:hint="eastAsia"/>
-          <w:lang w:val="en-US"/>
-        </w:rPr>
-        <w:t>（胰腺癌）的表达情况。可以观察到与未患癌者相比，</w:t>
-      </w:r>
-      <w:r>
-        <w:rPr>
-          <w:rFonts w:ascii="Times New Roman" w:eastAsia="SimSun" w:hAnsi="Times New Roman" w:cs="Times New Roman" w:hint="eastAsia"/>
-          <w:i/>
-          <w:iCs/>
-          <w:lang w:val="en-US"/>
-        </w:rPr>
-        <w:t>G</w:t>
-      </w:r>
-      <w:r>
-        <w:rPr>
-          <w:rFonts w:ascii="Times New Roman" w:eastAsia="SimSun" w:hAnsi="Times New Roman" w:cs="Times New Roman"/>
-          <w:i/>
-          <w:iCs/>
-          <w:lang w:val="en-US"/>
-        </w:rPr>
-        <w:t>ABRD</w:t>
-      </w:r>
-      <w:r>
-        <w:rPr>
-          <w:rFonts w:ascii="Times New Roman" w:eastAsia="SimSun" w:hAnsi="Times New Roman" w:cs="Times New Roman" w:hint="eastAsia"/>
-          <w:lang w:val="en-US"/>
-        </w:rPr>
-        <w:t>在</w:t>
-      </w:r>
-      <w:r>
-        <w:rPr>
-          <w:rFonts w:ascii="Times New Roman" w:eastAsia="SimSun" w:hAnsi="Times New Roman" w:cs="Times New Roman"/>
-          <w:lang w:val="en-US"/>
-        </w:rPr>
-        <w:t>LIHC</w:t>
-      </w:r>
-      <w:r>
-        <w:rPr>
-          <w:rFonts w:ascii="Times New Roman" w:eastAsia="SimSun" w:hAnsi="Times New Roman" w:cs="Times New Roman" w:hint="eastAsia"/>
-          <w:lang w:val="en-US"/>
-        </w:rPr>
-        <w:t>和</w:t>
-      </w:r>
-      <w:r>
-        <w:rPr>
-          <w:rFonts w:ascii="Times New Roman" w:eastAsia="SimSun" w:hAnsi="Times New Roman" w:cs="Times New Roman" w:hint="eastAsia"/>
-          <w:lang w:val="en-US"/>
-        </w:rPr>
-        <w:t>LUAD</w:t>
-      </w:r>
-      <w:r>
-        <w:rPr>
-          <w:rFonts w:ascii="Times New Roman" w:eastAsia="SimSun" w:hAnsi="Times New Roman" w:cs="Times New Roman" w:hint="eastAsia"/>
-          <w:lang w:val="en-US"/>
-        </w:rPr>
-        <w:t>中表达量显著上升，而在</w:t>
-      </w:r>
-      <w:r>
-        <w:rPr>
-          <w:rFonts w:ascii="Times New Roman" w:eastAsia="SimSun" w:hAnsi="Times New Roman" w:cs="Times New Roman" w:hint="eastAsia"/>
-          <w:lang w:val="en-US"/>
-        </w:rPr>
-        <w:t>PAA</w:t>
-      </w:r>
-      <w:r>
-        <w:rPr>
-          <w:rFonts w:ascii="Times New Roman" w:eastAsia="SimSun" w:hAnsi="Times New Roman" w:cs="Times New Roman"/>
-          <w:lang w:val="en-US"/>
-        </w:rPr>
-        <w:t>D</w:t>
-      </w:r>
-      <w:r>
-        <w:rPr>
-          <w:rFonts w:ascii="Times New Roman" w:eastAsia="SimSun" w:hAnsi="Times New Roman" w:cs="Times New Roman" w:hint="eastAsia"/>
-          <w:lang w:val="en-US"/>
-        </w:rPr>
-        <w:t>出现一定下调，但并不显著（如下表所示）。</w:t>
+    </w:p>
+    <w:p>
+      <w:pPr>
+        <w:pStyle w:val="ListParagraph"/>
+        <w:spacing w:line="360" w:lineRule="auto"/>
+        <w:ind w:left="360" w:firstLineChars="0" w:firstLine="0"/>
+        <w:jc w:val="center"/>
+        <w:rPr>
+          <w:rFonts w:ascii="Times New Roman" w:eastAsia="SimSun" w:hAnsi="Times New Roman" w:cs="Times New Roman" w:hint="eastAsia"/>
+          <w:sz w:val="18"/>
+          <w:szCs w:val="18"/>
+          <w:lang w:val="en-US"/>
+        </w:rPr>
+      </w:pPr>
+      <w:r>
+        <w:rPr>
+          <w:rFonts w:ascii="Times New Roman" w:eastAsia="SimSun" w:hAnsi="Times New Roman" w:cs="Times New Roman" w:hint="eastAsia"/>
+          <w:sz w:val="18"/>
+          <w:szCs w:val="18"/>
+          <w:lang w:val="en-US"/>
+        </w:rPr>
+        <w:t>图</w:t>
+      </w:r>
+      <w:r>
+        <w:rPr>
+          <w:rFonts w:ascii="Times New Roman" w:eastAsia="SimSun" w:hAnsi="Times New Roman" w:cs="Times New Roman" w:hint="eastAsia"/>
+          <w:sz w:val="18"/>
+          <w:szCs w:val="18"/>
+          <w:lang w:val="en-US"/>
+        </w:rPr>
+        <w:t>8</w:t>
+      </w:r>
+      <w:r>
+        <w:rPr>
+          <w:rFonts w:ascii="Times New Roman" w:eastAsia="SimSun" w:hAnsi="Times New Roman" w:cs="Times New Roman"/>
+          <w:sz w:val="18"/>
+          <w:szCs w:val="18"/>
+          <w:lang w:val="en-US"/>
+        </w:rPr>
+        <w:t>:</w:t>
+      </w:r>
+      <w:r>
+        <w:rPr>
+          <w:rFonts w:ascii="Consolas" w:eastAsia="SimSun" w:hAnsi="Consolas" w:cs="Consolas" w:hint="eastAsia"/>
+          <w:sz w:val="18"/>
+          <w:szCs w:val="18"/>
+          <w:lang w:val="en-US"/>
+        </w:rPr>
+        <w:t xml:space="preserve"> </w:t>
+      </w:r>
+      <w:r>
+        <w:rPr>
+          <w:rFonts w:ascii="Consolas" w:eastAsia="SimSun" w:hAnsi="Consolas" w:cs="Consolas" w:hint="eastAsia"/>
+          <w:sz w:val="18"/>
+          <w:szCs w:val="18"/>
+          <w:lang w:val="en-US"/>
+        </w:rPr>
+        <w:t>基因变异次数分布直方</w:t>
+      </w:r>
+      <w:r>
+        <w:rPr>
+          <w:rFonts w:ascii="Times New Roman" w:eastAsia="SimSun" w:hAnsi="Times New Roman" w:cs="Times New Roman"/>
+          <w:sz w:val="18"/>
+          <w:szCs w:val="18"/>
+          <w:lang w:val="en-US"/>
+        </w:rPr>
+        <w:t>图</w:t>
       </w:r>
     </w:p>
     <w:p>
@@ -2602,7 +3074,7 @@
         <w:pStyle w:val="ListParagraph"/>
         <w:numPr>
           <w:ilvl w:val="0"/>
-          <w:numId w:val="13"/>
+          <w:numId w:val="17"/>
         </w:numPr>
         <w:spacing w:line="360" w:lineRule="auto"/>
         <w:ind w:firstLineChars="0"/>
@@ -2623,74 +3095,429 @@
           <w:rFonts w:ascii="Times New Roman" w:eastAsia="SimSun" w:hAnsi="Times New Roman" w:cs="Times New Roman" w:hint="eastAsia"/>
           <w:lang w:val="en-US"/>
         </w:rPr>
-        <w:t>在</w:t>
-      </w:r>
-      <w:r>
-        <w:rPr>
-          <w:rFonts w:ascii="Times New Roman" w:eastAsia="SimSun" w:hAnsi="Times New Roman" w:cs="Times New Roman"/>
-          <w:lang w:val="en-US"/>
-        </w:rPr>
-        <w:t>GEPIA3</w:t>
-      </w:r>
-      <w:r>
-        <w:rPr>
-          <w:rFonts w:ascii="Times New Roman" w:eastAsia="SimSun" w:hAnsi="Times New Roman" w:cs="Times New Roman" w:hint="eastAsia"/>
-          <w:lang w:val="en-US"/>
-        </w:rPr>
-        <w:t>中获取</w:t>
-      </w:r>
-      <w:r>
-        <w:rPr>
-          <w:rFonts w:ascii="Times New Roman" w:eastAsia="SimSun" w:hAnsi="Times New Roman" w:cs="Times New Roman"/>
-          <w:lang w:val="en-US"/>
-        </w:rPr>
-        <w:t>LIHC</w:t>
-      </w:r>
-      <w:r>
-        <w:rPr>
-          <w:rFonts w:ascii="Times New Roman" w:eastAsia="SimSun" w:hAnsi="Times New Roman" w:cs="Times New Roman" w:hint="eastAsia"/>
-          <w:lang w:val="en-US"/>
-        </w:rPr>
-        <w:t>差异基因列表并与分析结果进行对比</w:t>
+        <w:t>找出突变频数最高的前</w:t>
+      </w:r>
+      <w:r>
+        <w:rPr>
+          <w:rFonts w:ascii="Times New Roman" w:eastAsia="SimSun" w:hAnsi="Times New Roman" w:cs="Times New Roman"/>
+          <w:lang w:val="en-US"/>
+        </w:rPr>
+        <w:t>10</w:t>
+      </w:r>
+      <w:r>
+        <w:rPr>
+          <w:rFonts w:ascii="Times New Roman" w:eastAsia="SimSun" w:hAnsi="Times New Roman" w:cs="Times New Roman" w:hint="eastAsia"/>
+          <w:lang w:val="en-US"/>
+        </w:rPr>
+        <w:t>个基因</w:t>
+      </w:r>
+      <w:r>
+        <w:rPr>
+          <w:rFonts w:ascii="Times New Roman" w:eastAsia="SimSun" w:hAnsi="Times New Roman" w:cs="Times New Roman" w:hint="eastAsia"/>
+          <w:lang w:val="en-US"/>
+        </w:rPr>
+        <w:t>（图</w:t>
+      </w:r>
+      <w:r>
+        <w:rPr>
+          <w:rFonts w:ascii="Times New Roman" w:eastAsia="SimSun" w:hAnsi="Times New Roman" w:cs="Times New Roman" w:hint="eastAsia"/>
+          <w:lang w:val="en-US"/>
+        </w:rPr>
+        <w:t>9</w:t>
+      </w:r>
+      <w:r>
+        <w:rPr>
+          <w:rFonts w:ascii="Times New Roman" w:eastAsia="SimSun" w:hAnsi="Times New Roman" w:cs="Times New Roman" w:hint="eastAsia"/>
+          <w:lang w:val="en-US"/>
+        </w:rPr>
+        <w:t>）</w:t>
       </w:r>
     </w:p>
     <w:p>
       <w:pPr>
         <w:spacing w:line="360" w:lineRule="auto"/>
-        <w:rPr>
-          <w:rFonts w:ascii="Times New Roman" w:eastAsia="SimSun" w:hAnsi="Times New Roman" w:cs="Times New Roman"/>
-          <w:lang w:val="en-US"/>
-        </w:rPr>
-      </w:pPr>
-      <w:r>
-        <w:rPr>
-          <w:rFonts w:ascii="Times New Roman" w:eastAsia="SimSun" w:hAnsi="Times New Roman" w:cs="Times New Roman"/>
-          <w:lang w:val="en-US"/>
-        </w:rPr>
-        <w:tab/>
-      </w:r>
-      <w:r>
-        <w:rPr>
-          <w:rFonts w:ascii="Times New Roman" w:eastAsia="SimSun" w:hAnsi="Times New Roman" w:cs="Times New Roman" w:hint="eastAsia"/>
-          <w:lang w:val="en-US"/>
-        </w:rPr>
-        <w:t>得到的差异基因列表中，表达差异最显著的基因同样为</w:t>
-      </w:r>
-      <w:r>
-        <w:rPr>
-          <w:rFonts w:ascii="Times New Roman" w:eastAsia="SimSun" w:hAnsi="Times New Roman" w:cs="Times New Roman"/>
-          <w:i/>
-          <w:iCs/>
-          <w:lang w:val="en-US"/>
-        </w:rPr>
-        <w:t>GABRD</w:t>
-      </w:r>
-      <w:r>
-        <w:rPr>
-          <w:rFonts w:ascii="Times New Roman" w:eastAsia="SimSun" w:hAnsi="Times New Roman" w:cs="Times New Roman" w:hint="eastAsia"/>
-          <w:lang w:val="en-US"/>
-        </w:rPr>
-        <w:t>，与分析结果一致。</w:t>
+        <w:jc w:val="center"/>
+        <w:rPr>
+          <w:rFonts w:ascii="Times New Roman" w:eastAsia="SimSun" w:hAnsi="Times New Roman" w:cs="Times New Roman"/>
+          <w:lang w:val="en-US"/>
+        </w:rPr>
+      </w:pPr>
+      <w:r>
+        <w:rPr>
+          <w:rFonts w:ascii="Times New Roman" w:eastAsia="SimSun" w:hAnsi="Times New Roman" w:cs="Times New Roman"/>
+          <w:lang w:val="en-US"/>
+        </w:rPr>
+        <w:drawing>
+          <wp:inline distT="0" distB="0" distL="0" distR="0" wp14:anchorId="7A0C3322" wp14:editId="3F0C05DE">
+            <wp:extent cx="3487783" cy="1580438"/>
+            <wp:effectExtent l="0" t="0" r="5080" b="0"/>
+            <wp:docPr id="28" name="Picture 28"/>
+            <wp:cNvGraphicFramePr>
+              <a:graphicFrameLocks xmlns:a="http://schemas.openxmlformats.org/drawingml/2006/main" noChangeAspect="1"/>
+            </wp:cNvGraphicFramePr>
+            <a:graphic xmlns:a="http://schemas.openxmlformats.org/drawingml/2006/main">
+              <a:graphicData uri="http://schemas.openxmlformats.org/drawingml/2006/picture">
+                <pic:pic xmlns:pic="http://schemas.openxmlformats.org/drawingml/2006/picture">
+                  <pic:nvPicPr>
+                    <pic:cNvPr id="1" name=""/>
+                    <pic:cNvPicPr/>
+                  </pic:nvPicPr>
+                  <pic:blipFill>
+                    <a:blip r:embed="rId16"/>
+                    <a:stretch>
+                      <a:fillRect/>
+                    </a:stretch>
+                  </pic:blipFill>
+                  <pic:spPr>
+                    <a:xfrm>
+                      <a:off x="0" y="0"/>
+                      <a:ext cx="3537695" cy="1603055"/>
+                    </a:xfrm>
+                    <a:prstGeom prst="rect">
+                      <a:avLst/>
+                    </a:prstGeom>
+                  </pic:spPr>
+                </pic:pic>
+              </a:graphicData>
+            </a:graphic>
+          </wp:inline>
+        </w:drawing>
+      </w:r>
+    </w:p>
+    <w:p>
+      <w:pPr>
+        <w:spacing w:line="360" w:lineRule="auto"/>
+        <w:jc w:val="center"/>
+        <w:rPr>
+          <w:rFonts w:ascii="Times New Roman" w:eastAsia="SimSun" w:hAnsi="Times New Roman" w:cs="Times New Roman" w:hint="eastAsia"/>
+          <w:sz w:val="18"/>
+          <w:szCs w:val="21"/>
+          <w:lang w:val="en-US"/>
+        </w:rPr>
+      </w:pPr>
+      <w:r>
+        <w:rPr>
+          <w:rFonts w:ascii="Times New Roman" w:eastAsia="SimSun" w:hAnsi="Times New Roman" w:cs="Times New Roman" w:hint="eastAsia"/>
+          <w:sz w:val="18"/>
+          <w:szCs w:val="21"/>
+          <w:lang w:val="en-US"/>
+        </w:rPr>
+        <w:t>图</w:t>
+      </w:r>
+      <w:r>
+        <w:rPr>
+          <w:rFonts w:ascii="Times New Roman" w:eastAsia="SimSun" w:hAnsi="Times New Roman" w:cs="Times New Roman" w:hint="eastAsia"/>
+          <w:sz w:val="18"/>
+          <w:szCs w:val="21"/>
+          <w:lang w:val="en-US"/>
+        </w:rPr>
+        <w:t>9</w:t>
+      </w:r>
+      <w:r>
+        <w:rPr>
+          <w:rFonts w:ascii="Times New Roman" w:eastAsia="SimSun" w:hAnsi="Times New Roman" w:cs="Times New Roman"/>
+          <w:sz w:val="18"/>
+          <w:szCs w:val="21"/>
+          <w:lang w:val="en-US"/>
+        </w:rPr>
+        <w:t>:</w:t>
+      </w:r>
+      <w:r>
+        <w:rPr>
+          <w:rFonts w:hint="eastAsia"/>
+        </w:rPr>
+        <w:t xml:space="preserve"> </w:t>
+      </w:r>
+      <w:r>
+        <w:rPr>
+          <w:rFonts w:ascii="Times New Roman" w:eastAsia="SimSun" w:hAnsi="Times New Roman" w:cs="Times New Roman" w:hint="eastAsia"/>
+          <w:sz w:val="18"/>
+          <w:szCs w:val="21"/>
+          <w:lang w:val="en-US"/>
+        </w:rPr>
+        <w:t>突变频数最高的前</w:t>
+      </w:r>
+      <w:r>
+        <w:rPr>
+          <w:rFonts w:ascii="Times New Roman" w:eastAsia="SimSun" w:hAnsi="Times New Roman" w:cs="Times New Roman" w:hint="eastAsia"/>
+          <w:sz w:val="18"/>
+          <w:szCs w:val="21"/>
+          <w:lang w:val="en-US"/>
+        </w:rPr>
+        <w:t>10</w:t>
+      </w:r>
+      <w:r>
+        <w:rPr>
+          <w:rFonts w:ascii="Times New Roman" w:eastAsia="SimSun" w:hAnsi="Times New Roman" w:cs="Times New Roman" w:hint="eastAsia"/>
+          <w:sz w:val="18"/>
+          <w:szCs w:val="21"/>
+          <w:lang w:val="en-US"/>
+        </w:rPr>
+        <w:t>个基因</w:t>
+      </w:r>
+    </w:p>
+    <w:p>
+      <w:pPr>
+        <w:pStyle w:val="ListParagraph"/>
+        <w:numPr>
+          <w:ilvl w:val="0"/>
+          <w:numId w:val="17"/>
+        </w:numPr>
+        <w:spacing w:line="360" w:lineRule="auto"/>
+        <w:ind w:firstLineChars="0"/>
+        <w:rPr>
+          <w:rFonts w:ascii="Times New Roman" w:eastAsia="SimSun" w:hAnsi="Times New Roman" w:cs="Times New Roman"/>
+          <w:lang w:val="en-US"/>
+        </w:rPr>
+      </w:pPr>
+      <w:r>
+        <w:rPr>
+          <w:rFonts w:ascii="Times New Roman" w:eastAsia="SimSun" w:hAnsi="Times New Roman" w:cs="Times New Roman" w:hint="eastAsia"/>
+          <w:lang w:val="en-US"/>
+        </w:rPr>
+        <w:t>解释某个基因上变异的次数可能与哪些因素有关</w:t>
+      </w:r>
+      <w:r>
+        <w:rPr>
+          <w:rFonts w:ascii="Times New Roman" w:eastAsia="SimSun" w:hAnsi="Times New Roman" w:cs="Times New Roman" w:hint="eastAsia"/>
+          <w:lang w:val="en-US"/>
+        </w:rPr>
+        <w:t>（计</w:t>
+      </w:r>
+      <w:r>
+        <w:rPr>
+          <w:rFonts w:ascii="Times New Roman" w:eastAsia="SimSun" w:hAnsi="Times New Roman" w:cs="Times New Roman"/>
+          <w:lang w:val="en-US"/>
+        </w:rPr>
+        <w:t>2</w:t>
+      </w:r>
+      <w:r>
+        <w:rPr>
+          <w:rFonts w:ascii="Times New Roman" w:eastAsia="SimSun" w:hAnsi="Times New Roman" w:cs="Times New Roman" w:hint="eastAsia"/>
+          <w:lang w:val="en-US"/>
+        </w:rPr>
+        <w:t>分）</w:t>
+      </w:r>
+    </w:p>
+    <w:p>
+      <w:pPr>
+        <w:pStyle w:val="ListParagraph"/>
+        <w:spacing w:line="360" w:lineRule="auto"/>
+        <w:ind w:left="360" w:firstLineChars="0" w:firstLine="0"/>
+        <w:rPr>
+          <w:rFonts w:ascii="Times New Roman" w:eastAsia="SimSun" w:hAnsi="Times New Roman" w:cs="Times New Roman" w:hint="eastAsia"/>
+          <w:lang w:val="en-US"/>
+        </w:rPr>
+      </w:pPr>
+      <w:r>
+        <w:rPr>
+          <w:rFonts w:ascii="Times New Roman" w:eastAsia="SimSun" w:hAnsi="Times New Roman" w:cs="Times New Roman" w:hint="eastAsia"/>
+          <w:lang w:val="en-US"/>
+        </w:rPr>
+        <w:t>推测某个基因上变异的次数可能与以下几个因素有关：</w:t>
+      </w:r>
+      <w:r>
+        <w:rPr>
+          <w:rFonts w:ascii="Times New Roman" w:eastAsia="SimSun" w:hAnsi="Times New Roman" w:cs="Times New Roman" w:hint="eastAsia"/>
+          <w:lang w:val="en-US"/>
+        </w:rPr>
+        <w:t>(</w:t>
+      </w:r>
+      <w:r>
+        <w:rPr>
+          <w:rFonts w:ascii="Times New Roman" w:eastAsia="SimSun" w:hAnsi="Times New Roman" w:cs="Times New Roman"/>
+          <w:lang w:val="en-US"/>
+        </w:rPr>
+        <w:t>a)</w:t>
+      </w:r>
+      <w:r>
+        <w:rPr>
+          <w:rFonts w:ascii="Times New Roman" w:eastAsia="SimSun" w:hAnsi="Times New Roman" w:cs="Times New Roman" w:hint="eastAsia"/>
+          <w:lang w:val="en-US"/>
+        </w:rPr>
+        <w:t>基因的长度：</w:t>
+      </w:r>
+      <w:r>
+        <w:rPr>
+          <w:rFonts w:ascii="Times New Roman" w:eastAsia="SimSun" w:hAnsi="Times New Roman" w:cs="Times New Roman" w:hint="eastAsia"/>
+          <w:lang w:val="en-US"/>
+        </w:rPr>
+        <w:t>若每个碱基上发生</w:t>
+      </w:r>
+      <w:r>
+        <w:rPr>
+          <w:rFonts w:ascii="Times New Roman" w:eastAsia="SimSun" w:hAnsi="Times New Roman" w:cs="Times New Roman" w:hint="eastAsia"/>
+          <w:lang w:val="en-US"/>
+        </w:rPr>
+        <w:t>变异</w:t>
+      </w:r>
+      <w:r>
+        <w:rPr>
+          <w:rFonts w:ascii="Times New Roman" w:eastAsia="SimSun" w:hAnsi="Times New Roman" w:cs="Times New Roman" w:hint="eastAsia"/>
+          <w:lang w:val="en-US"/>
+        </w:rPr>
+        <w:t>的概率相等，则</w:t>
+      </w:r>
+      <w:r>
+        <w:rPr>
+          <w:rFonts w:ascii="Times New Roman" w:eastAsia="SimSun" w:hAnsi="Times New Roman" w:cs="Times New Roman" w:hint="eastAsia"/>
+          <w:lang w:val="en-US"/>
+        </w:rPr>
+        <w:t>变异次数服从二项分布，即</w:t>
+      </w:r>
+      <w:r>
+        <w:rPr>
+          <w:rFonts w:ascii="Times New Roman" w:eastAsia="SimSun" w:hAnsi="Times New Roman" w:cs="Times New Roman" w:hint="eastAsia"/>
+          <w:lang w:val="en-US"/>
+        </w:rPr>
+        <w:t>基因的长度越长，期望发生的变异次数越多；</w:t>
+      </w:r>
+      <w:r>
+        <w:rPr>
+          <w:rFonts w:ascii="Times New Roman" w:eastAsia="SimSun" w:hAnsi="Times New Roman" w:cs="Times New Roman"/>
+          <w:lang w:val="en-US"/>
+        </w:rPr>
+        <w:t>(</w:t>
+      </w:r>
+      <w:r>
+        <w:rPr>
+          <w:rFonts w:ascii="Times New Roman" w:eastAsia="SimSun" w:hAnsi="Times New Roman" w:cs="Times New Roman" w:hint="eastAsia"/>
+          <w:lang w:val="en-US"/>
+        </w:rPr>
+        <w:t>b</w:t>
+      </w:r>
+      <w:r>
+        <w:rPr>
+          <w:rFonts w:ascii="Times New Roman" w:eastAsia="SimSun" w:hAnsi="Times New Roman" w:cs="Times New Roman"/>
+          <w:lang w:val="en-US"/>
+        </w:rPr>
+        <w:t>)</w:t>
+      </w:r>
+      <w:r>
+        <w:rPr>
+          <w:rFonts w:ascii="Times New Roman" w:eastAsia="SimSun" w:hAnsi="Times New Roman" w:cs="Times New Roman" w:hint="eastAsia"/>
+          <w:lang w:val="en-US"/>
+        </w:rPr>
+        <w:t>基因的表达活性：</w:t>
+      </w:r>
+      <w:r>
+        <w:rPr>
+          <w:rFonts w:ascii="Times New Roman" w:eastAsia="SimSun" w:hAnsi="Times New Roman" w:cs="Times New Roman" w:hint="eastAsia"/>
+          <w:lang w:val="en-US"/>
+        </w:rPr>
+        <w:t>基因的表达活性越高</w:t>
+      </w:r>
+      <w:r>
+        <w:rPr>
+          <w:rFonts w:ascii="Times New Roman" w:eastAsia="SimSun" w:hAnsi="Times New Roman" w:cs="Times New Roman" w:hint="eastAsia"/>
+          <w:lang w:val="en-US"/>
+        </w:rPr>
+        <w:t>，</w:t>
+      </w:r>
+      <w:r>
+        <w:rPr>
+          <w:rFonts w:ascii="Times New Roman" w:eastAsia="SimSun" w:hAnsi="Times New Roman" w:cs="Times New Roman" w:hint="eastAsia"/>
+          <w:lang w:val="en-US"/>
+        </w:rPr>
+        <w:t>DNA</w:t>
+      </w:r>
+      <w:r>
+        <w:rPr>
+          <w:rFonts w:ascii="Times New Roman" w:eastAsia="SimSun" w:hAnsi="Times New Roman" w:cs="Times New Roman" w:hint="eastAsia"/>
+          <w:lang w:val="en-US"/>
+        </w:rPr>
+        <w:t>双链解旋的程度越</w:t>
+      </w:r>
+      <w:r>
+        <w:rPr>
+          <w:rFonts w:ascii="Times New Roman" w:eastAsia="SimSun" w:hAnsi="Times New Roman" w:cs="Times New Roman" w:hint="eastAsia"/>
+          <w:lang w:val="en-US"/>
+        </w:rPr>
+        <w:t>大</w:t>
+      </w:r>
+      <w:r>
+        <w:rPr>
+          <w:rFonts w:ascii="Times New Roman" w:eastAsia="SimSun" w:hAnsi="Times New Roman" w:cs="Times New Roman" w:hint="eastAsia"/>
+          <w:lang w:val="en-US"/>
+        </w:rPr>
+        <w:t>，提高了变异发生</w:t>
+      </w:r>
+      <w:r>
+        <w:rPr>
+          <w:rFonts w:ascii="Times New Roman" w:eastAsia="SimSun" w:hAnsi="Times New Roman" w:cs="Times New Roman" w:hint="eastAsia"/>
+          <w:lang w:val="en-US"/>
+        </w:rPr>
+        <w:t>的</w:t>
+      </w:r>
+      <w:r>
+        <w:rPr>
+          <w:rFonts w:ascii="Times New Roman" w:eastAsia="SimSun" w:hAnsi="Times New Roman" w:cs="Times New Roman" w:hint="eastAsia"/>
+          <w:lang w:val="en-US"/>
+        </w:rPr>
+        <w:t>几率</w:t>
+      </w:r>
+      <w:r>
+        <w:rPr>
+          <w:rFonts w:ascii="Times New Roman" w:eastAsia="SimSun" w:hAnsi="Times New Roman" w:cs="Times New Roman" w:hint="eastAsia"/>
+          <w:lang w:val="en-US"/>
+        </w:rPr>
+        <w:t>；</w:t>
+      </w:r>
+      <w:r>
+        <w:rPr>
+          <w:rFonts w:ascii="Times New Roman" w:eastAsia="SimSun" w:hAnsi="Times New Roman" w:cs="Times New Roman" w:hint="eastAsia"/>
+          <w:lang w:val="en-US"/>
+        </w:rPr>
+        <w:t>(</w:t>
+      </w:r>
+      <w:r>
+        <w:rPr>
+          <w:rFonts w:ascii="Times New Roman" w:eastAsia="SimSun" w:hAnsi="Times New Roman" w:cs="Times New Roman"/>
+          <w:lang w:val="en-US"/>
+        </w:rPr>
+        <w:t>c)</w:t>
+      </w:r>
+      <w:r>
+        <w:rPr>
+          <w:rFonts w:ascii="Times New Roman" w:eastAsia="SimSun" w:hAnsi="Times New Roman" w:cs="Times New Roman" w:hint="eastAsia"/>
+          <w:lang w:val="en-US"/>
+        </w:rPr>
+        <w:t>基因所在的</w:t>
+      </w:r>
+      <w:r>
+        <w:rPr>
+          <w:rFonts w:ascii="Times New Roman" w:eastAsia="SimSun" w:hAnsi="Times New Roman" w:cs="Times New Roman" w:hint="eastAsia"/>
+          <w:lang w:val="en-US"/>
+        </w:rPr>
+        <w:t>细胞的</w:t>
+      </w:r>
+      <w:r>
+        <w:rPr>
+          <w:rFonts w:ascii="Times New Roman" w:eastAsia="SimSun" w:hAnsi="Times New Roman" w:cs="Times New Roman" w:hint="eastAsia"/>
+          <w:lang w:val="en-US"/>
+        </w:rPr>
+        <w:t>类型</w:t>
+      </w:r>
+      <w:r>
+        <w:rPr>
+          <w:rFonts w:ascii="Times New Roman" w:eastAsia="SimSun" w:hAnsi="Times New Roman" w:cs="Times New Roman" w:hint="eastAsia"/>
+          <w:lang w:val="en-US"/>
+        </w:rPr>
+        <w:t>：</w:t>
+      </w:r>
+      <w:r>
+        <w:rPr>
+          <w:rFonts w:ascii="Times New Roman" w:eastAsia="SimSun" w:hAnsi="Times New Roman" w:cs="Times New Roman" w:hint="eastAsia"/>
+          <w:lang w:val="en-US"/>
+        </w:rPr>
+        <w:t>分裂较旺盛的细胞可能会产生更多的变异</w:t>
+      </w:r>
+      <w:r>
+        <w:rPr>
+          <w:rFonts w:ascii="Times New Roman" w:eastAsia="SimSun" w:hAnsi="Times New Roman" w:cs="Times New Roman" w:hint="eastAsia"/>
+          <w:lang w:val="en-US"/>
+        </w:rPr>
+        <w:t>。</w:t>
       </w:r>
     </w:p>
     <w:p>
@@ -2711,147 +3538,11 @@
       </w:pPr>
       <w:r>
         <w:rPr>
-          <w:rFonts w:ascii="Times New Roman" w:eastAsia="SimSun" w:hAnsi="Times New Roman" w:cs="Times New Roman"/>
-          <w:noProof/>
-          <w:lang w:val="en-US"/>
-        </w:rPr>
-        <mc:AlternateContent>
-          <mc:Choice Requires="wpg">
-            <w:drawing>
-              <wp:anchor distT="0" distB="0" distL="114300" distR="114300" simplePos="0" relativeHeight="251673600" behindDoc="0" locked="0" layoutInCell="1" allowOverlap="1" wp14:anchorId="723A9B80" wp14:editId="4D6C69EC">
-                <wp:simplePos x="0" y="0"/>
-                <wp:positionH relativeFrom="column">
-                  <wp:posOffset>326390</wp:posOffset>
-                </wp:positionH>
-                <wp:positionV relativeFrom="paragraph">
-                  <wp:posOffset>247242</wp:posOffset>
-                </wp:positionV>
-                <wp:extent cx="4965700" cy="2172335"/>
-                <wp:effectExtent l="0" t="0" r="0" b="0"/>
-                <wp:wrapTopAndBottom/>
-                <wp:docPr id="27" name="Group 27"/>
-                <wp:cNvGraphicFramePr/>
-                <a:graphic xmlns:a="http://schemas.openxmlformats.org/drawingml/2006/main">
-                  <a:graphicData uri="http://schemas.microsoft.com/office/word/2010/wordprocessingGroup">
-                    <wpg:wgp>
-                      <wpg:cNvGrpSpPr/>
-                      <wpg:grpSpPr>
-                        <a:xfrm>
-                          <a:off x="0" y="0"/>
-                          <a:ext cx="4965700" cy="2172335"/>
-                          <a:chOff x="0" y="0"/>
-                          <a:chExt cx="5792575" cy="2425700"/>
-                        </a:xfrm>
-                      </wpg:grpSpPr>
-                      <pic:pic xmlns:pic="http://schemas.openxmlformats.org/drawingml/2006/picture">
-                        <pic:nvPicPr>
-                          <pic:cNvPr id="25" name="Graphic 25"/>
-                          <pic:cNvPicPr>
-                            <a:picLocks noChangeAspect="1"/>
-                          </pic:cNvPicPr>
-                        </pic:nvPicPr>
-                        <pic:blipFill>
-                          <a:blip r:embed="rId19">
-                            <a:extLst>
-                              <a:ext uri="{28A0092B-C50C-407E-A947-70E740481C1C}">
-                                <a14:useLocalDpi xmlns:a14="http://schemas.microsoft.com/office/drawing/2010/main" val="0"/>
-                              </a:ext>
-                              <a:ext uri="{96DAC541-7B7A-43D3-8B79-37D633B846F1}">
-                                <asvg:svgBlip xmlns:asvg="http://schemas.microsoft.com/office/drawing/2016/SVG/main" r:embed="rId20"/>
-                              </a:ext>
-                            </a:extLst>
-                          </a:blip>
-                          <a:stretch>
-                            <a:fillRect/>
-                          </a:stretch>
-                        </pic:blipFill>
-                        <pic:spPr>
-                          <a:xfrm>
-                            <a:off x="0" y="0"/>
-                            <a:ext cx="2944495" cy="2425700"/>
-                          </a:xfrm>
-                          <a:prstGeom prst="rect">
-                            <a:avLst/>
-                          </a:prstGeom>
-                        </pic:spPr>
-                      </pic:pic>
-                      <pic:pic xmlns:pic="http://schemas.openxmlformats.org/drawingml/2006/picture">
-                        <pic:nvPicPr>
-                          <pic:cNvPr id="26" name="Graphic 26"/>
-                          <pic:cNvPicPr>
-                            <a:picLocks noChangeAspect="1"/>
-                          </pic:cNvPicPr>
-                        </pic:nvPicPr>
-                        <pic:blipFill>
-                          <a:blip r:embed="rId21">
-                            <a:extLst>
-                              <a:ext uri="{28A0092B-C50C-407E-A947-70E740481C1C}">
-                                <a14:useLocalDpi xmlns:a14="http://schemas.microsoft.com/office/drawing/2010/main" val="0"/>
-                              </a:ext>
-                              <a:ext uri="{96DAC541-7B7A-43D3-8B79-37D633B846F1}">
-                                <asvg:svgBlip xmlns:asvg="http://schemas.microsoft.com/office/drawing/2016/SVG/main" r:embed="rId22"/>
-                              </a:ext>
-                            </a:extLst>
-                          </a:blip>
-                          <a:stretch>
-                            <a:fillRect/>
-                          </a:stretch>
-                        </pic:blipFill>
-                        <pic:spPr>
-                          <a:xfrm>
-                            <a:off x="2869035" y="16778"/>
-                            <a:ext cx="2923540" cy="2408555"/>
-                          </a:xfrm>
-                          <a:prstGeom prst="rect">
-                            <a:avLst/>
-                          </a:prstGeom>
-                        </pic:spPr>
-                      </pic:pic>
-                    </wpg:wgp>
-                  </a:graphicData>
-                </a:graphic>
-                <wp14:sizeRelH relativeFrom="margin">
-                  <wp14:pctWidth>0</wp14:pctWidth>
-                </wp14:sizeRelH>
-                <wp14:sizeRelV relativeFrom="margin">
-                  <wp14:pctHeight>0</wp14:pctHeight>
-                </wp14:sizeRelV>
-              </wp:anchor>
-            </w:drawing>
-          </mc:Choice>
-          <mc:Fallback>
-            <w:pict>
-              <v:group w14:anchorId="044187D5" id="Group 27" o:spid="_x0000_s1026" style="position:absolute;left:0;text-align:left;margin-left:25.7pt;margin-top:19.45pt;width:391pt;height:171.05pt;z-index:251673600;mso-width-relative:margin;mso-height-relative:margin" coordsize="57925,24257" o:gfxdata="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">
-                <v:shapetype id="_x0000_t75" coordsize="21600,21600" o:spt="75" o:preferrelative="t" path="m@4@5l@4@11@9@11@9@5xe" filled="f" stroked="f">
-                  <v:stroke joinstyle="miter"/>
-                  <v:formulas>
-                    <v:f eqn="if lineDrawn pixelLineWidth 0"/>
-                    <v:f eqn="sum @0 1 0"/>
-                    <v:f eqn="sum 0 0 @1"/>
-                    <v:f eqn="prod @2 1 2"/>
-                    <v:f eqn="prod @3 21600 pixelWidth"/>
-                    <v:f eqn="prod @3 21600 pixelHeight"/>
-                    <v:f eqn="sum @0 0 1"/>
-                    <v:f eqn="prod @6 1 2"/>
-                    <v:f eqn="prod @7 21600 pixelWidth"/>
-                    <v:f eqn="sum @8 21600 0"/>
-                    <v:f eqn="prod @7 21600 pixelHeight"/>
-                    <v:f eqn="sum @10 21600 0"/>
-                  </v:formulas>
-                  <v:path o:extrusionok="f" gradientshapeok="t" o:connecttype="rect"/>
-                  <o:lock v:ext="edit" aspectratio="t"/>
-                </v:shapetype>
-                <v:shape id="Graphic 25" o:spid="_x0000_s1027" type="#_x0000_t75" style="position:absolute;width:29444;height:24257;visibility:visible;mso-wrap-style:square" o:gfxdata="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">
-                  <v:imagedata r:id="rId23" o:title=""/>
-                </v:shape>
-                <v:shape id="Graphic 26" o:spid="_x0000_s1028" type="#_x0000_t75" style="position:absolute;left:28690;top:167;width:29235;height:24086;visibility:visible;mso-wrap-style:square" o:gfxdata="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">
-                  <v:imagedata r:id="rId24" o:title=""/>
-                </v:shape>
-                <w10:wrap type="topAndBottom"/>
-              </v:group>
-            </w:pict>
-          </mc:Fallback>
-        </mc:AlternateContent>
+          <w:rFonts w:ascii="Calibri" w:eastAsia="SimSun" w:hAnsi="Calibri" w:cs="Calibri"/>
+          <w:lang w:val="en-US"/>
+        </w:rPr>
+        <w:lastRenderedPageBreak/>
+        <w:t>﻿</w:t>
       </w:r>
       <w:r>
         <w:rPr>
@@ -2860,7 +3551,28 @@
           <w:bCs/>
           <w:lang w:val="en-US"/>
         </w:rPr>
-        <w:t>进一步探索</w:t>
+        <w:t>注释文件中可能有功能的变异</w:t>
+      </w:r>
+      <w:r>
+        <w:rPr>
+          <w:rFonts w:ascii="Times New Roman" w:eastAsia="SimSun" w:hAnsi="Times New Roman" w:cs="Times New Roman" w:hint="eastAsia"/>
+          <w:lang w:val="en-US"/>
+        </w:rPr>
+        <w:t>（计</w:t>
+      </w:r>
+      <w:r>
+        <w:rPr>
+          <w:rFonts w:ascii="Times New Roman" w:eastAsia="SimSun" w:hAnsi="Times New Roman" w:cs="Times New Roman" w:hint="eastAsia"/>
+          <w:lang w:val="en-US"/>
+        </w:rPr>
+        <w:t>2</w:t>
+      </w:r>
+      <w:r>
+        <w:rPr>
+          <w:rFonts w:ascii="Times New Roman" w:eastAsia="SimSun" w:hAnsi="Times New Roman" w:cs="Times New Roman" w:hint="eastAsia"/>
+          <w:lang w:val="en-US"/>
+        </w:rPr>
+        <w:t>分）</w:t>
       </w:r>
     </w:p>
     <w:p>
@@ -2868,7 +3580,7 @@
         <w:pStyle w:val="ListParagraph"/>
         <w:numPr>
           <w:ilvl w:val="0"/>
-          <w:numId w:val="14"/>
+          <w:numId w:val="18"/>
         </w:numPr>
         <w:spacing w:line="360" w:lineRule="auto"/>
         <w:ind w:firstLineChars="0"/>
@@ -2879,66 +3591,217 @@
       </w:pPr>
       <w:r>
         <w:rPr>
-          <w:rFonts w:ascii="Calibri" w:eastAsia="SimSun" w:hAnsi="Calibri" w:cs="Calibri"/>
-          <w:lang w:val="en-US"/>
-        </w:rPr>
-        <w:t>﻿</w:t>
-      </w:r>
-      <w:r>
-        <w:rPr>
-          <w:rFonts w:ascii="Times New Roman" w:eastAsia="SimSun" w:hAnsi="Times New Roman" w:cs="Times New Roman" w:hint="eastAsia"/>
-          <w:lang w:val="en-US"/>
-        </w:rPr>
-        <w:t>验证第</w:t>
-      </w:r>
-      <w:r>
-        <w:rPr>
-          <w:rFonts w:ascii="Times New Roman" w:eastAsia="SimSun" w:hAnsi="Times New Roman" w:cs="Times New Roman"/>
-          <w:lang w:val="en-US"/>
-        </w:rPr>
-        <w:t>7</w:t>
-      </w:r>
-      <w:r>
-        <w:rPr>
-          <w:rFonts w:ascii="Times New Roman" w:eastAsia="SimSun" w:hAnsi="Times New Roman" w:cs="Times New Roman" w:hint="eastAsia"/>
-          <w:lang w:val="en-US"/>
-        </w:rPr>
-        <w:t>步中可视化</w:t>
-      </w:r>
-      <w:r>
-        <w:rPr>
-          <w:rFonts w:ascii="Times New Roman" w:eastAsia="SimSun" w:hAnsi="Times New Roman" w:cs="Times New Roman" w:hint="eastAsia"/>
-          <w:lang w:val="en-US"/>
-        </w:rPr>
-        <w:t>的</w:t>
-      </w:r>
-      <w:r>
-        <w:rPr>
-          <w:rFonts w:ascii="Times New Roman" w:eastAsia="SimSun" w:hAnsi="Times New Roman" w:cs="Times New Roman" w:hint="eastAsia"/>
-          <w:lang w:val="en-US"/>
-        </w:rPr>
-        <w:t>基因在</w:t>
-      </w:r>
-      <w:r>
-        <w:rPr>
-          <w:rFonts w:ascii="Times New Roman" w:eastAsia="SimSun" w:hAnsi="Times New Roman" w:cs="Times New Roman"/>
-          <w:lang w:val="en-US"/>
-        </w:rPr>
-        <w:t>LIH</w:t>
-      </w:r>
-      <w:r>
-        <w:rPr>
-          <w:rFonts w:ascii="Times New Roman" w:eastAsia="SimSun" w:hAnsi="Times New Roman" w:cs="Times New Roman" w:hint="eastAsia"/>
-          <w:lang w:val="en-US"/>
-        </w:rPr>
-        <w:t>C</w:t>
-      </w:r>
-      <w:r>
-        <w:rPr>
-          <w:rFonts w:ascii="Times New Roman" w:eastAsia="SimSun" w:hAnsi="Times New Roman" w:cs="Times New Roman" w:hint="eastAsia"/>
-          <w:lang w:val="en-US"/>
-        </w:rPr>
-        <w:t>中的其他性质（计</w:t>
+          <w:rFonts w:ascii="Times New Roman" w:eastAsia="SimSun" w:hAnsi="Times New Roman" w:cs="Times New Roman" w:hint="eastAsia"/>
+          <w:lang w:val="en-US"/>
+        </w:rPr>
+        <w:t>将参考数据</w:t>
+      </w:r>
+      <w:r>
+        <w:rPr>
+          <w:rFonts w:ascii="Times New Roman" w:eastAsia="SimSun" w:hAnsi="Times New Roman" w:cs="Times New Roman" w:hint="eastAsia"/>
+          <w:lang w:val="en-US"/>
+        </w:rPr>
+        <w:t>（</w:t>
+      </w:r>
+      <w:r>
+        <w:rPr>
+          <w:rFonts w:ascii="Consolas" w:eastAsia="SimSun" w:hAnsi="Consolas" w:cs="Consolas"/>
+          <w:lang w:val="en-US"/>
+        </w:rPr>
+        <w:t>hg38_dbnsfp33a</w:t>
+      </w:r>
+      <w:r>
+        <w:rPr>
+          <w:rFonts w:ascii="Times New Roman" w:eastAsia="SimSun" w:hAnsi="Times New Roman" w:cs="Times New Roman" w:hint="eastAsia"/>
+          <w:lang w:val="en-US"/>
+        </w:rPr>
+        <w:t>）</w:t>
+      </w:r>
+      <w:r>
+        <w:rPr>
+          <w:rFonts w:ascii="Times New Roman" w:eastAsia="SimSun" w:hAnsi="Times New Roman" w:cs="Times New Roman" w:hint="eastAsia"/>
+          <w:lang w:val="en-US"/>
+        </w:rPr>
+        <w:t>拷贝到</w:t>
+      </w:r>
+      <w:proofErr w:type="spellStart"/>
+      <w:r>
+        <w:rPr>
+          <w:rFonts w:ascii="Consolas" w:eastAsia="SimSun" w:hAnsi="Consolas" w:cs="Consolas"/>
+          <w:lang w:val="en-US"/>
+        </w:rPr>
+        <w:t>humandb</w:t>
+      </w:r>
+      <w:proofErr w:type="spellEnd"/>
+      <w:r>
+        <w:rPr>
+          <w:rFonts w:ascii="Times New Roman" w:eastAsia="SimSun" w:hAnsi="Times New Roman" w:cs="Times New Roman" w:hint="eastAsia"/>
+          <w:lang w:val="en-US"/>
+        </w:rPr>
+        <w:t>文件夹</w:t>
+      </w:r>
+      <w:r>
+        <w:rPr>
+          <w:rFonts w:ascii="Times New Roman" w:eastAsia="SimSun" w:hAnsi="Times New Roman" w:cs="Times New Roman" w:hint="eastAsia"/>
+          <w:lang w:val="en-US"/>
+        </w:rPr>
+        <w:t>，结果如图</w:t>
+      </w:r>
+      <w:r>
+        <w:rPr>
+          <w:rFonts w:ascii="Times New Roman" w:eastAsia="SimSun" w:hAnsi="Times New Roman" w:cs="Times New Roman"/>
+          <w:lang w:val="en-US"/>
+        </w:rPr>
+        <w:t>10</w:t>
+      </w:r>
+      <w:r>
+        <w:rPr>
+          <w:rFonts w:ascii="Times New Roman" w:eastAsia="SimSun" w:hAnsi="Times New Roman" w:cs="Times New Roman" w:hint="eastAsia"/>
+          <w:lang w:val="en-US"/>
+        </w:rPr>
+        <w:t>所示</w:t>
+      </w:r>
+    </w:p>
+    <w:p>
+      <w:pPr>
+        <w:spacing w:line="360" w:lineRule="auto"/>
+        <w:rPr>
+          <w:rFonts w:ascii="Times New Roman" w:eastAsia="SimSun" w:hAnsi="Times New Roman" w:cs="Times New Roman"/>
+          <w:lang w:val="en-US"/>
+        </w:rPr>
+      </w:pPr>
+      <w:r>
+        <w:rPr>
+          <w:rFonts w:ascii="Times New Roman" w:eastAsia="SimSun" w:hAnsi="Times New Roman" w:cs="Times New Roman"/>
+          <w:lang w:val="en-US"/>
+        </w:rPr>
+        <w:drawing>
+          <wp:inline distT="0" distB="0" distL="0" distR="0" wp14:anchorId="25A265F9" wp14:editId="14587AC3">
+            <wp:extent cx="5731510" cy="297815"/>
+            <wp:effectExtent l="0" t="0" r="0" b="0"/>
+            <wp:docPr id="16" name="Picture 16"/>
+            <wp:cNvGraphicFramePr>
+              <a:graphicFrameLocks xmlns:a="http://schemas.openxmlformats.org/drawingml/2006/main" noChangeAspect="1"/>
+            </wp:cNvGraphicFramePr>
+            <a:graphic xmlns:a="http://schemas.openxmlformats.org/drawingml/2006/main">
+              <a:graphicData uri="http://schemas.openxmlformats.org/drawingml/2006/picture">
+                <pic:pic xmlns:pic="http://schemas.openxmlformats.org/drawingml/2006/picture">
+                  <pic:nvPicPr>
+                    <pic:cNvPr id="1" name=""/>
+                    <pic:cNvPicPr/>
+                  </pic:nvPicPr>
+                  <pic:blipFill>
+                    <a:blip r:embed="rId17"/>
+                    <a:stretch>
+                      <a:fillRect/>
+                    </a:stretch>
+                  </pic:blipFill>
+                  <pic:spPr>
+                    <a:xfrm>
+                      <a:off x="0" y="0"/>
+                      <a:ext cx="5731510" cy="297815"/>
+                    </a:xfrm>
+                    <a:prstGeom prst="rect">
+                      <a:avLst/>
+                    </a:prstGeom>
+                  </pic:spPr>
+                </pic:pic>
+              </a:graphicData>
+            </a:graphic>
+          </wp:inline>
+        </w:drawing>
+      </w:r>
+    </w:p>
+    <w:p>
+      <w:pPr>
+        <w:spacing w:line="360" w:lineRule="auto"/>
+        <w:jc w:val="center"/>
+        <w:rPr>
+          <w:rFonts w:ascii="Times New Roman" w:eastAsia="SimSun" w:hAnsi="Times New Roman" w:cs="Times New Roman"/>
+          <w:sz w:val="18"/>
+          <w:szCs w:val="21"/>
+          <w:lang w:val="en-US"/>
+        </w:rPr>
+      </w:pPr>
+      <w:r>
+        <w:rPr>
+          <w:rFonts w:ascii="Times New Roman" w:eastAsia="SimSun" w:hAnsi="Times New Roman" w:cs="Times New Roman" w:hint="eastAsia"/>
+          <w:sz w:val="18"/>
+          <w:szCs w:val="21"/>
+          <w:lang w:val="en-US"/>
+        </w:rPr>
+        <w:t>图</w:t>
+      </w:r>
+      <w:r>
+        <w:rPr>
+          <w:rFonts w:ascii="Times New Roman" w:eastAsia="SimSun" w:hAnsi="Times New Roman" w:cs="Times New Roman"/>
+          <w:sz w:val="18"/>
+          <w:szCs w:val="21"/>
+          <w:lang w:val="en-US"/>
+        </w:rPr>
+        <w:t>10</w:t>
+      </w:r>
+      <w:r>
+        <w:rPr>
+          <w:rFonts w:ascii="Times New Roman" w:eastAsia="SimSun" w:hAnsi="Times New Roman" w:cs="Times New Roman"/>
+          <w:sz w:val="18"/>
+          <w:szCs w:val="21"/>
+          <w:lang w:val="en-US"/>
+        </w:rPr>
+        <w:t>:</w:t>
+      </w:r>
+      <w:r>
+        <w:rPr>
+          <w:rFonts w:ascii="Times New Roman" w:eastAsia="SimSun" w:hAnsi="Times New Roman" w:cs="Times New Roman" w:hint="eastAsia"/>
+          <w:sz w:val="18"/>
+          <w:szCs w:val="21"/>
+          <w:lang w:val="en-US"/>
+        </w:rPr>
+        <w:t>获取参考数据</w:t>
+      </w:r>
+    </w:p>
+    <w:p>
+      <w:pPr>
+        <w:pStyle w:val="ListParagraph"/>
+        <w:numPr>
+          <w:ilvl w:val="0"/>
+          <w:numId w:val="18"/>
+        </w:numPr>
+        <w:spacing w:line="360" w:lineRule="auto"/>
+        <w:ind w:firstLineChars="0"/>
+        <w:jc w:val="left"/>
+        <w:rPr>
+          <w:rFonts w:ascii="Times New Roman" w:eastAsia="SimSun" w:hAnsi="Times New Roman" w:cs="Times New Roman"/>
+          <w:lang w:val="en-US"/>
+        </w:rPr>
+      </w:pPr>
+      <w:r>
+        <w:rPr>
+          <w:rFonts w:ascii="Times New Roman" w:eastAsia="SimSun" w:hAnsi="Times New Roman" w:cs="Times New Roman" w:hint="eastAsia"/>
+          <w:lang w:val="en-US"/>
+        </w:rPr>
+        <w:t>进行功能注释</w:t>
+      </w:r>
+      <w:r>
+        <w:rPr>
+          <w:rFonts w:ascii="Times New Roman" w:eastAsia="SimSun" w:hAnsi="Times New Roman" w:cs="Times New Roman" w:hint="eastAsia"/>
+          <w:lang w:val="en-US"/>
+        </w:rPr>
+        <w:t>（图</w:t>
+      </w:r>
+      <w:r>
+        <w:rPr>
+          <w:rFonts w:ascii="Times New Roman" w:eastAsia="SimSun" w:hAnsi="Times New Roman" w:cs="Times New Roman"/>
+          <w:lang w:val="en-US"/>
+        </w:rPr>
+        <w:t>11</w:t>
+      </w:r>
+      <w:r>
+        <w:rPr>
+          <w:rFonts w:ascii="Times New Roman" w:eastAsia="SimSun" w:hAnsi="Times New Roman" w:cs="Times New Roman" w:hint="eastAsia"/>
+          <w:lang w:val="en-US"/>
+        </w:rPr>
+        <w:t>），输出的文件如图</w:t>
       </w:r>
       <w:r>
         <w:rPr>
@@ -2949,174 +3812,240 @@
       </w:r>
       <w:r>
         <w:rPr>
-          <w:rFonts w:ascii="Times New Roman" w:eastAsia="SimSun" w:hAnsi="Times New Roman" w:cs="Times New Roman" w:hint="eastAsia"/>
-          <w:lang w:val="en-US"/>
-        </w:rPr>
-        <w:t>分）并正确解读（计</w:t>
-      </w:r>
-      <w:r>
-        <w:rPr>
-          <w:rFonts w:ascii="Times New Roman" w:eastAsia="SimSun" w:hAnsi="Times New Roman" w:cs="Times New Roman" w:hint="eastAsia"/>
-          <w:lang w:val="en-US"/>
-        </w:rPr>
-        <w:t>1</w:t>
-      </w:r>
-      <w:r>
-        <w:rPr>
-          <w:rFonts w:ascii="Times New Roman" w:eastAsia="SimSun" w:hAnsi="Times New Roman" w:cs="Times New Roman" w:hint="eastAsia"/>
-          <w:lang w:val="en-US"/>
-        </w:rPr>
-        <w:t>分）</w:t>
+          <w:rFonts w:ascii="Times New Roman" w:eastAsia="SimSun" w:hAnsi="Times New Roman" w:cs="Times New Roman"/>
+          <w:lang w:val="en-US"/>
+        </w:rPr>
+        <w:t>2</w:t>
+      </w:r>
+      <w:r>
+        <w:rPr>
+          <w:rFonts w:ascii="Times New Roman" w:eastAsia="SimSun" w:hAnsi="Times New Roman" w:cs="Times New Roman" w:hint="eastAsia"/>
+          <w:lang w:val="en-US"/>
+        </w:rPr>
+        <w:t>所示</w:t>
       </w:r>
     </w:p>
     <w:p>
       <w:pPr>
         <w:spacing w:line="360" w:lineRule="auto"/>
-        <w:rPr>
-          <w:rFonts w:ascii="Times New Roman" w:eastAsia="SimSun" w:hAnsi="Times New Roman" w:cs="Times New Roman"/>
-          <w:i/>
-          <w:iCs/>
-          <w:lang w:val="en-US"/>
-        </w:rPr>
-      </w:pPr>
-      <w:r>
-        <w:rPr>
-          <w:rFonts w:ascii="Times New Roman" w:eastAsia="SimSun" w:hAnsi="Times New Roman" w:cs="Times New Roman"/>
-          <w:lang w:val="en-US"/>
-        </w:rPr>
-        <w:tab/>
-      </w:r>
-      <w:r>
-        <w:rPr>
-          <w:rFonts w:ascii="Times New Roman" w:eastAsia="SimSun" w:hAnsi="Times New Roman" w:cs="Times New Roman" w:hint="eastAsia"/>
-          <w:lang w:val="en-US"/>
-        </w:rPr>
-        <w:t>这里对该基因进行单变量生存分析。如上图所示，</w:t>
-      </w:r>
-      <w:r>
-        <w:rPr>
-          <w:rFonts w:ascii="Times New Roman" w:eastAsia="SimSun" w:hAnsi="Times New Roman" w:cs="Times New Roman" w:hint="eastAsia"/>
-          <w:i/>
-          <w:iCs/>
-          <w:lang w:val="en-US"/>
-        </w:rPr>
-        <w:t>G</w:t>
-      </w:r>
-      <w:r>
-        <w:rPr>
-          <w:rFonts w:ascii="Times New Roman" w:eastAsia="SimSun" w:hAnsi="Times New Roman" w:cs="Times New Roman"/>
-          <w:i/>
-          <w:iCs/>
-          <w:lang w:val="en-US"/>
-        </w:rPr>
-        <w:t>ABRD</w:t>
-      </w:r>
-      <w:r>
-        <w:rPr>
-          <w:rFonts w:ascii="Times New Roman" w:eastAsia="SimSun" w:hAnsi="Times New Roman" w:cs="Times New Roman" w:hint="eastAsia"/>
-          <w:lang w:val="en-US"/>
-        </w:rPr>
-        <w:t>在</w:t>
-      </w:r>
-      <w:r>
-        <w:rPr>
-          <w:rFonts w:ascii="Times New Roman" w:eastAsia="SimSun" w:hAnsi="Times New Roman" w:cs="Times New Roman" w:hint="eastAsia"/>
-          <w:lang w:val="en-US"/>
-        </w:rPr>
-        <w:t>LIHC</w:t>
-      </w:r>
-      <w:r>
-        <w:rPr>
-          <w:rFonts w:ascii="Times New Roman" w:eastAsia="SimSun" w:hAnsi="Times New Roman" w:cs="Times New Roman" w:hint="eastAsia"/>
-          <w:lang w:val="en-US"/>
-        </w:rPr>
-        <w:t>中的表达量并不会显著影响患者的总生存期（</w:t>
-      </w:r>
-      <w:r>
-        <w:rPr>
-          <w:rFonts w:ascii="Times New Roman" w:eastAsia="SimSun" w:hAnsi="Times New Roman" w:cs="Times New Roman"/>
-          <w:lang w:val="en-US"/>
-        </w:rPr>
-        <w:t>Overall Survival, OS</w:t>
-      </w:r>
-      <w:r>
-        <w:rPr>
-          <w:rFonts w:ascii="Times New Roman" w:eastAsia="SimSun" w:hAnsi="Times New Roman" w:cs="Times New Roman" w:hint="eastAsia"/>
-          <w:lang w:val="en-US"/>
-        </w:rPr>
-        <w:t>），但会显著影响无进展生存间隔（</w:t>
-      </w:r>
-      <w:r>
-        <w:rPr>
-          <w:rFonts w:ascii="Times New Roman" w:eastAsia="SimSun" w:hAnsi="Times New Roman" w:cs="Times New Roman"/>
-          <w:lang w:val="en-US"/>
-        </w:rPr>
-        <w:t>Progression-free Interval, PFI</w:t>
-      </w:r>
-      <w:r>
-        <w:rPr>
-          <w:rFonts w:ascii="Times New Roman" w:eastAsia="SimSun" w:hAnsi="Times New Roman" w:cs="Times New Roman" w:hint="eastAsia"/>
-          <w:lang w:val="en-US"/>
-        </w:rPr>
-        <w:t>）（</w:t>
-      </w:r>
-      <w:r>
-        <w:rPr>
-          <w:rFonts w:ascii="Times New Roman" w:eastAsia="SimSun" w:hAnsi="Times New Roman" w:cs="Times New Roman"/>
-          <w:lang w:val="en-US"/>
-        </w:rPr>
-        <w:t>p-value = 0.0496</w:t>
-      </w:r>
-      <w:r>
-        <w:rPr>
-          <w:rFonts w:ascii="Times New Roman" w:eastAsia="SimSun" w:hAnsi="Times New Roman" w:cs="Times New Roman" w:hint="eastAsia"/>
-          <w:lang w:val="en-US"/>
-        </w:rPr>
-        <w:t>）。因此，</w:t>
-      </w:r>
-      <w:r>
-        <w:rPr>
-          <w:rFonts w:ascii="Times New Roman" w:eastAsia="SimSun" w:hAnsi="Times New Roman" w:cs="Times New Roman" w:hint="eastAsia"/>
-          <w:i/>
-          <w:iCs/>
-          <w:lang w:val="en-US"/>
-        </w:rPr>
-        <w:t>G</w:t>
-      </w:r>
-      <w:r>
-        <w:rPr>
-          <w:rFonts w:ascii="Times New Roman" w:eastAsia="SimSun" w:hAnsi="Times New Roman" w:cs="Times New Roman"/>
-          <w:i/>
-          <w:iCs/>
-          <w:lang w:val="en-US"/>
-        </w:rPr>
-        <w:t>ABRD</w:t>
-      </w:r>
-      <w:r>
-        <w:rPr>
-          <w:rFonts w:ascii="Times New Roman" w:eastAsia="SimSun" w:hAnsi="Times New Roman" w:cs="Times New Roman" w:hint="eastAsia"/>
-          <w:lang w:val="en-US"/>
-        </w:rPr>
-        <w:t>在</w:t>
-      </w:r>
-      <w:r>
-        <w:rPr>
-          <w:rFonts w:ascii="Times New Roman" w:eastAsia="SimSun" w:hAnsi="Times New Roman" w:cs="Times New Roman" w:hint="eastAsia"/>
-          <w:lang w:val="en-US"/>
-        </w:rPr>
-        <w:t>LIHC</w:t>
-      </w:r>
-      <w:r>
-        <w:rPr>
-          <w:rFonts w:ascii="Times New Roman" w:eastAsia="SimSun" w:hAnsi="Times New Roman" w:cs="Times New Roman" w:hint="eastAsia"/>
-          <w:lang w:val="en-US"/>
-        </w:rPr>
-        <w:t>中的高表达可能与较差的预后相关，导致癌症更易恶化。</w:t>
+        <w:jc w:val="left"/>
+        <w:rPr>
+          <w:rFonts w:ascii="Times New Roman" w:eastAsia="SimSun" w:hAnsi="Times New Roman" w:cs="Times New Roman"/>
+          <w:lang w:val="en-US"/>
+        </w:rPr>
+      </w:pPr>
+      <w:r>
+        <w:rPr>
+          <w:rFonts w:ascii="Times New Roman" w:eastAsia="SimSun" w:hAnsi="Times New Roman" w:cs="Times New Roman"/>
+          <w:lang w:val="en-US"/>
+        </w:rPr>
+        <w:drawing>
+          <wp:inline distT="0" distB="0" distL="0" distR="0" wp14:anchorId="48A4CCD8" wp14:editId="36D85D3D">
+            <wp:extent cx="5731510" cy="1752600"/>
+            <wp:effectExtent l="0" t="0" r="0" b="0"/>
+            <wp:docPr id="19" name="Picture 19"/>
+            <wp:cNvGraphicFramePr>
+              <a:graphicFrameLocks xmlns:a="http://schemas.openxmlformats.org/drawingml/2006/main" noChangeAspect="1"/>
+            </wp:cNvGraphicFramePr>
+            <a:graphic xmlns:a="http://schemas.openxmlformats.org/drawingml/2006/main">
+              <a:graphicData uri="http://schemas.openxmlformats.org/drawingml/2006/picture">
+                <pic:pic xmlns:pic="http://schemas.openxmlformats.org/drawingml/2006/picture">
+                  <pic:nvPicPr>
+                    <pic:cNvPr id="1" name=""/>
+                    <pic:cNvPicPr/>
+                  </pic:nvPicPr>
+                  <pic:blipFill>
+                    <a:blip r:embed="rId18"/>
+                    <a:stretch>
+                      <a:fillRect/>
+                    </a:stretch>
+                  </pic:blipFill>
+                  <pic:spPr>
+                    <a:xfrm>
+                      <a:off x="0" y="0"/>
+                      <a:ext cx="5731510" cy="1752600"/>
+                    </a:xfrm>
+                    <a:prstGeom prst="rect">
+                      <a:avLst/>
+                    </a:prstGeom>
+                  </pic:spPr>
+                </pic:pic>
+              </a:graphicData>
+            </a:graphic>
+          </wp:inline>
+        </w:drawing>
       </w:r>
     </w:p>
     <w:p>
       <w:pPr>
         <w:spacing w:line="360" w:lineRule="auto"/>
+        <w:jc w:val="center"/>
+        <w:rPr>
+          <w:rFonts w:ascii="Times New Roman" w:eastAsia="SimSun" w:hAnsi="Times New Roman" w:cs="Times New Roman" w:hint="eastAsia"/>
+          <w:sz w:val="18"/>
+          <w:szCs w:val="21"/>
+          <w:lang w:val="en-US"/>
+        </w:rPr>
+      </w:pPr>
+      <w:r>
+        <w:rPr>
+          <w:rFonts w:ascii="Times New Roman" w:eastAsia="SimSun" w:hAnsi="Times New Roman" w:cs="Times New Roman" w:hint="eastAsia"/>
+          <w:sz w:val="18"/>
+          <w:szCs w:val="21"/>
+          <w:lang w:val="en-US"/>
+        </w:rPr>
+        <w:t>图</w:t>
+      </w:r>
+      <w:r>
+        <w:rPr>
+          <w:rFonts w:ascii="Times New Roman" w:eastAsia="SimSun" w:hAnsi="Times New Roman" w:cs="Times New Roman"/>
+          <w:sz w:val="18"/>
+          <w:szCs w:val="21"/>
+          <w:lang w:val="en-US"/>
+        </w:rPr>
+        <w:t>11</w:t>
+      </w:r>
+      <w:r>
+        <w:rPr>
+          <w:rFonts w:ascii="Times New Roman" w:eastAsia="SimSun" w:hAnsi="Times New Roman" w:cs="Times New Roman"/>
+          <w:sz w:val="18"/>
+          <w:szCs w:val="21"/>
+          <w:lang w:val="en-US"/>
+        </w:rPr>
+        <w:t>:</w:t>
+      </w:r>
+      <w:r>
+        <w:rPr>
+          <w:rFonts w:ascii="Times New Roman" w:eastAsia="SimSun" w:hAnsi="Times New Roman" w:cs="Times New Roman" w:hint="eastAsia"/>
+          <w:sz w:val="18"/>
+          <w:szCs w:val="21"/>
+          <w:lang w:val="en-US"/>
+        </w:rPr>
+        <w:t>进行功能注释，由于</w:t>
+      </w:r>
+      <w:r>
+        <w:rPr>
+          <w:rFonts w:ascii="Times New Roman" w:eastAsia="SimSun" w:hAnsi="Times New Roman" w:cs="Times New Roman" w:hint="eastAsia"/>
+          <w:sz w:val="18"/>
+          <w:szCs w:val="21"/>
+          <w:lang w:val="en-US"/>
+        </w:rPr>
+        <w:t>程序运行时间较长，后续将任务转移至计算节点完成</w:t>
+      </w:r>
+    </w:p>
+    <w:p>
+      <w:pPr>
+        <w:spacing w:line="360" w:lineRule="auto"/>
+        <w:jc w:val="left"/>
+        <w:rPr>
+          <w:rFonts w:ascii="Times New Roman" w:eastAsia="SimSun" w:hAnsi="Times New Roman" w:cs="Times New Roman"/>
+          <w:sz w:val="18"/>
+          <w:szCs w:val="21"/>
+          <w:lang w:val="en-US"/>
+        </w:rPr>
+      </w:pPr>
+      <w:r>
+        <w:rPr>
+          <w:rFonts w:ascii="Times New Roman" w:eastAsia="SimSun" w:hAnsi="Times New Roman" w:cs="Times New Roman"/>
+          <w:sz w:val="18"/>
+          <w:szCs w:val="21"/>
+          <w:lang w:val="en-US"/>
+        </w:rPr>
+        <w:drawing>
+          <wp:inline distT="0" distB="0" distL="0" distR="0" wp14:anchorId="6211A812" wp14:editId="10577B57">
+            <wp:extent cx="5731510" cy="788035"/>
+            <wp:effectExtent l="0" t="0" r="0" b="0"/>
+            <wp:docPr id="20" name="Picture 20"/>
+            <wp:cNvGraphicFramePr>
+              <a:graphicFrameLocks xmlns:a="http://schemas.openxmlformats.org/drawingml/2006/main" noChangeAspect="1"/>
+            </wp:cNvGraphicFramePr>
+            <a:graphic xmlns:a="http://schemas.openxmlformats.org/drawingml/2006/main">
+              <a:graphicData uri="http://schemas.openxmlformats.org/drawingml/2006/picture">
+                <pic:pic xmlns:pic="http://schemas.openxmlformats.org/drawingml/2006/picture">
+                  <pic:nvPicPr>
+                    <pic:cNvPr id="1" name=""/>
+                    <pic:cNvPicPr/>
+                  </pic:nvPicPr>
+                  <pic:blipFill>
+                    <a:blip r:embed="rId19"/>
+                    <a:stretch>
+                      <a:fillRect/>
+                    </a:stretch>
+                  </pic:blipFill>
+                  <pic:spPr>
+                    <a:xfrm>
+                      <a:off x="0" y="0"/>
+                      <a:ext cx="5731510" cy="788035"/>
+                    </a:xfrm>
+                    <a:prstGeom prst="rect">
+                      <a:avLst/>
+                    </a:prstGeom>
+                  </pic:spPr>
+                </pic:pic>
+              </a:graphicData>
+            </a:graphic>
+          </wp:inline>
+        </w:drawing>
+      </w:r>
+    </w:p>
+    <w:p>
+      <w:pPr>
+        <w:spacing w:line="360" w:lineRule="auto"/>
+        <w:jc w:val="center"/>
+        <w:rPr>
+          <w:rFonts w:ascii="Times New Roman" w:eastAsia="SimSun" w:hAnsi="Times New Roman" w:cs="Times New Roman" w:hint="eastAsia"/>
+          <w:sz w:val="18"/>
+          <w:szCs w:val="21"/>
+          <w:lang w:val="en-US"/>
+        </w:rPr>
+      </w:pPr>
+      <w:r>
+        <w:rPr>
+          <w:rFonts w:ascii="Times New Roman" w:eastAsia="SimSun" w:hAnsi="Times New Roman" w:cs="Times New Roman" w:hint="eastAsia"/>
+          <w:sz w:val="18"/>
+          <w:szCs w:val="21"/>
+          <w:lang w:val="en-US"/>
+        </w:rPr>
+        <w:t>图</w:t>
+      </w:r>
+      <w:r>
+        <w:rPr>
+          <w:rFonts w:ascii="Times New Roman" w:eastAsia="SimSun" w:hAnsi="Times New Roman" w:cs="Times New Roman"/>
+          <w:sz w:val="18"/>
+          <w:szCs w:val="21"/>
+          <w:lang w:val="en-US"/>
+        </w:rPr>
+        <w:t>12</w:t>
+      </w:r>
+      <w:r>
+        <w:rPr>
+          <w:rFonts w:ascii="Times New Roman" w:eastAsia="SimSun" w:hAnsi="Times New Roman" w:cs="Times New Roman"/>
+          <w:sz w:val="18"/>
+          <w:szCs w:val="21"/>
+          <w:lang w:val="en-US"/>
+        </w:rPr>
+        <w:t>:</w:t>
+      </w:r>
+      <w:r>
+        <w:rPr>
+          <w:rFonts w:ascii="Times New Roman" w:eastAsia="SimSun" w:hAnsi="Times New Roman" w:cs="Times New Roman" w:hint="eastAsia"/>
+          <w:sz w:val="18"/>
+          <w:szCs w:val="21"/>
+          <w:lang w:val="en-US"/>
+        </w:rPr>
+        <w:t>功能注释脚本输出的文件</w:t>
+      </w:r>
+    </w:p>
+    <w:p>
+      <w:pPr>
+        <w:spacing w:line="360" w:lineRule="auto"/>
+        <w:jc w:val="left"/>
+        <w:rPr>
+          <w:rFonts w:ascii="Times New Roman" w:eastAsia="SimSun" w:hAnsi="Times New Roman" w:cs="Times New Roman"/>
+          <w:lang w:val="en-US"/>
+        </w:rPr>
+      </w:pPr>
+      <w:r>
         <w:rPr>
           <w:rFonts w:ascii="Times New Roman" w:eastAsia="SimSun" w:hAnsi="Times New Roman" w:cs="Times New Roman"/>
           <w:b/>
@@ -3125,8 +4054,220 @@
           <w:szCs w:val="32"/>
           <w:lang w:val="en-US"/>
         </w:rPr>
-      </w:pPr>
-      <w:r>
+        <w:tab/>
+      </w:r>
+      <w:r>
+        <w:rPr>
+          <w:rFonts w:ascii="Consolas" w:eastAsia="SimSun" w:hAnsi="Consolas" w:cs="Consolas" w:hint="cs"/>
+          <w:lang w:val="en-US"/>
+        </w:rPr>
+        <w:t>s</w:t>
+      </w:r>
+      <w:r>
+        <w:rPr>
+          <w:rFonts w:ascii="Consolas" w:eastAsia="SimSun" w:hAnsi="Consolas" w:cs="Consolas"/>
+          <w:lang w:val="en-US"/>
+        </w:rPr>
+        <w:t>tep</w:t>
+      </w:r>
+      <w:r>
+        <w:rPr>
+          <w:rFonts w:ascii="Consolas" w:eastAsia="SimSun" w:hAnsi="Consolas" w:cs="Consolas"/>
+          <w:lang w:val="en-US"/>
+        </w:rPr>
+        <w:t>3</w:t>
+      </w:r>
+      <w:r>
+        <w:rPr>
+          <w:rFonts w:ascii="Consolas" w:eastAsia="SimSun" w:hAnsi="Consolas" w:cs="Consolas"/>
+          <w:lang w:val="en-US"/>
+        </w:rPr>
+        <w:t>.</w:t>
+      </w:r>
+      <w:r>
+        <w:rPr>
+          <w:rFonts w:ascii="Consolas" w:eastAsia="SimSun" w:hAnsi="Consolas" w:cs="Consolas"/>
+          <w:lang w:val="en-US"/>
+        </w:rPr>
+        <w:t>avinput.hg38_</w:t>
+      </w:r>
+      <w:r>
+        <w:rPr>
+          <w:rFonts w:ascii="Consolas" w:eastAsia="SimSun" w:hAnsi="Consolas" w:cs="Consolas" w:hint="eastAsia"/>
+          <w:lang w:val="en-US"/>
+        </w:rPr>
+        <w:t>multi</w:t>
+      </w:r>
+      <w:r>
+        <w:rPr>
+          <w:rFonts w:ascii="Consolas" w:eastAsia="SimSun" w:hAnsi="Consolas" w:cs="Consolas"/>
+          <w:lang w:val="en-US"/>
+        </w:rPr>
+        <w:t>anno.txt</w:t>
+      </w:r>
+      <w:r>
+        <w:rPr>
+          <w:rFonts w:ascii="Consolas" w:eastAsia="SimSun" w:hAnsi="Consolas" w:cs="Consolas" w:hint="eastAsia"/>
+          <w:lang w:val="en-US"/>
+        </w:rPr>
+        <w:t>的部分内</w:t>
+      </w:r>
+      <w:r>
+        <w:rPr>
+          <w:rFonts w:ascii="Times New Roman" w:eastAsia="SimSun" w:hAnsi="Times New Roman" w:cs="Times New Roman"/>
+          <w:lang w:val="en-US"/>
+        </w:rPr>
+        <w:t>容如图</w:t>
+      </w:r>
+      <w:r>
+        <w:rPr>
+          <w:rFonts w:ascii="Times New Roman" w:eastAsia="SimSun" w:hAnsi="Times New Roman" w:cs="Times New Roman"/>
+          <w:lang w:val="en-US"/>
+        </w:rPr>
+        <w:t>1</w:t>
+      </w:r>
+      <w:r>
+        <w:rPr>
+          <w:rFonts w:ascii="Times New Roman" w:eastAsia="SimSun" w:hAnsi="Times New Roman" w:cs="Times New Roman"/>
+          <w:lang w:val="en-US"/>
+        </w:rPr>
+        <w:t>3</w:t>
+      </w:r>
+      <w:r>
+        <w:rPr>
+          <w:rFonts w:ascii="Times New Roman" w:eastAsia="SimSun" w:hAnsi="Times New Roman" w:cs="Times New Roman"/>
+          <w:lang w:val="en-US"/>
+        </w:rPr>
+        <w:t>所示</w:t>
+      </w:r>
+      <w:r>
+        <w:rPr>
+          <w:rFonts w:ascii="Times New Roman" w:eastAsia="SimSun" w:hAnsi="Times New Roman" w:cs="Times New Roman" w:hint="eastAsia"/>
+          <w:lang w:val="en-US"/>
+        </w:rPr>
+        <w:t>。</w:t>
+      </w:r>
+    </w:p>
+    <w:p>
+      <w:pPr>
+        <w:spacing w:line="360" w:lineRule="auto"/>
+        <w:jc w:val="center"/>
+        <w:rPr>
+          <w:rFonts w:ascii="Times New Roman" w:eastAsia="SimSun" w:hAnsi="Times New Roman" w:cs="Times New Roman"/>
+          <w:lang w:val="en-US"/>
+        </w:rPr>
+      </w:pPr>
+      <w:r>
+        <w:rPr>
+          <w:rFonts w:ascii="Times New Roman" w:eastAsia="SimSun" w:hAnsi="Times New Roman" w:cs="Times New Roman"/>
+          <w:lang w:val="en-US"/>
+        </w:rPr>
+        <w:drawing>
+          <wp:inline distT="0" distB="0" distL="0" distR="0" wp14:anchorId="2AC01767" wp14:editId="3C99E32E">
+            <wp:extent cx="5540481" cy="3398808"/>
+            <wp:effectExtent l="0" t="0" r="0" b="5080"/>
+            <wp:docPr id="30" name="Picture 30"/>
+            <wp:cNvGraphicFramePr>
+              <a:graphicFrameLocks xmlns:a="http://schemas.openxmlformats.org/drawingml/2006/main" noChangeAspect="1"/>
+            </wp:cNvGraphicFramePr>
+            <a:graphic xmlns:a="http://schemas.openxmlformats.org/drawingml/2006/main">
+              <a:graphicData uri="http://schemas.openxmlformats.org/drawingml/2006/picture">
+                <pic:pic xmlns:pic="http://schemas.openxmlformats.org/drawingml/2006/picture">
+                  <pic:nvPicPr>
+                    <pic:cNvPr id="1" name=""/>
+                    <pic:cNvPicPr/>
+                  </pic:nvPicPr>
+                  <pic:blipFill>
+                    <a:blip r:embed="rId20"/>
+                    <a:stretch>
+                      <a:fillRect/>
+                    </a:stretch>
+                  </pic:blipFill>
+                  <pic:spPr>
+                    <a:xfrm>
+                      <a:off x="0" y="0"/>
+                      <a:ext cx="5623082" cy="3449479"/>
+                    </a:xfrm>
+                    <a:prstGeom prst="rect">
+                      <a:avLst/>
+                    </a:prstGeom>
+                  </pic:spPr>
+                </pic:pic>
+              </a:graphicData>
+            </a:graphic>
+          </wp:inline>
+        </w:drawing>
+      </w:r>
+    </w:p>
+    <w:p>
+      <w:pPr>
+        <w:spacing w:line="360" w:lineRule="auto"/>
+        <w:jc w:val="center"/>
+        <w:rPr>
+          <w:rFonts w:ascii="Times New Roman" w:eastAsia="SimSun" w:hAnsi="Times New Roman" w:cs="Times New Roman" w:hint="eastAsia"/>
+          <w:sz w:val="18"/>
+          <w:szCs w:val="21"/>
+          <w:lang w:val="en-US"/>
+        </w:rPr>
+      </w:pPr>
+      <w:r>
+        <w:rPr>
+          <w:rFonts w:ascii="Times New Roman" w:eastAsia="SimSun" w:hAnsi="Times New Roman" w:cs="Times New Roman" w:hint="eastAsia"/>
+          <w:sz w:val="18"/>
+          <w:szCs w:val="21"/>
+          <w:lang w:val="en-US"/>
+        </w:rPr>
+        <w:t>图</w:t>
+      </w:r>
+      <w:r>
+        <w:rPr>
+          <w:rFonts w:ascii="Times New Roman" w:eastAsia="SimSun" w:hAnsi="Times New Roman" w:cs="Times New Roman"/>
+          <w:sz w:val="18"/>
+          <w:szCs w:val="21"/>
+          <w:lang w:val="en-US"/>
+        </w:rPr>
+        <w:t>1</w:t>
+      </w:r>
+      <w:r>
+        <w:rPr>
+          <w:rFonts w:ascii="Times New Roman" w:eastAsia="SimSun" w:hAnsi="Times New Roman" w:cs="Times New Roman"/>
+          <w:sz w:val="18"/>
+          <w:szCs w:val="21"/>
+          <w:lang w:val="en-US"/>
+        </w:rPr>
+        <w:t>3</w:t>
+      </w:r>
+      <w:r>
+        <w:rPr>
+          <w:rFonts w:ascii="Times New Roman" w:eastAsia="SimSun" w:hAnsi="Times New Roman" w:cs="Times New Roman"/>
+          <w:sz w:val="18"/>
+          <w:szCs w:val="21"/>
+          <w:lang w:val="en-US"/>
+        </w:rPr>
+        <w:t>:</w:t>
+      </w:r>
+      <w:r>
+        <w:rPr>
+          <w:rFonts w:ascii="Times New Roman" w:eastAsia="SimSun" w:hAnsi="Times New Roman" w:cs="Times New Roman" w:hint="eastAsia"/>
+          <w:sz w:val="18"/>
+          <w:szCs w:val="21"/>
+          <w:lang w:val="en-US"/>
+        </w:rPr>
+        <w:t>功能注释</w:t>
+      </w:r>
+      <w:r>
+        <w:rPr>
+          <w:rFonts w:ascii="Times New Roman" w:eastAsia="SimSun" w:hAnsi="Times New Roman" w:cs="Times New Roman" w:hint="eastAsia"/>
+          <w:sz w:val="18"/>
+          <w:szCs w:val="21"/>
+          <w:lang w:val="en-US"/>
+        </w:rPr>
+        <w:t>结果</w:t>
+      </w:r>
+    </w:p>
+    <w:p>
+      <w:pPr>
+        <w:spacing w:line="360" w:lineRule="auto"/>
         <w:rPr>
           <w:rFonts w:ascii="Times New Roman" w:eastAsia="SimSun" w:hAnsi="Times New Roman" w:cs="Times New Roman"/>
           <w:b/>
@@ -3135,8 +4276,7 @@
           <w:szCs w:val="32"/>
           <w:lang w:val="en-US"/>
         </w:rPr>
-        <w:t>[</w:t>
-      </w:r>
+      </w:pPr>
       <w:r>
         <w:rPr>
           <w:rFonts w:ascii="Times New Roman" w:eastAsia="SimSun" w:hAnsi="Times New Roman" w:cs="Times New Roman"/>
@@ -3146,7 +4286,8 @@
           <w:szCs w:val="32"/>
           <w:lang w:val="en-US"/>
         </w:rPr>
-        <w:t>讨论</w:t>
+        <w:lastRenderedPageBreak/>
+        <w:t>[</w:t>
       </w:r>
       <w:r>
         <w:rPr>
@@ -3157,98 +4298,9 @@
           <w:szCs w:val="32"/>
           <w:lang w:val="en-US"/>
         </w:rPr>
-        <w:t>]</w:t>
-      </w:r>
-    </w:p>
-    <w:p>
-      <w:pPr>
-        <w:spacing w:line="360" w:lineRule="auto"/>
-        <w:rPr>
-          <w:rFonts w:ascii="Times New Roman" w:eastAsia="SimSun" w:hAnsi="Times New Roman" w:cs="Times New Roman"/>
-          <w:lang w:val="en-US"/>
-        </w:rPr>
-      </w:pPr>
-      <w:r>
-        <w:rPr>
-          <w:rFonts w:ascii="Times New Roman" w:eastAsia="SimSun" w:hAnsi="Times New Roman" w:cs="Times New Roman"/>
-          <w:lang w:val="en-US"/>
-        </w:rPr>
-        <w:tab/>
-      </w:r>
-      <w:r>
-        <w:rPr>
-          <w:rFonts w:ascii="Times New Roman" w:eastAsia="SimSun" w:hAnsi="Times New Roman" w:cs="Times New Roman" w:hint="eastAsia"/>
-          <w:lang w:val="en-US"/>
-        </w:rPr>
-        <w:t>本次实验总体较为顺利，主要问题在于对基因差异表达分析的原理和流程不熟悉，但由于</w:t>
-      </w:r>
-      <w:r>
-        <w:rPr>
-          <w:rFonts w:ascii="Times New Roman" w:eastAsia="SimSun" w:hAnsi="Times New Roman" w:cs="Times New Roman" w:hint="eastAsia"/>
-          <w:lang w:val="en-US"/>
-        </w:rPr>
-        <w:t>DESeq</w:t>
-      </w:r>
-      <w:r>
-        <w:rPr>
-          <w:rFonts w:ascii="Times New Roman" w:eastAsia="SimSun" w:hAnsi="Times New Roman" w:cs="Times New Roman"/>
-          <w:lang w:val="en-US"/>
-        </w:rPr>
-        <w:t>2</w:t>
-      </w:r>
-      <w:r>
-        <w:rPr>
-          <w:rFonts w:ascii="Times New Roman" w:eastAsia="SimSun" w:hAnsi="Times New Roman" w:cs="Times New Roman" w:hint="eastAsia"/>
-          <w:lang w:val="en-US"/>
-        </w:rPr>
-        <w:t>提供了对整个</w:t>
-      </w:r>
-      <w:r>
-        <w:rPr>
-          <w:rFonts w:ascii="Times New Roman" w:eastAsia="SimSun" w:hAnsi="Times New Roman" w:cs="Times New Roman" w:hint="eastAsia"/>
-          <w:lang w:val="en-US"/>
-        </w:rPr>
-        <w:t>pipeline</w:t>
-      </w:r>
-      <w:r>
-        <w:rPr>
-          <w:rFonts w:ascii="Times New Roman" w:eastAsia="SimSun" w:hAnsi="Times New Roman" w:cs="Times New Roman" w:hint="eastAsia"/>
-          <w:lang w:val="en-US"/>
-        </w:rPr>
-        <w:t>的良好封装，以函数的形式实现了一键式基因差异表达分析，简化了分析过程。后续可利用</w:t>
-      </w:r>
-      <w:r>
-        <w:rPr>
-          <w:rFonts w:ascii="Times New Roman" w:eastAsia="SimSun" w:hAnsi="Times New Roman" w:cs="Times New Roman"/>
-          <w:lang w:val="en-US"/>
-        </w:rPr>
-        <w:t>GEPIA3</w:t>
-      </w:r>
-      <w:r>
-        <w:rPr>
-          <w:rFonts w:ascii="Times New Roman" w:eastAsia="SimSun" w:hAnsi="Times New Roman" w:cs="Times New Roman" w:hint="eastAsia"/>
-          <w:lang w:val="en-US"/>
-        </w:rPr>
-        <w:t>提供的</w:t>
-      </w:r>
-      <w:r>
-        <w:rPr>
-          <w:rFonts w:ascii="Times New Roman" w:eastAsia="SimSun" w:hAnsi="Times New Roman" w:cs="Times New Roman"/>
-          <w:lang w:val="en-US"/>
-        </w:rPr>
-        <w:t>Gene Card</w:t>
-      </w:r>
-      <w:r>
-        <w:rPr>
-          <w:rFonts w:ascii="Times New Roman" w:eastAsia="SimSun" w:hAnsi="Times New Roman" w:cs="Times New Roman" w:hint="eastAsia"/>
-          <w:lang w:val="en-US"/>
-        </w:rPr>
-        <w:t>探究分析得到的差异表达基因的具体生物学功能，了解癌症背后的分子机制，同时还可结合湿实验对分析结果进行进一步验证。</w:t>
-      </w:r>
-    </w:p>
-    <w:p>
-      <w:pPr>
-        <w:spacing w:line="360" w:lineRule="auto"/>
+        <w:t>讨论</w:t>
+      </w:r>
+      <w:r>
         <w:rPr>
           <w:rFonts w:ascii="Times New Roman" w:eastAsia="SimSun" w:hAnsi="Times New Roman" w:cs="Times New Roman"/>
           <w:b/>
@@ -3257,8 +4309,128 @@
           <w:szCs w:val="32"/>
           <w:lang w:val="en-US"/>
         </w:rPr>
-      </w:pPr>
-      <w:r>
+        <w:t>]</w:t>
+      </w:r>
+    </w:p>
+    <w:p>
+      <w:pPr>
+        <w:spacing w:line="360" w:lineRule="auto"/>
+        <w:rPr>
+          <w:rFonts w:ascii="Times New Roman" w:eastAsia="SimSun" w:hAnsi="Times New Roman" w:cs="Times New Roman" w:hint="eastAsia"/>
+          <w:lang w:val="en-US"/>
+        </w:rPr>
+      </w:pPr>
+      <w:r>
+        <w:rPr>
+          <w:rFonts w:ascii="Times New Roman" w:eastAsia="SimSun" w:hAnsi="Times New Roman" w:cs="Times New Roman"/>
+          <w:lang w:val="en-US"/>
+        </w:rPr>
+        <w:tab/>
+      </w:r>
+      <w:r>
+        <w:rPr>
+          <w:rFonts w:ascii="Times New Roman" w:eastAsia="SimSun" w:hAnsi="Times New Roman" w:cs="Times New Roman" w:hint="eastAsia"/>
+          <w:lang w:val="en-US"/>
+        </w:rPr>
+        <w:t>本次实验</w:t>
+      </w:r>
+      <w:r>
+        <w:rPr>
+          <w:rFonts w:ascii="Times New Roman" w:eastAsia="SimSun" w:hAnsi="Times New Roman" w:cs="Times New Roman" w:hint="eastAsia"/>
+          <w:lang w:val="en-US"/>
+        </w:rPr>
+        <w:t>整体较为顺利，</w:t>
+      </w:r>
+      <w:r>
+        <w:rPr>
+          <w:rFonts w:ascii="Times New Roman" w:eastAsia="SimSun" w:hAnsi="Times New Roman" w:cs="Times New Roman" w:hint="eastAsia"/>
+          <w:lang w:val="en-US"/>
+        </w:rPr>
+        <w:t>从测序后处理得到的</w:t>
+      </w:r>
+      <w:r>
+        <w:rPr>
+          <w:rFonts w:ascii="Times New Roman" w:eastAsia="SimSun" w:hAnsi="Times New Roman" w:cs="Times New Roman"/>
+          <w:lang w:val="en-US"/>
+        </w:rPr>
+        <w:t>.</w:t>
+      </w:r>
+      <w:proofErr w:type="spellStart"/>
+      <w:r>
+        <w:rPr>
+          <w:rFonts w:ascii="Times New Roman" w:eastAsia="SimSun" w:hAnsi="Times New Roman" w:cs="Times New Roman"/>
+          <w:lang w:val="en-US"/>
+        </w:rPr>
+        <w:t>vcf</w:t>
+      </w:r>
+      <w:proofErr w:type="spellEnd"/>
+      <w:r>
+        <w:rPr>
+          <w:rFonts w:ascii="Times New Roman" w:eastAsia="SimSun" w:hAnsi="Times New Roman" w:cs="Times New Roman" w:hint="eastAsia"/>
+          <w:lang w:val="en-US"/>
+        </w:rPr>
+        <w:t>文件出发</w:t>
+      </w:r>
+      <w:r>
+        <w:rPr>
+          <w:rFonts w:ascii="Times New Roman" w:eastAsia="SimSun" w:hAnsi="Times New Roman" w:cs="Times New Roman" w:hint="eastAsia"/>
+          <w:lang w:val="en-US"/>
+        </w:rPr>
+        <w:t>，</w:t>
+      </w:r>
+      <w:r>
+        <w:rPr>
+          <w:rFonts w:ascii="Times New Roman" w:eastAsia="SimSun" w:hAnsi="Times New Roman" w:cs="Times New Roman" w:hint="eastAsia"/>
+          <w:lang w:val="en-US"/>
+        </w:rPr>
+        <w:t>完成了基因注释和功能注释，</w:t>
+      </w:r>
+      <w:r>
+        <w:rPr>
+          <w:rFonts w:ascii="Times New Roman" w:eastAsia="SimSun" w:hAnsi="Times New Roman" w:cs="Times New Roman" w:hint="eastAsia"/>
+          <w:lang w:val="en-US"/>
+        </w:rPr>
+        <w:t>将测序发现的基因组中的突变与特定基因及其功能联系起来</w:t>
+      </w:r>
+      <w:r>
+        <w:rPr>
+          <w:rFonts w:ascii="Times New Roman" w:eastAsia="SimSun" w:hAnsi="Times New Roman" w:cs="Times New Roman" w:hint="eastAsia"/>
+          <w:lang w:val="en-US"/>
+        </w:rPr>
+        <w:t>。进一步分析得到了基因变异频率的分布以及</w:t>
+      </w:r>
+      <w:r>
+        <w:rPr>
+          <w:rFonts w:ascii="Times New Roman" w:eastAsia="SimSun" w:hAnsi="Times New Roman" w:cs="Times New Roman" w:hint="eastAsia"/>
+          <w:lang w:val="en-US"/>
+        </w:rPr>
+        <w:t>变异次数最多的基因，后续可</w:t>
+      </w:r>
+      <w:r>
+        <w:rPr>
+          <w:rFonts w:ascii="Times New Roman" w:eastAsia="SimSun" w:hAnsi="Times New Roman" w:cs="Times New Roman" w:hint="eastAsia"/>
+          <w:lang w:val="en-US"/>
+        </w:rPr>
+        <w:t>进一步</w:t>
+      </w:r>
+      <w:r>
+        <w:rPr>
+          <w:rFonts w:ascii="Times New Roman" w:eastAsia="SimSun" w:hAnsi="Times New Roman" w:cs="Times New Roman" w:hint="eastAsia"/>
+          <w:lang w:val="en-US"/>
+        </w:rPr>
+        <w:t>分析这些基因的变异对个体表型的影响</w:t>
+      </w:r>
+      <w:r>
+        <w:rPr>
+          <w:rFonts w:ascii="Times New Roman" w:eastAsia="SimSun" w:hAnsi="Times New Roman" w:cs="Times New Roman" w:hint="eastAsia"/>
+          <w:lang w:val="en-US"/>
+        </w:rPr>
+        <w:t>。</w:t>
+      </w:r>
+    </w:p>
+    <w:p>
+      <w:pPr>
+        <w:spacing w:line="360" w:lineRule="auto"/>
         <w:rPr>
           <w:rFonts w:ascii="Times New Roman" w:eastAsia="SimSun" w:hAnsi="Times New Roman" w:cs="Times New Roman"/>
           <w:b/>
@@ -3267,28 +4439,38 @@
           <w:szCs w:val="32"/>
           <w:lang w:val="en-US"/>
         </w:rPr>
-        <w:t>[</w:t>
-      </w:r>
-      <w:r>
-        <w:rPr>
-          <w:rFonts w:ascii="Times New Roman" w:eastAsia="SimSun" w:hAnsi="Times New Roman" w:cs="Times New Roman" w:hint="eastAsia"/>
+      </w:pPr>
+      <w:r>
+        <w:rPr>
+          <w:rFonts w:ascii="Times New Roman" w:eastAsia="SimSun" w:hAnsi="Times New Roman" w:cs="Times New Roman"/>
           <w:b/>
           <w:bCs/>
           <w:sz w:val="24"/>
           <w:szCs w:val="32"/>
           <w:lang w:val="en-US"/>
         </w:rPr>
-        <w:t>致谢</w:t>
-      </w:r>
-      <w:r>
-        <w:rPr>
-          <w:rFonts w:ascii="Times New Roman" w:eastAsia="SimSun" w:hAnsi="Times New Roman" w:cs="Times New Roman"/>
+        <w:t>[</w:t>
+      </w:r>
+      <w:r>
+        <w:rPr>
+          <w:rFonts w:ascii="Times New Roman" w:eastAsia="SimSun" w:hAnsi="Times New Roman" w:cs="Times New Roman" w:hint="eastAsia"/>
           <w:b/>
           <w:bCs/>
           <w:sz w:val="24"/>
           <w:szCs w:val="32"/>
           <w:lang w:val="en-US"/>
         </w:rPr>
+        <w:t>致谢</w:t>
+      </w:r>
+      <w:r>
+        <w:rPr>
+          <w:rFonts w:ascii="Times New Roman" w:eastAsia="SimSun" w:hAnsi="Times New Roman" w:cs="Times New Roman"/>
+          <w:b/>
+          <w:bCs/>
+          <w:sz w:val="24"/>
+          <w:szCs w:val="32"/>
+          <w:lang w:val="en-US"/>
+        </w:rPr>
         <w:t>]</w:t>
       </w:r>
     </w:p>
@@ -3296,7 +4478,7 @@
       <w:pPr>
         <w:spacing w:line="360" w:lineRule="auto"/>
         <w:rPr>
-          <w:rFonts w:ascii="Times New Roman" w:eastAsia="SimSun" w:hAnsi="Times New Roman" w:cs="Times New Roman"/>
+          <w:rFonts w:ascii="Times New Roman" w:eastAsia="SimSun" w:hAnsi="Times New Roman" w:cs="Times New Roman" w:hint="eastAsia"/>
           <w:lang w:val="en-US"/>
         </w:rPr>
       </w:pPr>
@@ -3329,93 +4511,9 @@
         <w:t>的悉心指导。</w:t>
       </w:r>
     </w:p>
-    <w:p>
-      <w:pPr>
-        <w:spacing w:line="360" w:lineRule="auto"/>
-        <w:rPr>
-          <w:rFonts w:ascii="Times New Roman" w:eastAsia="SimSun" w:hAnsi="Times New Roman" w:cs="Times New Roman"/>
-          <w:lang w:val="en-US"/>
-        </w:rPr>
-      </w:pPr>
-    </w:p>
-    <w:p>
-      <w:pPr>
-        <w:spacing w:line="360" w:lineRule="auto"/>
-        <w:rPr>
-          <w:rFonts w:ascii="KaiTi" w:eastAsia="KaiTi" w:hAnsi="KaiTi" w:cs="Times New Roman"/>
-          <w:sz w:val="18"/>
-          <w:szCs w:val="21"/>
-          <w:lang w:val="en-US"/>
-        </w:rPr>
-      </w:pPr>
-      <w:r>
-        <w:rPr>
-          <w:rFonts w:ascii="KaiTi" w:eastAsia="KaiTi" w:hAnsi="KaiTi" w:cs="Times New Roman" w:hint="eastAsia"/>
-          <w:sz w:val="18"/>
-          <w:szCs w:val="21"/>
-          <w:lang w:val="en-US"/>
-        </w:rPr>
-        <w:t>注：未使</w:t>
-      </w:r>
-      <w:r>
-        <w:rPr>
-          <w:rFonts w:ascii="Courier New" w:eastAsia="KaiTi" w:hAnsi="Courier New" w:cs="Courier New"/>
-          <w:sz w:val="18"/>
-          <w:szCs w:val="21"/>
-          <w:lang w:val="en-US"/>
-        </w:rPr>
-        <w:t>﻿</w:t>
-      </w:r>
-      <w:r>
-        <w:rPr>
-          <w:rFonts w:ascii="KaiTi" w:eastAsia="KaiTi" w:hAnsi="KaiTi" w:cs="Calibri" w:hint="eastAsia"/>
-          <w:sz w:val="18"/>
-          <w:szCs w:val="21"/>
-          <w:lang w:val="en-US"/>
-        </w:rPr>
-        <w:t>用</w:t>
-      </w:r>
-      <w:r>
-        <w:rPr>
-          <w:rFonts w:ascii="Times New Roman" w:eastAsia="KaiTi" w:hAnsi="Times New Roman" w:cs="Times New Roman"/>
-          <w:sz w:val="18"/>
-          <w:szCs w:val="21"/>
-          <w:lang w:val="en-US"/>
-        </w:rPr>
-        <w:t>AI</w:t>
-      </w:r>
-      <w:r>
-        <w:rPr>
-          <w:rFonts w:ascii="KaiTi" w:eastAsia="KaiTi" w:hAnsi="KaiTi" w:cs="Times New Roman" w:hint="eastAsia"/>
-          <w:sz w:val="18"/>
-          <w:szCs w:val="21"/>
-          <w:lang w:val="en-US"/>
-        </w:rPr>
-        <w:t>协助完成实验或报告，实验过程中</w:t>
-      </w:r>
-      <w:r>
-        <w:rPr>
-          <w:rFonts w:ascii="KaiTi" w:eastAsia="KaiTi" w:hAnsi="KaiTi" w:cs="Times New Roman" w:hint="eastAsia"/>
-          <w:sz w:val="18"/>
-          <w:szCs w:val="21"/>
-          <w:lang w:val="en-US"/>
-        </w:rPr>
-        <w:t>使用搜索引擎查询</w:t>
-      </w:r>
-      <w:r>
-        <w:rPr>
-          <w:rFonts w:ascii="KaiTi" w:eastAsia="KaiTi" w:hAnsi="KaiTi" w:cs="Times New Roman" w:hint="eastAsia"/>
-          <w:sz w:val="18"/>
-          <w:szCs w:val="21"/>
-          <w:lang w:val="en-US"/>
-        </w:rPr>
-        <w:t>了部分函数接口的调用方法。</w:t>
-      </w:r>
-    </w:p>
-    <w:p/>
     <w:sectPr>
-      <w:footerReference w:type="even" r:id="rId25"/>
-      <w:footerReference w:type="default" r:id="rId26"/>
+      <w:footerReference w:type="even" r:id="rId21"/>
+      <w:footerReference w:type="default" r:id="rId22"/>
       <w:pgSz w:w="11906" w:h="16838"/>
       <w:pgMar w:top="1440" w:right="1440" w:bottom="1440" w:left="1440" w:header="851" w:footer="992" w:gutter="0"/>
       <w:cols w:space="425"/>
@@ -3423,6 +4521,25 @@
     </w:sectPr>
   </w:body>
 </w:document>
+</file>
+
+<file path=word/endnotes.xml><?xml version="1.0" encoding="utf-8"?>
+<w:endnotes xmlns:wpc="http://schemas.microsoft.com/office/word/2010/wordprocessingCanvas" xmlns:cx="http://schemas.microsoft.com/office/drawing/2014/chartex" xmlns:cx1="http://schemas.microsoft.com/office/drawing/2015/9/8/chartex" xmlns:cx2="http://schemas.microsoft.com/office/drawing/2015/10/21/chartex" xmlns:cx3="http://schemas.microsoft.com/office/drawing/2016/5/9/chartex" xmlns:cx4="http://schemas.microsoft.com/office/drawing/2016/5/10/chartex" xmlns:cx5="http://schemas.microsoft.com/office/drawing/2016/5/11/chartex" xmlns:cx6="http://schemas.microsoft.com/office/drawing/2016/5/12/chartex" xmlns:cx7="http://schemas.microsoft.com/office/drawing/2016/5/13/chartex" xmlns:cx8="http://schemas.microsoft.com/office/drawing/2016/5/14/chartex" xmlns:mc="http://schemas.openxmlformats.org/markup-compatibility/2006" xmlns:aink="http://schemas.microsoft.com/office/drawing/2016/ink" xmlns:am3d="http://schemas.microsoft.com/office/drawing/2017/model3d" xmlns:o="urn:schemas-microsoft-com:office:office" xmlns:r="http://schemas.openxmlformats.org/officeDocument/2006/relationships" xmlns:m="http://schemas.openxmlformats.org/officeDocument/2006/math" xmlns:v="urn:schemas-microsoft-com:vml" xmlns:wp14="http://schemas.microsoft.com/office/word/2010/wordprocessingDrawing" xmlns:wp="http://schemas.openxmlformats.org/drawingml/2006/wordprocessingDrawing" xmlns:w10="urn:schemas-microsoft-com:office:word" xmlns:w="http://schemas.openxmlformats.org/wordprocessingml/2006/main" xmlns:w14="http://schemas.microsoft.com/office/word/2010/wordml" xmlns:w15="http://schemas.microsoft.com/office/word/2012/wordml" xmlns:w16cex="http://schemas.microsoft.com/office/word/2018/wordml/cex" xmlns:w16cid="http://schemas.microsoft.com/office/word/2016/wordml/cid" xmlns:w16="http://schemas.microsoft.com/office/word/2018/wordml" xmlns:w16sdtdh="http://schemas.microsoft.com/office/word/2020/wordml/sdtdatahash" xmlns:w16se="http://schemas.microsoft.com/office/word/2015/wordml/symex" xmlns:wpg="http://schemas.microsoft.com/office/word/2010/wordprocessingGroup" xmlns:wpi="http://schemas.microsoft.com/office/word/2010/wordprocessingInk" xmlns:wne="http://schemas.microsoft.com/office/word/2006/wordml" xmlns:wps="http://schemas.microsoft.com/office/word/2010/wordprocessingShape" mc:Ignorable="w14 w15 w16se w16cid w16 w16cex w16sdtdh wp14">
+  <w:endnote w:type="separator" w:id="-1">
+    <w:p>
+      <w:r>
+        <w:separator/>
+      </w:r>
+    </w:p>
+  </w:endnote>
+  <w:endnote w:type="continuationSeparator" w:id="0">
+    <w:p>
+      <w:r>
+        <w:continuationSeparator/>
+      </w:r>
+    </w:p>
+  </w:endnote>
+</w:endnotes>
 </file>
 
 <file path=word/footer1.xml><?xml version="1.0" encoding="utf-8"?>
@@ -3557,6 +4674,25 @@
 </w:ftr>
 </file>
 
+<file path=word/footnotes.xml><?xml version="1.0" encoding="utf-8"?>
+<w:footnotes xmlns:wpc="http://schemas.microsoft.com/office/word/2010/wordprocessingCanvas" xmlns:cx="http://schemas.microsoft.com/office/drawing/2014/chartex" xmlns:cx1="http://schemas.microsoft.com/office/drawing/2015/9/8/chartex" xmlns:cx2="http://schemas.microsoft.com/office/drawing/2015/10/21/chartex" xmlns:cx3="http://schemas.microsoft.com/office/drawing/2016/5/9/chartex" xmlns:cx4="http://schemas.microsoft.com/office/drawing/2016/5/10/chartex" xmlns:cx5="http://schemas.microsoft.com/office/drawing/2016/5/11/chartex" xmlns:cx6="http://schemas.microsoft.com/office/drawing/2016/5/12/chartex" xmlns:cx7="http://schemas.microsoft.com/office/drawing/2016/5/13/chartex" xmlns:cx8="http://schemas.microsoft.com/office/drawing/2016/5/14/chartex" xmlns:mc="http://schemas.openxmlformats.org/markup-compatibility/2006" xmlns:aink="http://schemas.microsoft.com/office/drawing/2016/ink" xmlns:am3d="http://schemas.microsoft.com/office/drawing/2017/model3d" xmlns:o="urn:schemas-microsoft-com:office:office" xmlns:r="http://schemas.openxmlformats.org/officeDocument/2006/relationships" xmlns:m="http://schemas.openxmlformats.org/officeDocument/2006/math" xmlns:v="urn:schemas-microsoft-com:vml" xmlns:wp14="http://schemas.microsoft.com/office/word/2010/wordprocessingDrawing" xmlns:wp="http://schemas.openxmlformats.org/drawingml/2006/wordprocessingDrawing" xmlns:w10="urn:schemas-microsoft-com:office:word" xmlns:w="http://schemas.openxmlformats.org/wordprocessingml/2006/main" xmlns:w14="http://schemas.microsoft.com/office/word/2010/wordml" xmlns:w15="http://schemas.microsoft.com/office/word/2012/wordml" xmlns:w16cex="http://schemas.microsoft.com/office/word/2018/wordml/cex" xmlns:w16cid="http://schemas.microsoft.com/office/word/2016/wordml/cid" xmlns:w16="http://schemas.microsoft.com/office/word/2018/wordml" xmlns:w16sdtdh="http://schemas.microsoft.com/office/word/2020/wordml/sdtdatahash" xmlns:w16se="http://schemas.microsoft.com/office/word/2015/wordml/symex" xmlns:wpg="http://schemas.microsoft.com/office/word/2010/wordprocessingGroup" xmlns:wpi="http://schemas.microsoft.com/office/word/2010/wordprocessingInk" xmlns:wne="http://schemas.microsoft.com/office/word/2006/wordml" xmlns:wps="http://schemas.microsoft.com/office/word/2010/wordprocessingShape" mc:Ignorable="w14 w15 w16se w16cid w16 w16cex w16sdtdh wp14">
+  <w:footnote w:type="separator" w:id="-1">
+    <w:p>
+      <w:r>
+        <w:separator/>
+      </w:r>
+    </w:p>
+  </w:footnote>
+  <w:footnote w:type="continuationSeparator" w:id="0">
+    <w:p>
+      <w:r>
+        <w:continuationSeparator/>
+      </w:r>
+    </w:p>
+  </w:footnote>
+</w:footnotes>
+</file>
+
 <file path=word/numbering.xml><?xml version="1.0" encoding="utf-8"?>
 <w:numbering xmlns:wpc="http://schemas.microsoft.com/office/word/2010/wordprocessingCanvas" xmlns:cx="http://schemas.microsoft.com/office/drawing/2014/chartex" xmlns:cx1="http://schemas.microsoft.com/office/drawing/2015/9/8/chartex" xmlns:cx2="http://schemas.microsoft.com/office/drawing/2015/10/21/chartex" xmlns:cx3="http://schemas.microsoft.com/office/drawing/2016/5/9/chartex" xmlns:cx4="http://schemas.microsoft.com/office/drawing/2016/5/10/chartex" xmlns:cx5="http://schemas.microsoft.com/office/drawing/2016/5/11/chartex" xmlns:cx6="http://schemas.microsoft.com/office/drawing/2016/5/12/chartex" xmlns:cx7="http://schemas.microsoft.com/office/drawing/2016/5/13/chartex" xmlns:cx8="http://schemas.microsoft.com/office/drawing/2016/5/14/chartex" xmlns:mc="http://schemas.openxmlformats.org/markup-compatibility/2006" xmlns:aink="http://schemas.microsoft.com/office/drawing/2016/ink" xmlns:am3d="http://schemas.microsoft.com/office/drawing/2017/model3d" xmlns:o="urn:schemas-microsoft-com:office:office" xmlns:r="http://schemas.openxmlformats.org/officeDocument/2006/relationships" xmlns:m="http://schemas.openxmlformats.org/officeDocument/2006/math" xmlns:v="urn:schemas-microsoft-com:vml" xmlns:wp14="http://schemas.microsoft.com/office/word/2010/wordprocessingDrawing" xmlns:wp="http://schemas.openxmlformats.org/drawingml/2006/wordprocessingDrawing" xmlns:w10="urn:schemas-microsoft-com:office:word" xmlns:w="http://schemas.openxmlformats.org/wordprocessingml/2006/main" xmlns:w14="http://schemas.microsoft.com/office/word/2010/wordml" xmlns:w15="http://schemas.microsoft.com/office/word/2012/wordml" xmlns:w16cex="http://schemas.microsoft.com/office/word/2018/wordml/cex" xmlns:w16cid="http://schemas.microsoft.com/office/word/2016/wordml/cid" xmlns:w16="http://schemas.microsoft.com/office/word/2018/wordml" xmlns:w16sdtdh="http://schemas.microsoft.com/office/word/2020/wordml/sdtdatahash" xmlns:w16se="http://schemas.microsoft.com/office/word/2015/wordml/symex" xmlns:wpg="http://schemas.microsoft.com/office/word/2010/wordprocessingGroup" xmlns:wpi="http://schemas.microsoft.com/office/word/2010/wordprocessingInk" xmlns:wne="http://schemas.microsoft.com/office/word/2006/wordml" xmlns:wps="http://schemas.microsoft.com/office/word/2010/wordprocessingShape" mc:Ignorable="w14 w15 w16se w16cid w16 w16cex w16sdtdh wp14">
   <w:abstractNum w:abstractNumId="0" w15:restartNumberingAfterBreak="0">
@@ -3916,6 +5052,95 @@
     </w:lvl>
   </w:abstractNum>
   <w:abstractNum w:abstractNumId="4" w15:restartNumberingAfterBreak="0">
+    <w:nsid w:val="1721727C"/>
+    <w:multiLevelType w:val="hybridMultilevel"/>
+    <w:tmpl w:val="A836BB36"/>
+    <w:lvl w:ilvl="0" w:tplc="144AA6E2">
+      <w:start w:val="1"/>
+      <w:numFmt w:val="decimal"/>
+      <w:lvlText w:val="(%1)"/>
+      <w:lvlJc w:val="left"/>
+      <w:pPr>
+        <w:ind w:left="360" w:hanging="360"/>
+      </w:pPr>
+      <w:rPr>
+        <w:rFonts w:hint="default"/>
+      </w:rPr>
+    </w:lvl>
+    <w:lvl w:ilvl="1" w:tplc="04090019" w:tentative="1">
+      <w:start w:val="1"/>
+      <w:numFmt w:val="lowerLetter"/>
+      <w:lvlText w:val="%2)"/>
+      <w:lvlJc w:val="left"/>
+      <w:pPr>
+        <w:ind w:left="840" w:hanging="420"/>
+      </w:pPr>
+    </w:lvl>
+    <w:lvl w:ilvl="2" w:tplc="0409001B" w:tentative="1">
+      <w:start w:val="1"/>
+      <w:numFmt w:val="lowerRoman"/>
+      <w:lvlText w:val="%3."/>
+      <w:lvlJc w:val="right"/>
+      <w:pPr>
+        <w:ind w:left="1260" w:hanging="420"/>
+      </w:pPr>
+    </w:lvl>
+    <w:lvl w:ilvl="3" w:tplc="0409000F" w:tentative="1">
+      <w:start w:val="1"/>
+      <w:numFmt w:val="decimal"/>
+      <w:lvlText w:val="%4."/>
+      <w:lvlJc w:val="left"/>
+      <w:pPr>
+        <w:ind w:left="1680" w:hanging="420"/>
+      </w:pPr>
+    </w:lvl>
+    <w:lvl w:ilvl="4" w:tplc="04090019" w:tentative="1">
+      <w:start w:val="1"/>
+      <w:numFmt w:val="lowerLetter"/>
+      <w:lvlText w:val="%5)"/>
+      <w:lvlJc w:val="left"/>
+      <w:pPr>
+        <w:ind w:left="2100" w:hanging="420"/>
+      </w:pPr>
+    </w:lvl>
+    <w:lvl w:ilvl="5" w:tplc="0409001B" w:tentative="1">
+      <w:start w:val="1"/>
+      <w:numFmt w:val="lowerRoman"/>
+      <w:lvlText w:val="%6."/>
+      <w:lvlJc w:val="right"/>
+      <w:pPr>
+        <w:ind w:left="2520" w:hanging="420"/>
+      </w:pPr>
+    </w:lvl>
+    <w:lvl w:ilvl="6" w:tplc="0409000F" w:tentative="1">
+      <w:start w:val="1"/>
+      <w:numFmt w:val="decimal"/>
+      <w:lvlText w:val="%7."/>
+      <w:lvlJc w:val="left"/>
+      <w:pPr>
+        <w:ind w:left="2940" w:hanging="420"/>
+      </w:pPr>
+    </w:lvl>
+    <w:lvl w:ilvl="7" w:tplc="04090019" w:tentative="1">
+      <w:start w:val="1"/>
+      <w:numFmt w:val="lowerLetter"/>
+      <w:lvlText w:val="%8)"/>
+      <w:lvlJc w:val="left"/>
+      <w:pPr>
+        <w:ind w:left="3360" w:hanging="420"/>
+      </w:pPr>
+    </w:lvl>
+    <w:lvl w:ilvl="8" w:tplc="0409001B" w:tentative="1">
+      <w:start w:val="1"/>
+      <w:numFmt w:val="lowerRoman"/>
+      <w:lvlText w:val="%9."/>
+      <w:lvlJc w:val="right"/>
+      <w:pPr>
+        <w:ind w:left="3780" w:hanging="420"/>
+      </w:pPr>
+    </w:lvl>
+  </w:abstractNum>
+  <w:abstractNum w:abstractNumId="5" w15:restartNumberingAfterBreak="0">
     <w:nsid w:val="1F5B2702"/>
     <w:multiLevelType w:val="hybridMultilevel"/>
     <w:tmpl w:val="FCC0F336"/>
@@ -4004,7 +5229,7 @@
       </w:pPr>
     </w:lvl>
   </w:abstractNum>
-  <w:abstractNum w:abstractNumId="5" w15:restartNumberingAfterBreak="0">
+  <w:abstractNum w:abstractNumId="6" w15:restartNumberingAfterBreak="0">
     <w:nsid w:val="2DB94547"/>
     <w:multiLevelType w:val="hybridMultilevel"/>
     <w:tmpl w:val="714601D6"/>
@@ -4093,7 +5318,96 @@
       </w:pPr>
     </w:lvl>
   </w:abstractNum>
-  <w:abstractNum w:abstractNumId="6" w15:restartNumberingAfterBreak="0">
+  <w:abstractNum w:abstractNumId="7" w15:restartNumberingAfterBreak="0">
+    <w:nsid w:val="382A50E0"/>
+    <w:multiLevelType w:val="hybridMultilevel"/>
+    <w:tmpl w:val="43F45580"/>
+    <w:lvl w:ilvl="0" w:tplc="244A9C6C">
+      <w:start w:val="1"/>
+      <w:numFmt w:val="decimal"/>
+      <w:lvlText w:val="%1."/>
+      <w:lvlJc w:val="left"/>
+      <w:pPr>
+        <w:ind w:left="780" w:hanging="360"/>
+      </w:pPr>
+      <w:rPr>
+        <w:rFonts w:hint="default"/>
+      </w:rPr>
+    </w:lvl>
+    <w:lvl w:ilvl="1" w:tplc="04090019" w:tentative="1">
+      <w:start w:val="1"/>
+      <w:numFmt w:val="lowerLetter"/>
+      <w:lvlText w:val="%2)"/>
+      <w:lvlJc w:val="left"/>
+      <w:pPr>
+        <w:ind w:left="1260" w:hanging="420"/>
+      </w:pPr>
+    </w:lvl>
+    <w:lvl w:ilvl="2" w:tplc="0409001B" w:tentative="1">
+      <w:start w:val="1"/>
+      <w:numFmt w:val="lowerRoman"/>
+      <w:lvlText w:val="%3."/>
+      <w:lvlJc w:val="right"/>
+      <w:pPr>
+        <w:ind w:left="1680" w:hanging="420"/>
+      </w:pPr>
+    </w:lvl>
+    <w:lvl w:ilvl="3" w:tplc="0409000F" w:tentative="1">
+      <w:start w:val="1"/>
+      <w:numFmt w:val="decimal"/>
+      <w:lvlText w:val="%4."/>
+      <w:lvlJc w:val="left"/>
+      <w:pPr>
+        <w:ind w:left="2100" w:hanging="420"/>
+      </w:pPr>
+    </w:lvl>
+    <w:lvl w:ilvl="4" w:tplc="04090019" w:tentative="1">
+      <w:start w:val="1"/>
+      <w:numFmt w:val="lowerLetter"/>
+      <w:lvlText w:val="%5)"/>
+      <w:lvlJc w:val="left"/>
+      <w:pPr>
+        <w:ind w:left="2520" w:hanging="420"/>
+      </w:pPr>
+    </w:lvl>
+    <w:lvl w:ilvl="5" w:tplc="0409001B" w:tentative="1">
+      <w:start w:val="1"/>
+      <w:numFmt w:val="lowerRoman"/>
+      <w:lvlText w:val="%6."/>
+      <w:lvlJc w:val="right"/>
+      <w:pPr>
+        <w:ind w:left="2940" w:hanging="420"/>
+      </w:pPr>
+    </w:lvl>
+    <w:lvl w:ilvl="6" w:tplc="0409000F" w:tentative="1">
+      <w:start w:val="1"/>
+      <w:numFmt w:val="decimal"/>
+      <w:lvlText w:val="%7."/>
+      <w:lvlJc w:val="left"/>
+      <w:pPr>
+        <w:ind w:left="3360" w:hanging="420"/>
+      </w:pPr>
+    </w:lvl>
+    <w:lvl w:ilvl="7" w:tplc="04090019" w:tentative="1">
+      <w:start w:val="1"/>
+      <w:numFmt w:val="lowerLetter"/>
+      <w:lvlText w:val="%8)"/>
+      <w:lvlJc w:val="left"/>
+      <w:pPr>
+        <w:ind w:left="3780" w:hanging="420"/>
+      </w:pPr>
+    </w:lvl>
+    <w:lvl w:ilvl="8" w:tplc="0409001B" w:tentative="1">
+      <w:start w:val="1"/>
+      <w:numFmt w:val="lowerRoman"/>
+      <w:lvlText w:val="%9."/>
+      <w:lvlJc w:val="right"/>
+      <w:pPr>
+        <w:ind w:left="4200" w:hanging="420"/>
+      </w:pPr>
+    </w:lvl>
+  </w:abstractNum>
+  <w:abstractNum w:abstractNumId="8" w15:restartNumberingAfterBreak="0">
     <w:nsid w:val="39692EFF"/>
     <w:multiLevelType w:val="hybridMultilevel"/>
     <w:tmpl w:val="229C35FA"/>
@@ -4182,7 +5496,7 @@
       </w:pPr>
     </w:lvl>
   </w:abstractNum>
-  <w:abstractNum w:abstractNumId="7" w15:restartNumberingAfterBreak="0">
+  <w:abstractNum w:abstractNumId="9" w15:restartNumberingAfterBreak="0">
     <w:nsid w:val="3E65680B"/>
     <w:multiLevelType w:val="hybridMultilevel"/>
     <w:tmpl w:val="B8AADD16"/>
@@ -4271,7 +5585,7 @@
       </w:pPr>
     </w:lvl>
   </w:abstractNum>
-  <w:abstractNum w:abstractNumId="8" w15:restartNumberingAfterBreak="0">
+  <w:abstractNum w:abstractNumId="10" w15:restartNumberingAfterBreak="0">
     <w:nsid w:val="55514003"/>
     <w:multiLevelType w:val="hybridMultilevel"/>
     <w:tmpl w:val="FF88C848"/>
@@ -4360,7 +5674,7 @@
       </w:pPr>
     </w:lvl>
   </w:abstractNum>
-  <w:abstractNum w:abstractNumId="9" w15:restartNumberingAfterBreak="0">
+  <w:abstractNum w:abstractNumId="11" w15:restartNumberingAfterBreak="0">
     <w:nsid w:val="58F45F22"/>
     <w:multiLevelType w:val="hybridMultilevel"/>
     <w:tmpl w:val="1E50311C"/>
@@ -4449,7 +5763,96 @@
       </w:pPr>
     </w:lvl>
   </w:abstractNum>
-  <w:abstractNum w:abstractNumId="10" w15:restartNumberingAfterBreak="0">
+  <w:abstractNum w:abstractNumId="12" w15:restartNumberingAfterBreak="0">
+    <w:nsid w:val="59222434"/>
+    <w:multiLevelType w:val="hybridMultilevel"/>
+    <w:tmpl w:val="239A3540"/>
+    <w:lvl w:ilvl="0" w:tplc="CCF0B73C">
+      <w:start w:val="1"/>
+      <w:numFmt w:val="decimal"/>
+      <w:lvlText w:val="(%1)"/>
+      <w:lvlJc w:val="left"/>
+      <w:pPr>
+        <w:ind w:left="360" w:hanging="360"/>
+      </w:pPr>
+      <w:rPr>
+        <w:rFonts w:hint="default"/>
+      </w:rPr>
+    </w:lvl>
+    <w:lvl w:ilvl="1" w:tplc="04090019" w:tentative="1">
+      <w:start w:val="1"/>
+      <w:numFmt w:val="lowerLetter"/>
+      <w:lvlText w:val="%2)"/>
+      <w:lvlJc w:val="left"/>
+      <w:pPr>
+        <w:ind w:left="840" w:hanging="420"/>
+      </w:pPr>
+    </w:lvl>
+    <w:lvl w:ilvl="2" w:tplc="0409001B" w:tentative="1">
+      <w:start w:val="1"/>
+      <w:numFmt w:val="lowerRoman"/>
+      <w:lvlText w:val="%3."/>
+      <w:lvlJc w:val="right"/>
+      <w:pPr>
+        <w:ind w:left="1260" w:hanging="420"/>
+      </w:pPr>
+    </w:lvl>
+    <w:lvl w:ilvl="3" w:tplc="0409000F" w:tentative="1">
+      <w:start w:val="1"/>
+      <w:numFmt w:val="decimal"/>
+      <w:lvlText w:val="%4."/>
+      <w:lvlJc w:val="left"/>
+      <w:pPr>
+        <w:ind w:left="1680" w:hanging="420"/>
+      </w:pPr>
+    </w:lvl>
+    <w:lvl w:ilvl="4" w:tplc="04090019" w:tentative="1">
+      <w:start w:val="1"/>
+      <w:numFmt w:val="lowerLetter"/>
+      <w:lvlText w:val="%5)"/>
+      <w:lvlJc w:val="left"/>
+      <w:pPr>
+        <w:ind w:left="2100" w:hanging="420"/>
+      </w:pPr>
+    </w:lvl>
+    <w:lvl w:ilvl="5" w:tplc="0409001B" w:tentative="1">
+      <w:start w:val="1"/>
+      <w:numFmt w:val="lowerRoman"/>
+      <w:lvlText w:val="%6."/>
+      <w:lvlJc w:val="right"/>
+      <w:pPr>
+        <w:ind w:left="2520" w:hanging="420"/>
+      </w:pPr>
+    </w:lvl>
+    <w:lvl w:ilvl="6" w:tplc="0409000F" w:tentative="1">
+      <w:start w:val="1"/>
+      <w:numFmt w:val="decimal"/>
+      <w:lvlText w:val="%7."/>
+      <w:lvlJc w:val="left"/>
+      <w:pPr>
+        <w:ind w:left="2940" w:hanging="420"/>
+      </w:pPr>
+    </w:lvl>
+    <w:lvl w:ilvl="7" w:tplc="04090019" w:tentative="1">
+      <w:start w:val="1"/>
+      <w:numFmt w:val="lowerLetter"/>
+      <w:lvlText w:val="%8)"/>
+      <w:lvlJc w:val="left"/>
+      <w:pPr>
+        <w:ind w:left="3360" w:hanging="420"/>
+      </w:pPr>
+    </w:lvl>
+    <w:lvl w:ilvl="8" w:tplc="0409001B" w:tentative="1">
+      <w:start w:val="1"/>
+      <w:numFmt w:val="lowerRoman"/>
+      <w:lvlText w:val="%9."/>
+      <w:lvlJc w:val="right"/>
+      <w:pPr>
+        <w:ind w:left="3780" w:hanging="420"/>
+      </w:pPr>
+    </w:lvl>
+  </w:abstractNum>
+  <w:abstractNum w:abstractNumId="13" w15:restartNumberingAfterBreak="0">
     <w:nsid w:val="62A10390"/>
     <w:multiLevelType w:val="hybridMultilevel"/>
     <w:tmpl w:val="7E68CAAE"/>
@@ -4538,7 +5941,185 @@
       </w:pPr>
     </w:lvl>
   </w:abstractNum>
-  <w:abstractNum w:abstractNumId="11" w15:restartNumberingAfterBreak="0">
+  <w:abstractNum w:abstractNumId="14" w15:restartNumberingAfterBreak="0">
+    <w:nsid w:val="6AB3188F"/>
+    <w:multiLevelType w:val="hybridMultilevel"/>
+    <w:tmpl w:val="4600C8B6"/>
+    <w:lvl w:ilvl="0" w:tplc="5268F644">
+      <w:start w:val="1"/>
+      <w:numFmt w:val="decimal"/>
+      <w:lvlText w:val="(%1)"/>
+      <w:lvlJc w:val="left"/>
+      <w:pPr>
+        <w:ind w:left="360" w:hanging="360"/>
+      </w:pPr>
+      <w:rPr>
+        <w:rFonts w:hint="default"/>
+      </w:rPr>
+    </w:lvl>
+    <w:lvl w:ilvl="1" w:tplc="04090019" w:tentative="1">
+      <w:start w:val="1"/>
+      <w:numFmt w:val="lowerLetter"/>
+      <w:lvlText w:val="%2)"/>
+      <w:lvlJc w:val="left"/>
+      <w:pPr>
+        <w:ind w:left="840" w:hanging="420"/>
+      </w:pPr>
+    </w:lvl>
+    <w:lvl w:ilvl="2" w:tplc="0409001B" w:tentative="1">
+      <w:start w:val="1"/>
+      <w:numFmt w:val="lowerRoman"/>
+      <w:lvlText w:val="%3."/>
+      <w:lvlJc w:val="right"/>
+      <w:pPr>
+        <w:ind w:left="1260" w:hanging="420"/>
+      </w:pPr>
+    </w:lvl>
+    <w:lvl w:ilvl="3" w:tplc="0409000F" w:tentative="1">
+      <w:start w:val="1"/>
+      <w:numFmt w:val="decimal"/>
+      <w:lvlText w:val="%4."/>
+      <w:lvlJc w:val="left"/>
+      <w:pPr>
+        <w:ind w:left="1680" w:hanging="420"/>
+      </w:pPr>
+    </w:lvl>
+    <w:lvl w:ilvl="4" w:tplc="04090019" w:tentative="1">
+      <w:start w:val="1"/>
+      <w:numFmt w:val="lowerLetter"/>
+      <w:lvlText w:val="%5)"/>
+      <w:lvlJc w:val="left"/>
+      <w:pPr>
+        <w:ind w:left="2100" w:hanging="420"/>
+      </w:pPr>
+    </w:lvl>
+    <w:lvl w:ilvl="5" w:tplc="0409001B" w:tentative="1">
+      <w:start w:val="1"/>
+      <w:numFmt w:val="lowerRoman"/>
+      <w:lvlText w:val="%6."/>
+      <w:lvlJc w:val="right"/>
+      <w:pPr>
+        <w:ind w:left="2520" w:hanging="420"/>
+      </w:pPr>
+    </w:lvl>
+    <w:lvl w:ilvl="6" w:tplc="0409000F" w:tentative="1">
+      <w:start w:val="1"/>
+      <w:numFmt w:val="decimal"/>
+      <w:lvlText w:val="%7."/>
+      <w:lvlJc w:val="left"/>
+      <w:pPr>
+        <w:ind w:left="2940" w:hanging="420"/>
+      </w:pPr>
+    </w:lvl>
+    <w:lvl w:ilvl="7" w:tplc="04090019" w:tentative="1">
+      <w:start w:val="1"/>
+      <w:numFmt w:val="lowerLetter"/>
+      <w:lvlText w:val="%8)"/>
+      <w:lvlJc w:val="left"/>
+      <w:pPr>
+        <w:ind w:left="3360" w:hanging="420"/>
+      </w:pPr>
+    </w:lvl>
+    <w:lvl w:ilvl="8" w:tplc="0409001B" w:tentative="1">
+      <w:start w:val="1"/>
+      <w:numFmt w:val="lowerRoman"/>
+      <w:lvlText w:val="%9."/>
+      <w:lvlJc w:val="right"/>
+      <w:pPr>
+        <w:ind w:left="3780" w:hanging="420"/>
+      </w:pPr>
+    </w:lvl>
+  </w:abstractNum>
+  <w:abstractNum w:abstractNumId="15" w15:restartNumberingAfterBreak="0">
+    <w:nsid w:val="6C65362E"/>
+    <w:multiLevelType w:val="hybridMultilevel"/>
+    <w:tmpl w:val="D32E3116"/>
+    <w:lvl w:ilvl="0" w:tplc="40D83154">
+      <w:start w:val="1"/>
+      <w:numFmt w:val="decimal"/>
+      <w:lvlText w:val="(%1)"/>
+      <w:lvlJc w:val="left"/>
+      <w:pPr>
+        <w:ind w:left="360" w:hanging="360"/>
+      </w:pPr>
+      <w:rPr>
+        <w:rFonts w:hint="default"/>
+      </w:rPr>
+    </w:lvl>
+    <w:lvl w:ilvl="1" w:tplc="04090019" w:tentative="1">
+      <w:start w:val="1"/>
+      <w:numFmt w:val="lowerLetter"/>
+      <w:lvlText w:val="%2)"/>
+      <w:lvlJc w:val="left"/>
+      <w:pPr>
+        <w:ind w:left="840" w:hanging="420"/>
+      </w:pPr>
+    </w:lvl>
+    <w:lvl w:ilvl="2" w:tplc="0409001B" w:tentative="1">
+      <w:start w:val="1"/>
+      <w:numFmt w:val="lowerRoman"/>
+      <w:lvlText w:val="%3."/>
+      <w:lvlJc w:val="right"/>
+      <w:pPr>
+        <w:ind w:left="1260" w:hanging="420"/>
+      </w:pPr>
+    </w:lvl>
+    <w:lvl w:ilvl="3" w:tplc="0409000F" w:tentative="1">
+      <w:start w:val="1"/>
+      <w:numFmt w:val="decimal"/>
+      <w:lvlText w:val="%4."/>
+      <w:lvlJc w:val="left"/>
+      <w:pPr>
+        <w:ind w:left="1680" w:hanging="420"/>
+      </w:pPr>
+    </w:lvl>
+    <w:lvl w:ilvl="4" w:tplc="04090019" w:tentative="1">
+      <w:start w:val="1"/>
+      <w:numFmt w:val="lowerLetter"/>
+      <w:lvlText w:val="%5)"/>
+      <w:lvlJc w:val="left"/>
+      <w:pPr>
+        <w:ind w:left="2100" w:hanging="420"/>
+      </w:pPr>
+    </w:lvl>
+    <w:lvl w:ilvl="5" w:tplc="0409001B" w:tentative="1">
+      <w:start w:val="1"/>
+      <w:numFmt w:val="lowerRoman"/>
+      <w:lvlText w:val="%6."/>
+      <w:lvlJc w:val="right"/>
+      <w:pPr>
+        <w:ind w:left="2520" w:hanging="420"/>
+      </w:pPr>
+    </w:lvl>
+    <w:lvl w:ilvl="6" w:tplc="0409000F" w:tentative="1">
+      <w:start w:val="1"/>
+      <w:numFmt w:val="decimal"/>
+      <w:lvlText w:val="%7."/>
+      <w:lvlJc w:val="left"/>
+      <w:pPr>
+        <w:ind w:left="2940" w:hanging="420"/>
+      </w:pPr>
+    </w:lvl>
+    <w:lvl w:ilvl="7" w:tplc="04090019" w:tentative="1">
+      <w:start w:val="1"/>
+      <w:numFmt w:val="lowerLetter"/>
+      <w:lvlText w:val="%8)"/>
+      <w:lvlJc w:val="left"/>
+      <w:pPr>
+        <w:ind w:left="3360" w:hanging="420"/>
+      </w:pPr>
+    </w:lvl>
+    <w:lvl w:ilvl="8" w:tplc="0409001B" w:tentative="1">
+      <w:start w:val="1"/>
+      <w:numFmt w:val="lowerRoman"/>
+      <w:lvlText w:val="%9."/>
+      <w:lvlJc w:val="right"/>
+      <w:pPr>
+        <w:ind w:left="3780" w:hanging="420"/>
+      </w:pPr>
+    </w:lvl>
+  </w:abstractNum>
+  <w:abstractNum w:abstractNumId="16" w15:restartNumberingAfterBreak="0">
     <w:nsid w:val="6E770820"/>
     <w:multiLevelType w:val="hybridMultilevel"/>
     <w:tmpl w:val="DE4A367E"/>
@@ -4627,7 +6208,7 @@
       </w:pPr>
     </w:lvl>
   </w:abstractNum>
-  <w:abstractNum w:abstractNumId="12" w15:restartNumberingAfterBreak="0">
+  <w:abstractNum w:abstractNumId="17" w15:restartNumberingAfterBreak="0">
     <w:nsid w:val="79700961"/>
     <w:multiLevelType w:val="hybridMultilevel"/>
     <w:tmpl w:val="D85AB7B0"/>
@@ -4716,7 +6297,7 @@
       </w:pPr>
     </w:lvl>
   </w:abstractNum>
-  <w:abstractNum w:abstractNumId="13" w15:restartNumberingAfterBreak="0">
+  <w:abstractNum w:abstractNumId="18" w15:restartNumberingAfterBreak="0">
     <w:nsid w:val="7EEC09BF"/>
     <w:multiLevelType w:val="hybridMultilevel"/>
     <w:tmpl w:val="1EE0E4A2"/>
@@ -4806,46 +6387,61 @@
     </w:lvl>
   </w:abstractNum>
   <w:num w:numId="1">
-    <w:abstractNumId w:val="7"/>
+    <w:abstractNumId w:val="9"/>
   </w:num>
   <w:num w:numId="2">
-    <w:abstractNumId w:val="4"/>
+    <w:abstractNumId w:val="5"/>
   </w:num>
   <w:num w:numId="3">
-    <w:abstractNumId w:val="9"/>
+    <w:abstractNumId w:val="11"/>
   </w:num>
   <w:num w:numId="4">
     <w:abstractNumId w:val="1"/>
   </w:num>
   <w:num w:numId="5">
+    <w:abstractNumId w:val="13"/>
+  </w:num>
+  <w:num w:numId="6">
+    <w:abstractNumId w:val="16"/>
+  </w:num>
+  <w:num w:numId="7">
     <w:abstractNumId w:val="10"/>
   </w:num>
-  <w:num w:numId="6">
-    <w:abstractNumId w:val="11"/>
-  </w:num>
-  <w:num w:numId="7">
-    <w:abstractNumId w:val="8"/>
-  </w:num>
   <w:num w:numId="8">
-    <w:abstractNumId w:val="5"/>
+    <w:abstractNumId w:val="6"/>
   </w:num>
   <w:num w:numId="9">
-    <w:abstractNumId w:val="12"/>
+    <w:abstractNumId w:val="17"/>
   </w:num>
   <w:num w:numId="10">
     <w:abstractNumId w:val="2"/>
   </w:num>
   <w:num w:numId="11">
-    <w:abstractNumId w:val="13"/>
+    <w:abstractNumId w:val="18"/>
   </w:num>
   <w:num w:numId="12">
-    <w:abstractNumId w:val="6"/>
+    <w:abstractNumId w:val="8"/>
   </w:num>
   <w:num w:numId="13">
     <w:abstractNumId w:val="0"/>
   </w:num>
   <w:num w:numId="14">
     <w:abstractNumId w:val="3"/>
+  </w:num>
+  <w:num w:numId="15">
+    <w:abstractNumId w:val="15"/>
+  </w:num>
+  <w:num w:numId="16">
+    <w:abstractNumId w:val="4"/>
+  </w:num>
+  <w:num w:numId="17">
+    <w:abstractNumId w:val="12"/>
+  </w:num>
+  <w:num w:numId="18">
+    <w:abstractNumId w:val="14"/>
+  </w:num>
+  <w:num w:numId="19">
+    <w:abstractNumId w:val="7"/>
   </w:num>
 </w:numbering>
 </file>
